--- a/lessons/chapters/build/word/Chapter03.docx
+++ b/lessons/chapters/build/word/Chapter03.docx
@@ -281,7 +281,7 @@
     </w:tbl>
     <w:p>
       <w:pPr>
-        <w:pStyle w:val="BodyText"/>
+        <w:pStyle w:val="FirstParagraph"/>
       </w:pPr>
       <w:r>
         <w:t xml:space="preserve">Part One is reading.  Part Two is six small steps, and the sketch runs at the</w:t>
@@ -293,23 +293,25 @@
         <w:t xml:space="preserve">end of every one.</w:t>
       </w:r>
     </w:p>
-    <w:bookmarkStart w:id="11" w:name="part-one---two-numbers-and-a-step"/>
     <w:p>
       <w:pPr>
         <w:pStyle w:val="Heading1"/>
       </w:pPr>
+      <w:bookmarkStart w:id="9" w:name="_257bdb709422d6de49c4634519cb6f36e1000a4"/>
       <w:r>
         <w:t xml:space="preserve">Part One - Two numbers and a step</w:t>
       </w:r>
-    </w:p>
-    <w:bookmarkStart w:id="9" w:name="velocity-is-two-numbers"/>
+      <w:bookmarkEnd w:id="9"/>
+    </w:p>
     <w:p>
       <w:pPr>
         <w:pStyle w:val="Heading2"/>
       </w:pPr>
+      <w:bookmarkStart w:id="10" w:name="_aa4c89da02662227ceb68616e4da23c01a2e580"/>
       <w:r>
         <w:t xml:space="preserve">3.1  Velocity is two numbers</w:t>
       </w:r>
+      <w:bookmarkEnd w:id="10"/>
     </w:p>
     <w:p>
       <w:pPr>
@@ -680,12 +682,11 @@
         <w:spacing w:before="0" w:after="0" w:line="20" w:lineRule="exact"/>
       </w:pPr>
     </w:p>
-    <w:bookmarkEnd w:id="9"/>
-    <w:bookmarkStart w:id="10" w:name="move-is-the-step"/>
     <w:p>
       <w:pPr>
         <w:pStyle w:val="Heading2"/>
       </w:pPr>
+      <w:bookmarkStart w:id="11" w:name="_a667445a0be2d78569ad9454f2904e8124479d0"/>
       <w:r>
         <w:t xml:space="preserve">3.2 </w:t>
       </w:r>
@@ -704,6 +705,7 @@
       <w:r>
         <w:t xml:space="preserve">is the step</w:t>
       </w:r>
+      <w:bookmarkEnd w:id="11"/>
     </w:p>
     <w:p>
       <w:pPr>
@@ -783,25 +785,25 @@
         <w:t xml:space="preserve">, where it happens sixty times a second.</w:t>
       </w:r>
     </w:p>
-    <w:bookmarkEnd w:id="10"/>
-    <w:bookmarkEnd w:id="11"/>
-    <w:bookmarkStart w:id="37" w:name="part-two---make-it-go"/>
     <w:p>
       <w:pPr>
         <w:pStyle w:val="Heading1"/>
       </w:pPr>
+      <w:bookmarkStart w:id="12" w:name="_36bfcb2417815981ed90be6b7422610da42e951"/>
       <w:r>
         <w:t xml:space="preserve">Part Two - Make it go</w:t>
       </w:r>
-    </w:p>
-    <w:bookmarkStart w:id="12" w:name="step-1---a-velocity-and-nothing-else"/>
+      <w:bookmarkEnd w:id="12"/>
+    </w:p>
     <w:p>
       <w:pPr>
         <w:pStyle w:val="Heading2"/>
       </w:pPr>
+      <w:bookmarkStart w:id="13" w:name="_8a5d43d7fe829941619dfe123792a52a8122cd9"/>
       <w:r>
         <w:t xml:space="preserve">Step 1 - A velocity, and nothing else</w:t>
       </w:r>
+      <w:bookmarkEnd w:id="13"/>
     </w:p>
     <w:p>
       <w:pPr>
@@ -1145,6 +1147,801 @@
         </w:rPr>
         <w:t xml:space="preserve">}</w:t>
       </w:r>
+    </w:p>
+    <w:p>
+      <w:pPr>
+        <w:pStyle w:val="KeepWithNext"/>
+      </w:pPr>
+      <w:r>
+        <w:t xml:space="preserve">Run it.</w:t>
+      </w:r>
+    </w:p>
+    <w:tbl>
+      <w:tblPr>
+        <w:tblW w:w="9360" w:type="dxa"/>
+        <w:tblInd w:w="92" w:type="dxa"/>
+        <w:tblLayout w:type="fixed"/>
+        <w:tblBorders>
+          <w:top w:val="nil"/>
+          <w:left w:val="nil"/>
+          <w:bottom w:val="nil"/>
+          <w:right w:val="nil"/>
+          <w:insideH w:val="nil"/>
+          <w:insideV w:val="nil"/>
+        </w:tblBorders>
+        <w:tblCellMar>
+          <w:top w:w="0" w:type="dxa"/>
+          <w:left w:w="200" w:type="dxa"/>
+          <w:bottom w:w="0" w:type="dxa"/>
+          <w:right w:w="200" w:type="dxa"/>
+        </w:tblCellMar>
+        <w:tblLook w:val="0000" w:firstRow="0" w:lastRow="0" w:firstColumn="0" w:lastColumn="0" w:noHBand="1" w:noVBand="1"/>
+      </w:tblPr>
+      <w:tblGrid>
+        <w:gridCol w:w="9360"/>
+      </w:tblGrid>
+      <w:tr>
+        <w:trPr>
+          <w:cantSplit/>
+        </w:trPr>
+        <w:tc>
+          <w:tcPr>
+            <w:tcW w:w="9360" w:type="dxa"/>
+            <w:tcBorders>
+              <w:top w:val="single" w:sz="4" w:space="0" w:color="C2E6D1"/>
+              <w:left w:val="single" w:sz="36" w:space="0" w:color="1D7A44"/>
+              <w:bottom w:val="single" w:sz="4" w:space="0" w:color="C2E6D1"/>
+              <w:right w:val="single" w:sz="4" w:space="0" w:color="C2E6D1"/>
+            </w:tcBorders>
+            <w:shd w:val="clear" w:color="auto" w:fill="F1FBF5"/>
+            <w:tcMar>
+              <w:top w:w="60" w:type="dxa"/>
+              <w:bottom w:w="60" w:type="dxa"/>
+            </w:tcMar>
+          </w:tcPr>
+          <w:p>
+            <w:pPr>
+              <w:pStyle w:val="FirstParagraph"/>
+            </w:pPr>
+            <w:r>
+              <w:rPr>
+                <w:b/>
+                <w:bCs/>
+              </w:rPr>
+              <w:t xml:space="preserve">Check.</w:t>
+            </w:r>
+            <w:r>
+              <w:t xml:space="preserve">  Your character sits in the middle of the window, exactly the way it</w:t>
+            </w:r>
+            <w:r>
+              <w:t xml:space="preserve"> </w:t>
+            </w:r>
+            <w:r>
+              <w:t xml:space="preserve">did in Chapter 2.</w:t>
+            </w:r>
+          </w:p>
+        </w:tc>
+      </w:tr>
+    </w:tbl>
+    <w:p>
+      <w:pPr>
+        <w:spacing w:before="0" w:after="0" w:line="120" w:lineRule="exact"/>
+      </w:pPr>
+    </w:p>
+    <w:p>
+      <w:pPr>
+        <w:pStyle w:val="BodyText"/>
+      </w:pPr>
+      <w:r>
+        <w:t xml:space="preserve">You told it how fast to go.  Taking the step is a separate instruction, and</w:t>
+      </w:r>
+      <w:r>
+        <w:t xml:space="preserve"> </w:t>
+      </w:r>
+      <w:r>
+        <w:t xml:space="preserve">that's Step 2.</w:t>
+      </w:r>
+    </w:p>
+    <w:p>
+      <w:pPr>
+        <w:pStyle w:val="Heading2"/>
+      </w:pPr>
+      <w:bookmarkStart w:id="14" w:name="_060fac417f9b0dfad78cd8fc7ac75afb3423c69"/>
+      <w:r>
+        <w:t xml:space="preserve">Step 2 - Take the step</w:t>
+      </w:r>
+      <w:bookmarkEnd w:id="14"/>
+    </w:p>
+    <w:p>
+      <w:pPr>
+        <w:pStyle w:val="KeepWithNext"/>
+      </w:pPr>
+      <w:r>
+        <w:rPr>
+          <w:b/>
+          <w:bCs/>
+        </w:rPr>
+        <w:t xml:space="preserve">Build it.</w:t>
+      </w:r>
+      <w:r>
+        <w:t xml:space="preserve">  In</w:t>
+      </w:r>
+      <w:r>
+        <w:t xml:space="preserve"> </w:t>
+      </w:r>
+      <w:r>
+        <w:rPr>
+          <w:rStyle w:val="VerbatimChar"/>
+        </w:rPr>
+        <w:t xml:space="preserve">draw()</w:t>
+      </w:r>
+      <w:r>
+        <w:t xml:space="preserve">, add</w:t>
+      </w:r>
+      <w:r>
+        <w:t xml:space="preserve"> </w:t>
+      </w:r>
+      <w:r>
+        <w:rPr>
+          <w:rStyle w:val="VerbatimChar"/>
+        </w:rPr>
+        <w:t xml:space="preserve">player.move();</w:t>
+      </w:r>
+      <w:r>
+        <w:t xml:space="preserve"> </w:t>
+      </w:r>
+      <w:r>
+        <w:t xml:space="preserve">on the line</w:t>
+      </w:r>
+      <w:r>
+        <w:t xml:space="preserve"> </w:t>
+      </w:r>
+      <w:r>
+        <w:rPr>
+          <w:b/>
+          <w:bCs/>
+        </w:rPr>
+        <w:t xml:space="preserve">before</w:t>
+      </w:r>
+      <w:r>
+        <w:t xml:space="preserve"> </w:t>
+      </w:r>
+      <w:r>
+        <w:rPr>
+          <w:rStyle w:val="VerbatimChar"/>
+        </w:rPr>
+        <w:t xml:space="preserve">player.drawSprite();</w:t>
+      </w:r>
+      <w:r>
+        <w:t xml:space="preserve">:</w:t>
+      </w:r>
+    </w:p>
+    <w:p>
+      <w:pPr>
+        <w:pStyle w:val="SourceCode"/>
+      </w:pPr>
+      <w:r>
+        <w:rPr>
+          <w:rStyle w:val="DataTypeTok"/>
+        </w:rPr>
+        <w:t xml:space="preserve">void</w:t>
+      </w:r>
+      <w:r>
+        <w:rPr>
+          <w:rStyle w:val="NormalTok"/>
+        </w:rPr>
+        <w:t xml:space="preserve"> </w:t>
+      </w:r>
+      <w:r>
+        <w:rPr>
+          <w:rStyle w:val="FunctionTok"/>
+        </w:rPr>
+        <w:t xml:space="preserve">draw</w:t>
+      </w:r>
+      <w:r>
+        <w:rPr>
+          <w:rStyle w:val="OperatorTok"/>
+        </w:rPr>
+        <w:t xml:space="preserve">()</w:t>
+      </w:r>
+      <w:r>
+        <w:rPr>
+          <w:rStyle w:val="NormalTok"/>
+        </w:rPr>
+        <w:t xml:space="preserve"> </w:t>
+      </w:r>
+      <w:r>
+        <w:rPr>
+          <w:rStyle w:val="OperatorTok"/>
+        </w:rPr>
+        <w:t xml:space="preserve">{</w:t>
+      </w:r>
+      <w:r>
+        <w:br/>
+      </w:r>
+      <w:r>
+        <w:rPr>
+          <w:rStyle w:val="NormalTok"/>
+        </w:rPr>
+        <w:t xml:space="preserve">  </w:t>
+      </w:r>
+      <w:r>
+        <w:rPr>
+          <w:rStyle w:val="FunctionTok"/>
+        </w:rPr>
+        <w:t xml:space="preserve">background</w:t>
+      </w:r>
+      <w:r>
+        <w:rPr>
+          <w:rStyle w:val="OperatorTok"/>
+        </w:rPr>
+        <w:t xml:space="preserve">(</w:t>
+      </w:r>
+      <w:r>
+        <w:rPr>
+          <w:rStyle w:val="DecValTok"/>
+        </w:rPr>
+        <w:t xml:space="preserve">240</w:t>
+      </w:r>
+      <w:r>
+        <w:rPr>
+          <w:rStyle w:val="OperatorTok"/>
+        </w:rPr>
+        <w:t xml:space="preserve">);</w:t>
+      </w:r>
+      <w:r>
+        <w:br/>
+      </w:r>
+      <w:r>
+        <w:rPr>
+          <w:rStyle w:val="NormalTok"/>
+        </w:rPr>
+        <w:t xml:space="preserve">  player</w:t>
+      </w:r>
+      <w:r>
+        <w:rPr>
+          <w:rStyle w:val="OperatorTok"/>
+        </w:rPr>
+        <w:t xml:space="preserve">.</w:t>
+      </w:r>
+      <w:r>
+        <w:rPr>
+          <w:rStyle w:val="FunctionTok"/>
+        </w:rPr>
+        <w:t xml:space="preserve">move</w:t>
+      </w:r>
+      <w:r>
+        <w:rPr>
+          <w:rStyle w:val="OperatorTok"/>
+        </w:rPr>
+        <w:t xml:space="preserve">();</w:t>
+      </w:r>
+      <w:r>
+        <w:rPr>
+          <w:rStyle w:val="NormalTok"/>
+        </w:rPr>
+        <w:t xml:space="preserve">        </w:t>
+      </w:r>
+      <w:r>
+        <w:rPr>
+          <w:rStyle w:val="CommentTok"/>
+        </w:rPr>
+        <w:t xml:space="preserve">// update position (do this BEFORE drawing)</w:t>
+      </w:r>
+      <w:r>
+        <w:br/>
+      </w:r>
+      <w:r>
+        <w:rPr>
+          <w:rStyle w:val="NormalTok"/>
+        </w:rPr>
+        <w:t xml:space="preserve">  player</w:t>
+      </w:r>
+      <w:r>
+        <w:rPr>
+          <w:rStyle w:val="OperatorTok"/>
+        </w:rPr>
+        <w:t xml:space="preserve">.</w:t>
+      </w:r>
+      <w:r>
+        <w:rPr>
+          <w:rStyle w:val="FunctionTok"/>
+        </w:rPr>
+        <w:t xml:space="preserve">drawSprite</w:t>
+      </w:r>
+      <w:r>
+        <w:rPr>
+          <w:rStyle w:val="OperatorTok"/>
+        </w:rPr>
+        <w:t xml:space="preserve">();</w:t>
+      </w:r>
+      <w:r>
+        <w:rPr>
+          <w:rStyle w:val="NormalTok"/>
+        </w:rPr>
+        <w:t xml:space="preserve">  </w:t>
+      </w:r>
+      <w:r>
+        <w:rPr>
+          <w:rStyle w:val="CommentTok"/>
+        </w:rPr>
+        <w:t xml:space="preserve">// draw at new position</w:t>
+      </w:r>
+      <w:r>
+        <w:br/>
+      </w:r>
+      <w:r>
+        <w:rPr>
+          <w:rStyle w:val="OperatorTok"/>
+        </w:rPr>
+        <w:t xml:space="preserve">}</w:t>
+      </w:r>
+    </w:p>
+    <w:p>
+      <w:pPr>
+        <w:pStyle w:val="KeepWithNext"/>
+      </w:pPr>
+      <w:r>
+        <w:t xml:space="preserve">Run it, and watch.</w:t>
+      </w:r>
+    </w:p>
+    <w:tbl>
+      <w:tblPr>
+        <w:tblW w:w="9360" w:type="dxa"/>
+        <w:tblInd w:w="92" w:type="dxa"/>
+        <w:tblLayout w:type="fixed"/>
+        <w:tblBorders>
+          <w:top w:val="nil"/>
+          <w:left w:val="nil"/>
+          <w:bottom w:val="nil"/>
+          <w:right w:val="nil"/>
+          <w:insideH w:val="nil"/>
+          <w:insideV w:val="nil"/>
+        </w:tblBorders>
+        <w:tblCellMar>
+          <w:top w:w="0" w:type="dxa"/>
+          <w:left w:w="200" w:type="dxa"/>
+          <w:bottom w:w="0" w:type="dxa"/>
+          <w:right w:w="200" w:type="dxa"/>
+        </w:tblCellMar>
+        <w:tblLook w:val="0000" w:firstRow="0" w:lastRow="0" w:firstColumn="0" w:lastColumn="0" w:noHBand="1" w:noVBand="1"/>
+      </w:tblPr>
+      <w:tblGrid>
+        <w:gridCol w:w="9360"/>
+      </w:tblGrid>
+      <w:tr>
+        <w:trPr>
+          <w:cantSplit/>
+        </w:trPr>
+        <w:tc>
+          <w:tcPr>
+            <w:tcW w:w="9360" w:type="dxa"/>
+            <w:tcBorders>
+              <w:top w:val="single" w:sz="4" w:space="0" w:color="C2E6D1"/>
+              <w:left w:val="single" w:sz="36" w:space="0" w:color="1D7A44"/>
+              <w:bottom w:val="single" w:sz="4" w:space="0" w:color="C2E6D1"/>
+              <w:right w:val="single" w:sz="4" w:space="0" w:color="C2E6D1"/>
+            </w:tcBorders>
+            <w:shd w:val="clear" w:color="auto" w:fill="F1FBF5"/>
+            <w:tcMar>
+              <w:top w:w="60" w:type="dxa"/>
+              <w:bottom w:w="60" w:type="dxa"/>
+            </w:tcMar>
+          </w:tcPr>
+          <w:p>
+            <w:pPr>
+              <w:pStyle w:val="FirstParagraph"/>
+            </w:pPr>
+            <w:r>
+              <w:rPr>
+                <w:b/>
+                <w:bCs/>
+              </w:rPr>
+              <w:t xml:space="preserve">Check.</w:t>
+            </w:r>
+            <w:r>
+              <w:t xml:space="preserve">  Your character drifts up and to the right.</w:t>
+            </w:r>
+          </w:p>
+        </w:tc>
+      </w:tr>
+    </w:tbl>
+    <w:p>
+      <w:pPr>
+        <w:spacing w:before="0" w:after="0" w:line="120" w:lineRule="exact"/>
+      </w:pPr>
+    </w:p>
+    <w:p>
+      <w:pPr>
+        <w:pStyle w:val="Screenshot"/>
+      </w:pPr>
+      <w:r>
+        <w:drawing>
+          <wp:inline>
+            <wp:extent cx="3108960" cy="2331720"/>
+            <wp:effectExtent b="0" l="0" r="0" t="0"/>
+            <wp:docPr descr="" title="" id="16" name="Picture"/>
+            <a:graphic>
+              <a:graphicData uri="http://schemas.openxmlformats.org/drawingml/2006/picture">
+                <pic:pic>
+                  <pic:nvPicPr>
+                    <pic:cNvPr descr="lessons/chapters/screenshots/ch03_Moving.png" id="17" name="Picture"/>
+                    <pic:cNvPicPr>
+                      <a:picLocks noChangeArrowheads="1" noChangeAspect="1"/>
+                    </pic:cNvPicPr>
+                  </pic:nvPicPr>
+                  <pic:blipFill>
+                    <a:blip r:embed="rId15"/>
+                    <a:stretch>
+                      <a:fillRect/>
+                    </a:stretch>
+                  </pic:blipFill>
+                  <pic:spPr bwMode="auto">
+                    <a:xfrm>
+                      <a:off x="0" y="0"/>
+                      <a:ext cx="3108960" cy="2331720"/>
+                    </a:xfrm>
+                    <a:prstGeom prst="rect">
+                      <a:avLst/>
+                    </a:prstGeom>
+                    <a:noFill/>
+                    <a:ln w="9525">
+                      <a:solidFill>
+                        <a:srgbClr val="C9D8E8"/>
+                      </a:solidFill>
+                      <a:headEnd/>
+                      <a:tailEnd/>
+                    </a:ln>
+                  </pic:spPr>
+                </pic:pic>
+              </a:graphicData>
+            </a:graphic>
+          </wp:inline>
+        </w:drawing>
+      </w:r>
+    </w:p>
+    <w:p>
+      <w:pPr>
+        <w:pStyle w:val="ScreenshotCaption"/>
+      </w:pPr>
+      <w:r>
+        <w:t xml:space="preserve">One second in:  60 frames, 180 pixels right and 120 up.</w:t>
+      </w:r>
+    </w:p>
+    <w:tbl>
+      <w:tblPr>
+        <w:tblW w:w="9360" w:type="dxa"/>
+        <w:tblInd w:w="92" w:type="dxa"/>
+        <w:tblLayout w:type="fixed"/>
+        <w:tblBorders>
+          <w:top w:val="nil"/>
+          <w:left w:val="nil"/>
+          <w:bottom w:val="nil"/>
+          <w:right w:val="nil"/>
+          <w:insideH w:val="nil"/>
+          <w:insideV w:val="nil"/>
+        </w:tblBorders>
+        <w:tblCellMar>
+          <w:top w:w="0" w:type="dxa"/>
+          <w:left w:w="200" w:type="dxa"/>
+          <w:bottom w:w="0" w:type="dxa"/>
+          <w:right w:w="200" w:type="dxa"/>
+        </w:tblCellMar>
+        <w:tblLook w:val="0000" w:firstRow="0" w:lastRow="0" w:firstColumn="0" w:lastColumn="0" w:noHBand="1" w:noVBand="1"/>
+      </w:tblPr>
+      <w:tblGrid>
+        <w:gridCol w:w="9360"/>
+      </w:tblGrid>
+      <w:tr>
+        <w:trPr>
+          <w:cantSplit/>
+        </w:trPr>
+        <w:tc>
+          <w:tcPr>
+            <w:tcW w:w="9360" w:type="dxa"/>
+            <w:tcBorders>
+              <w:top w:val="single" w:sz="4" w:space="0" w:color="F0C9C4"/>
+              <w:left w:val="single" w:sz="36" w:space="0" w:color="B4382C"/>
+              <w:bottom w:val="single" w:sz="4" w:space="0" w:color="F0C9C4"/>
+              <w:right w:val="single" w:sz="4" w:space="0" w:color="F0C9C4"/>
+            </w:tcBorders>
+            <w:shd w:val="clear" w:color="auto" w:fill="FDF2F1"/>
+            <w:tcMar>
+              <w:top w:w="60" w:type="dxa"/>
+              <w:bottom w:w="60" w:type="dxa"/>
+            </w:tcMar>
+          </w:tcPr>
+          <w:p>
+            <w:pPr>
+              <w:pStyle w:val="BodyText"/>
+            </w:pPr>
+            <w:r>
+              <w:rPr>
+                <w:b/>
+                <w:bCs/>
+              </w:rPr>
+              <w:t xml:space="preserve">Watch out.</w:t>
+            </w:r>
+            <w:r>
+              <w:t xml:space="preserve">  A character with a velocity and no</w:t>
+            </w:r>
+            <w:r>
+              <w:t xml:space="preserve"> </w:t>
+            </w:r>
+            <w:r>
+              <w:rPr>
+                <w:rStyle w:val="VerbatimChar"/>
+              </w:rPr>
+              <w:t xml:space="preserve">move()</w:t>
+            </w:r>
+            <w:r>
+              <w:t xml:space="preserve"> </w:t>
+            </w:r>
+            <w:r>
+              <w:t xml:space="preserve">sits perfectly still.  This</w:t>
+            </w:r>
+            <w:r>
+              <w:t xml:space="preserve"> </w:t>
+            </w:r>
+            <w:r>
+              <w:t xml:space="preserve">is the most common mistake in the chapter.  When your character is frozen,</w:t>
+            </w:r>
+            <w:r>
+              <w:t xml:space="preserve"> </w:t>
+            </w:r>
+            <w:r>
+              <w:t xml:space="preserve">look for</w:t>
+            </w:r>
+            <w:r>
+              <w:t xml:space="preserve"> </w:t>
+            </w:r>
+            <w:r>
+              <w:rPr>
+                <w:rStyle w:val="VerbatimChar"/>
+              </w:rPr>
+              <w:t xml:space="preserve">move()</w:t>
+            </w:r>
+            <w:r>
+              <w:t xml:space="preserve"> </w:t>
+            </w:r>
+            <w:r>
+              <w:t xml:space="preserve">in</w:t>
+            </w:r>
+            <w:r>
+              <w:t xml:space="preserve"> </w:t>
+            </w:r>
+            <w:r>
+              <w:rPr>
+                <w:rStyle w:val="VerbatimChar"/>
+              </w:rPr>
+              <w:t xml:space="preserve">draw()</w:t>
+            </w:r>
+            <w:r>
+              <w:t xml:space="preserve"> </w:t>
+            </w:r>
+            <w:r>
+              <w:t xml:space="preserve">first.</w:t>
+            </w:r>
+          </w:p>
+        </w:tc>
+      </w:tr>
+    </w:tbl>
+    <w:p>
+      <w:pPr>
+        <w:spacing w:before="0" w:after="0" w:line="120" w:lineRule="exact"/>
+      </w:pPr>
+    </w:p>
+    <w:p>
+      <w:pPr>
+        <w:pStyle w:val="Heading2"/>
+      </w:pPr>
+      <w:bookmarkStart w:id="18" w:name="_9be82653a246f4ccdb8ddd9181cf0e9a0d2a7eb"/>
+      <w:r>
+        <w:t xml:space="preserve">Step 3 - See every frame</w:t>
+      </w:r>
+      <w:bookmarkEnd w:id="18"/>
+    </w:p>
+    <w:p>
+      <w:pPr>
+        <w:pStyle w:val="FirstParagraph"/>
+      </w:pPr>
+      <w:r>
+        <w:rPr>
+          <w:rStyle w:val="VerbatimChar"/>
+        </w:rPr>
+        <w:t xml:space="preserve">background(240)</w:t>
+      </w:r>
+      <w:r>
+        <w:t xml:space="preserve"> </w:t>
+      </w:r>
+      <w:r>
+        <w:t xml:space="preserve">paints over the whole window at the start of every frame. </w:t>
+      </w:r>
+      <w:r>
+        <w:t xml:space="preserve"> </w:t>
+      </w:r>
+      <w:r>
+        <w:t xml:space="preserve">Here's what your character looks like without it.</w:t>
+      </w:r>
+    </w:p>
+    <w:p>
+      <w:pPr>
+        <w:pStyle w:val="KeepWithNext"/>
+      </w:pPr>
+      <w:r>
+        <w:rPr>
+          <w:b/>
+          <w:bCs/>
+        </w:rPr>
+        <w:t xml:space="preserve">Build it.</w:t>
+      </w:r>
+      <w:r>
+        <w:t xml:space="preserve">  Put</w:t>
+      </w:r>
+      <w:r>
+        <w:t xml:space="preserve"> </w:t>
+      </w:r>
+      <w:r>
+        <w:rPr>
+          <w:rStyle w:val="VerbatimChar"/>
+        </w:rPr>
+        <w:t xml:space="preserve">//</w:t>
+      </w:r>
+      <w:r>
+        <w:t xml:space="preserve"> </w:t>
+      </w:r>
+      <w:r>
+        <w:t xml:space="preserve">at the front of the</w:t>
+      </w:r>
+      <w:r>
+        <w:t xml:space="preserve"> </w:t>
+      </w:r>
+      <w:r>
+        <w:rPr>
+          <w:rStyle w:val="VerbatimChar"/>
+        </w:rPr>
+        <w:t xml:space="preserve">background</w:t>
+      </w:r>
+      <w:r>
+        <w:t xml:space="preserve"> </w:t>
+      </w:r>
+      <w:r>
+        <w:t xml:space="preserve">line, so it reads:</w:t>
+      </w:r>
+    </w:p>
+    <w:p>
+      <w:pPr>
+        <w:pStyle w:val="SourceCode"/>
+      </w:pPr>
+      <w:r>
+        <w:rPr>
+          <w:rStyle w:val="NormalTok"/>
+        </w:rPr>
+        <w:t xml:space="preserve">  </w:t>
+      </w:r>
+      <w:r>
+        <w:rPr>
+          <w:rStyle w:val="CommentTok"/>
+        </w:rPr>
+        <w:t xml:space="preserve">//background(240);</w:t>
+      </w:r>
+    </w:p>
+    <w:tbl>
+      <w:tblPr>
+        <w:tblW w:w="9360" w:type="dxa"/>
+        <w:tblInd w:w="92" w:type="dxa"/>
+        <w:tblLayout w:type="fixed"/>
+        <w:tblBorders>
+          <w:top w:val="nil"/>
+          <w:left w:val="nil"/>
+          <w:bottom w:val="nil"/>
+          <w:right w:val="nil"/>
+          <w:insideH w:val="nil"/>
+          <w:insideV w:val="nil"/>
+        </w:tblBorders>
+        <w:tblCellMar>
+          <w:top w:w="0" w:type="dxa"/>
+          <w:left w:w="200" w:type="dxa"/>
+          <w:bottom w:w="0" w:type="dxa"/>
+          <w:right w:w="200" w:type="dxa"/>
+        </w:tblCellMar>
+        <w:tblLook w:val="0000" w:firstRow="0" w:lastRow="0" w:firstColumn="0" w:lastColumn="0" w:noHBand="1" w:noVBand="1"/>
+      </w:tblPr>
+      <w:tblGrid>
+        <w:gridCol w:w="9360"/>
+      </w:tblGrid>
+      <w:tr>
+        <w:trPr>
+          <w:cantSplit/>
+        </w:trPr>
+        <w:tc>
+          <w:tcPr>
+            <w:tcW w:w="9360" w:type="dxa"/>
+            <w:tcBorders>
+              <w:top w:val="single" w:sz="4" w:space="0" w:color="CFE0F3"/>
+              <w:left w:val="single" w:sz="36" w:space="0" w:color="2B6CB0"/>
+              <w:bottom w:val="single" w:sz="4" w:space="0" w:color="CFE0F3"/>
+              <w:right w:val="single" w:sz="4" w:space="0" w:color="CFE0F3"/>
+            </w:tcBorders>
+            <w:shd w:val="clear" w:color="auto" w:fill="F2F7FD"/>
+            <w:tcMar>
+              <w:top w:w="60" w:type="dxa"/>
+              <w:bottom w:w="60" w:type="dxa"/>
+            </w:tcMar>
+          </w:tcPr>
+          <w:p>
+            <w:pPr>
+              <w:pStyle w:val="FirstParagraph"/>
+            </w:pPr>
+            <w:r>
+              <w:rPr>
+                <w:b/>
+                <w:bCs/>
+              </w:rPr>
+              <w:t xml:space="preserve">Aside:  commenting out</w:t>
+            </w:r>
+          </w:p>
+          <w:p>
+            <w:pPr>
+              <w:pStyle w:val="BodyText"/>
+            </w:pPr>
+            <w:r>
+              <w:rPr>
+                <w:rStyle w:val="VerbatimChar"/>
+              </w:rPr>
+              <w:t xml:space="preserve">//</w:t>
+            </w:r>
+            <w:r>
+              <w:t xml:space="preserve"> </w:t>
+            </w:r>
+            <w:r>
+              <w:t xml:space="preserve">turns a whole line into a comment, so Processing skips it.  That's called</w:t>
+            </w:r>
+            <w:r>
+              <w:t xml:space="preserve"> </w:t>
+            </w:r>
+            <w:r>
+              <w:rPr>
+                <w:b/>
+                <w:bCs/>
+              </w:rPr>
+              <w:t xml:space="preserve">commenting out</w:t>
+            </w:r>
+            <w:r>
+              <w:t xml:space="preserve"> </w:t>
+            </w:r>
+            <w:r>
+              <w:t xml:space="preserve">a line.  It's the quickest way to switch something off and</w:t>
+            </w:r>
+            <w:r>
+              <w:t xml:space="preserve"> </w:t>
+            </w:r>
+            <w:r>
+              <w:t xml:space="preserve">keep it handy:  take the</w:t>
+            </w:r>
+            <w:r>
+              <w:t xml:space="preserve"> </w:t>
+            </w:r>
+            <w:r>
+              <w:rPr>
+                <w:rStyle w:val="VerbatimChar"/>
+              </w:rPr>
+              <w:t xml:space="preserve">//</w:t>
+            </w:r>
+            <w:r>
+              <w:t xml:space="preserve"> </w:t>
+            </w:r>
+            <w:r>
+              <w:t xml:space="preserve">away, and the line is back.</w:t>
+            </w:r>
+          </w:p>
+        </w:tc>
+      </w:tr>
+    </w:tbl>
+    <w:p>
+      <w:pPr>
+        <w:spacing w:before="0" w:after="0" w:line="120" w:lineRule="exact"/>
+      </w:pPr>
     </w:p>
     <w:p>
       <w:pPr>
@@ -1209,13 +2006,7 @@
               <w:t xml:space="preserve">Check.</w:t>
             </w:r>
             <w:r>
-              <w:t xml:space="preserve">  Your character sits in the middle of the window, exactly the way it</w:t>
-            </w:r>
-            <w:r>
-              <w:t xml:space="preserve"> </w:t>
-            </w:r>
-            <w:r>
-              <w:t xml:space="preserve">did in Chapter 2.</w:t>
+              <w:t xml:space="preserve">  A long blue stripe, with your character's face at the front end.</w:t>
             </w:r>
           </w:p>
         </w:tc>
@@ -1228,41 +2019,294 @@
     </w:p>
     <w:p>
       <w:pPr>
+        <w:pStyle w:val="Screenshot"/>
+      </w:pPr>
+      <w:r>
+        <w:drawing>
+          <wp:inline>
+            <wp:extent cx="3108960" cy="2331720"/>
+            <wp:effectExtent b="0" l="0" r="0" t="0"/>
+            <wp:docPr descr="" title="" id="20" name="Picture"/>
+            <a:graphic>
+              <a:graphicData uri="http://schemas.openxmlformats.org/drawingml/2006/picture">
+                <pic:pic>
+                  <pic:nvPicPr>
+                    <pic:cNvPr descr="lessons/chapters/screenshots/ch03_Trail.png" id="21" name="Picture"/>
+                    <pic:cNvPicPr>
+                      <a:picLocks noChangeArrowheads="1" noChangeAspect="1"/>
+                    </pic:cNvPicPr>
+                  </pic:nvPicPr>
+                  <pic:blipFill>
+                    <a:blip r:embed="rId19"/>
+                    <a:stretch>
+                      <a:fillRect/>
+                    </a:stretch>
+                  </pic:blipFill>
+                  <pic:spPr bwMode="auto">
+                    <a:xfrm>
+                      <a:off x="0" y="0"/>
+                      <a:ext cx="3108960" cy="2331720"/>
+                    </a:xfrm>
+                    <a:prstGeom prst="rect">
+                      <a:avLst/>
+                    </a:prstGeom>
+                    <a:noFill/>
+                    <a:ln w="9525">
+                      <a:solidFill>
+                        <a:srgbClr val="C9D8E8"/>
+                      </a:solidFill>
+                      <a:headEnd/>
+                      <a:tailEnd/>
+                    </a:ln>
+                  </pic:spPr>
+                </pic:pic>
+              </a:graphicData>
+            </a:graphic>
+          </wp:inline>
+        </w:drawing>
+      </w:r>
+    </w:p>
+    <w:p>
+      <w:pPr>
+        <w:pStyle w:val="ScreenshotCaption"/>
+      </w:pPr>
+      <w:r>
+        <w:t xml:space="preserve">Every frame, still on the screen.</w:t>
+      </w:r>
+    </w:p>
+    <w:p>
+      <w:pPr>
         <w:pStyle w:val="BodyText"/>
       </w:pPr>
       <w:r>
-        <w:t xml:space="preserve">You told it how fast to go.  Taking the step is a separate instruction, and</w:t>
-      </w:r>
-      <w:r>
-        <w:t xml:space="preserve"> </w:t>
-      </w:r>
-      <w:r>
-        <w:t xml:space="preserve">that's Step 2.</w:t>
-      </w:r>
-    </w:p>
-    <w:bookmarkEnd w:id="12"/>
-    <w:bookmarkStart w:id="16" w:name="step-2---take-the-step"/>
+        <w:t xml:space="preserve">That stripe is every frame of the flipbook from Chapter 1, at once.  Each frame</w:t>
+      </w:r>
+      <w:r>
+        <w:t xml:space="preserve"> </w:t>
+      </w:r>
+      <w:r>
+        <w:t xml:space="preserve">drew your character one step further along, and with nothing painting over the</w:t>
+      </w:r>
+      <w:r>
+        <w:t xml:space="preserve"> </w:t>
+      </w:r>
+      <w:r>
+        <w:t xml:space="preserve">old ones, they're all still there.  The grey is the color Processing starts a</w:t>
+      </w:r>
+      <w:r>
+        <w:t xml:space="preserve"> </w:t>
+      </w:r>
+      <w:r>
+        <w:t xml:space="preserve">window with.</w:t>
+      </w:r>
+    </w:p>
+    <w:p>
+      <w:pPr>
+        <w:pStyle w:val="BodyText"/>
+      </w:pPr>
+      <w:r>
+        <w:t xml:space="preserve">Leave the</w:t>
+      </w:r>
+      <w:r>
+        <w:t xml:space="preserve"> </w:t>
+      </w:r>
+      <w:r>
+        <w:rPr>
+          <w:rStyle w:val="VerbatimChar"/>
+        </w:rPr>
+        <w:t xml:space="preserve">//</w:t>
+      </w:r>
+      <w:r>
+        <w:t xml:space="preserve"> </w:t>
+      </w:r>
+      <w:r>
+        <w:t xml:space="preserve">there for one more step.</w:t>
+      </w:r>
+    </w:p>
     <w:p>
       <w:pPr>
         <w:pStyle w:val="Heading2"/>
       </w:pPr>
-      <w:r>
-        <w:t xml:space="preserve">Step 2 - Take the step</w:t>
-      </w:r>
+      <w:bookmarkStart w:id="22" w:name="_acf5bdfbc9a97f6ac1f82aa1562e5c9182d2031"/>
+      <w:r>
+        <w:t xml:space="preserve">Step 4 - Off the edge</w:t>
+      </w:r>
+      <w:bookmarkEnd w:id="22"/>
     </w:p>
     <w:p>
       <w:pPr>
         <w:pStyle w:val="KeepWithNext"/>
       </w:pPr>
+      <w:r>
+        <w:t xml:space="preserve">Let it run, and keep watching when your character reaches the edge of the</w:t>
+      </w:r>
+      <w:r>
+        <w:t xml:space="preserve"> </w:t>
+      </w:r>
+      <w:r>
+        <w:t xml:space="preserve">window.</w:t>
+      </w:r>
+    </w:p>
+    <w:tbl>
+      <w:tblPr>
+        <w:tblW w:w="9360" w:type="dxa"/>
+        <w:tblInd w:w="92" w:type="dxa"/>
+        <w:tblLayout w:type="fixed"/>
+        <w:tblBorders>
+          <w:top w:val="nil"/>
+          <w:left w:val="nil"/>
+          <w:bottom w:val="nil"/>
+          <w:right w:val="nil"/>
+          <w:insideH w:val="nil"/>
+          <w:insideV w:val="nil"/>
+        </w:tblBorders>
+        <w:tblCellMar>
+          <w:top w:w="0" w:type="dxa"/>
+          <w:left w:w="200" w:type="dxa"/>
+          <w:bottom w:w="0" w:type="dxa"/>
+          <w:right w:w="200" w:type="dxa"/>
+        </w:tblCellMar>
+        <w:tblLook w:val="0000" w:firstRow="0" w:lastRow="0" w:firstColumn="0" w:lastColumn="0" w:noHBand="1" w:noVBand="1"/>
+      </w:tblPr>
+      <w:tblGrid>
+        <w:gridCol w:w="9360"/>
+      </w:tblGrid>
+      <w:tr>
+        <w:trPr>
+          <w:cantSplit/>
+        </w:trPr>
+        <w:tc>
+          <w:tcPr>
+            <w:tcW w:w="9360" w:type="dxa"/>
+            <w:tcBorders>
+              <w:top w:val="single" w:sz="4" w:space="0" w:color="C2E6D1"/>
+              <w:left w:val="single" w:sz="36" w:space="0" w:color="1D7A44"/>
+              <w:bottom w:val="single" w:sz="4" w:space="0" w:color="C2E6D1"/>
+              <w:right w:val="single" w:sz="4" w:space="0" w:color="C2E6D1"/>
+            </w:tcBorders>
+            <w:shd w:val="clear" w:color="auto" w:fill="F1FBF5"/>
+            <w:tcMar>
+              <w:top w:w="60" w:type="dxa"/>
+              <w:bottom w:w="60" w:type="dxa"/>
+            </w:tcMar>
+          </w:tcPr>
+          <w:p>
+            <w:pPr>
+              <w:pStyle w:val="FirstParagraph"/>
+            </w:pPr>
+            <w:r>
+              <w:rPr>
+                <w:b/>
+                <w:bCs/>
+              </w:rPr>
+              <w:t xml:space="preserve">Check.</w:t>
+            </w:r>
+            <w:r>
+              <w:t xml:space="preserve">  It slides off one edge and comes back in on the opposite side.</w:t>
+            </w:r>
+          </w:p>
+        </w:tc>
+      </w:tr>
+    </w:tbl>
+    <w:p>
+      <w:pPr>
+        <w:spacing w:before="0" w:after="0" w:line="120" w:lineRule="exact"/>
+      </w:pPr>
+    </w:p>
+    <w:p>
+      <w:pPr>
+        <w:pStyle w:val="Screenshot"/>
+      </w:pPr>
+      <w:r>
+        <w:drawing>
+          <wp:inline>
+            <wp:extent cx="3108960" cy="2331720"/>
+            <wp:effectExtent b="0" l="0" r="0" t="0"/>
+            <wp:docPr descr="" title="" id="24" name="Picture"/>
+            <a:graphic>
+              <a:graphicData uri="http://schemas.openxmlformats.org/drawingml/2006/picture">
+                <pic:pic>
+                  <pic:nvPicPr>
+                    <pic:cNvPr descr="lessons/chapters/screenshots/ch03_Wrap.png" id="25" name="Picture"/>
+                    <pic:cNvPicPr>
+                      <a:picLocks noChangeArrowheads="1" noChangeAspect="1"/>
+                    </pic:cNvPicPr>
+                  </pic:nvPicPr>
+                  <pic:blipFill>
+                    <a:blip r:embed="rId23"/>
+                    <a:stretch>
+                      <a:fillRect/>
+                    </a:stretch>
+                  </pic:blipFill>
+                  <pic:spPr bwMode="auto">
+                    <a:xfrm>
+                      <a:off x="0" y="0"/>
+                      <a:ext cx="3108960" cy="2331720"/>
+                    </a:xfrm>
+                    <a:prstGeom prst="rect">
+                      <a:avLst/>
+                    </a:prstGeom>
+                    <a:noFill/>
+                    <a:ln w="9525">
+                      <a:solidFill>
+                        <a:srgbClr val="C9D8E8"/>
+                      </a:solidFill>
+                      <a:headEnd/>
+                      <a:tailEnd/>
+                    </a:ln>
+                  </pic:spPr>
+                </pic:pic>
+              </a:graphicData>
+            </a:graphic>
+          </wp:inline>
+        </w:drawing>
+      </w:r>
+    </w:p>
+    <w:p>
+      <w:pPr>
+        <w:pStyle w:val="ScreenshotCaption"/>
+      </w:pPr>
+      <w:r>
+        <w:t xml:space="preserve">Off the right edge, back in on the left.  The stripe starts</w:t>
+      </w:r>
+      <w:r>
+        <w:t xml:space="preserve"> </w:t>
+      </w:r>
+      <w:r>
+        <w:t xml:space="preserve">over on the other side.</w:t>
+      </w:r>
+    </w:p>
+    <w:p>
+      <w:pPr>
+        <w:pStyle w:val="BodyText"/>
+      </w:pPr>
+      <w:r>
+        <w:t xml:space="preserve">That's called</w:t>
+      </w:r>
+      <w:r>
+        <w:t xml:space="preserve"> </w:t>
+      </w:r>
       <w:r>
         <w:rPr>
           <w:b/>
           <w:bCs/>
         </w:rPr>
-        <w:t xml:space="preserve">Build it.</w:t>
-      </w:r>
-      <w:r>
-        <w:t xml:space="preserve">  In</w:t>
+        <w:t xml:space="preserve">wrapping</w:t>
+      </w:r>
+      <w:r>
+        <w:t xml:space="preserve">.  Off the right, back in on the left.  Off the top,</w:t>
+      </w:r>
+      <w:r>
+        <w:t xml:space="preserve"> </w:t>
+      </w:r>
+      <w:r>
+        <w:t xml:space="preserve">back in at the bottom.  You didn't write that.  The library does it for you,</w:t>
+      </w:r>
+      <w:r>
+        <w:t xml:space="preserve"> </w:t>
+      </w:r>
+      <w:r>
+        <w:t xml:space="preserve">inside</w:t>
       </w:r>
       <w:r>
         <w:t xml:space="preserve"> </w:t>
@@ -1271,10 +2315,28 @@
         <w:rPr>
           <w:rStyle w:val="VerbatimChar"/>
         </w:rPr>
-        <w:t xml:space="preserve">draw()</w:t>
-      </w:r>
-      <w:r>
-        <w:t xml:space="preserve">, add</w:t>
+        <w:t xml:space="preserve">move()</w:t>
+      </w:r>
+      <w:r>
+        <w:t xml:space="preserve">.</w:t>
+      </w:r>
+    </w:p>
+    <w:p>
+      <w:pPr>
+        <w:pStyle w:val="Heading2"/>
+      </w:pPr>
+      <w:bookmarkStart w:id="26" w:name="_d8921cf09656f05ae055df67e3861afdae123c4"/>
+      <w:r>
+        <w:t xml:space="preserve">Step 5 - Faster, slower, and which way</w:t>
+      </w:r>
+      <w:bookmarkEnd w:id="26"/>
+    </w:p>
+    <w:p>
+      <w:pPr>
+        <w:pStyle w:val="FirstParagraph"/>
+      </w:pPr>
+      <w:r>
+        <w:t xml:space="preserve">Keep the</w:t>
       </w:r>
       <w:r>
         <w:t xml:space="preserve"> </w:t>
@@ -1283,23 +2345,49 @@
         <w:rPr>
           <w:rStyle w:val="VerbatimChar"/>
         </w:rPr>
-        <w:t xml:space="preserve">player.move();</w:t>
-      </w:r>
-      <w:r>
-        <w:t xml:space="preserve"> </w:t>
-      </w:r>
-      <w:r>
-        <w:t xml:space="preserve">on the line</w:t>
-      </w:r>
-      <w:r>
-        <w:t xml:space="preserve"> </w:t>
-      </w:r>
+        <w:t xml:space="preserve">//</w:t>
+      </w:r>
+      <w:r>
+        <w:t xml:space="preserve"> </w:t>
+      </w:r>
+      <w:r>
+        <w:t xml:space="preserve">in front of</w:t>
+      </w:r>
+      <w:r>
+        <w:t xml:space="preserve"> </w:t>
+      </w:r>
+      <w:r>
+        <w:rPr>
+          <w:rStyle w:val="VerbatimChar"/>
+        </w:rPr>
+        <w:t xml:space="preserve">background</w:t>
+      </w:r>
+      <w:r>
+        <w:t xml:space="preserve"> </w:t>
+      </w:r>
+      <w:r>
+        <w:t xml:space="preserve">for this step, so each try draws its</w:t>
+      </w:r>
+      <w:r>
+        <w:t xml:space="preserve"> </w:t>
+      </w:r>
+      <w:r>
+        <w:t xml:space="preserve">own path.</w:t>
+      </w:r>
+    </w:p>
+    <w:p>
+      <w:pPr>
+        <w:pStyle w:val="BodyText"/>
+      </w:pPr>
       <w:r>
         <w:rPr>
           <w:b/>
           <w:bCs/>
         </w:rPr>
-        <w:t xml:space="preserve">before</w:t>
+        <w:t xml:space="preserve">Build it.</w:t>
+      </w:r>
+      <w:r>
+        <w:t xml:space="preserve">  Change the velocity to</w:t>
       </w:r>
       <w:r>
         <w:t xml:space="preserve"> </w:t>
@@ -1308,171 +2396,34 @@
         <w:rPr>
           <w:rStyle w:val="VerbatimChar"/>
         </w:rPr>
-        <w:t xml:space="preserve">player.drawSprite();</w:t>
-      </w:r>
-      <w:r>
-        <w:t xml:space="preserve">:</w:t>
-      </w:r>
-    </w:p>
-    <w:p>
-      <w:pPr>
-        <w:pStyle w:val="SourceCode"/>
-      </w:pPr>
-      <w:r>
-        <w:rPr>
-          <w:rStyle w:val="DataTypeTok"/>
-        </w:rPr>
-        <w:t xml:space="preserve">void</w:t>
-      </w:r>
-      <w:r>
-        <w:rPr>
-          <w:rStyle w:val="NormalTok"/>
-        </w:rPr>
-        <w:t xml:space="preserve"> </w:t>
-      </w:r>
-      <w:r>
-        <w:rPr>
-          <w:rStyle w:val="FunctionTok"/>
-        </w:rPr>
-        <w:t xml:space="preserve">draw</w:t>
-      </w:r>
-      <w:r>
-        <w:rPr>
-          <w:rStyle w:val="OperatorTok"/>
-        </w:rPr>
-        <w:t xml:space="preserve">()</w:t>
-      </w:r>
-      <w:r>
-        <w:rPr>
-          <w:rStyle w:val="NormalTok"/>
-        </w:rPr>
-        <w:t xml:space="preserve"> </w:t>
-      </w:r>
-      <w:r>
-        <w:rPr>
-          <w:rStyle w:val="OperatorTok"/>
-        </w:rPr>
-        <w:t xml:space="preserve">{</w:t>
-      </w:r>
-      <w:r>
-        <w:br/>
-      </w:r>
-      <w:r>
-        <w:rPr>
-          <w:rStyle w:val="NormalTok"/>
-        </w:rPr>
-        <w:t xml:space="preserve">  </w:t>
-      </w:r>
-      <w:r>
-        <w:rPr>
-          <w:rStyle w:val="FunctionTok"/>
-        </w:rPr>
-        <w:t xml:space="preserve">background</w:t>
-      </w:r>
-      <w:r>
-        <w:rPr>
-          <w:rStyle w:val="OperatorTok"/>
-        </w:rPr>
-        <w:t xml:space="preserve">(</w:t>
-      </w:r>
-      <w:r>
-        <w:rPr>
-          <w:rStyle w:val="DecValTok"/>
-        </w:rPr>
-        <w:t xml:space="preserve">240</w:t>
-      </w:r>
-      <w:r>
-        <w:rPr>
-          <w:rStyle w:val="OperatorTok"/>
-        </w:rPr>
-        <w:t xml:space="preserve">);</w:t>
-      </w:r>
-      <w:r>
-        <w:br/>
-      </w:r>
-      <w:r>
-        <w:rPr>
-          <w:rStyle w:val="NormalTok"/>
-        </w:rPr>
-        <w:t xml:space="preserve">  player</w:t>
-      </w:r>
-      <w:r>
-        <w:rPr>
-          <w:rStyle w:val="OperatorTok"/>
-        </w:rPr>
-        <w:t xml:space="preserve">.</w:t>
-      </w:r>
-      <w:r>
-        <w:rPr>
-          <w:rStyle w:val="FunctionTok"/>
-        </w:rPr>
-        <w:t xml:space="preserve">move</w:t>
-      </w:r>
-      <w:r>
-        <w:rPr>
-          <w:rStyle w:val="OperatorTok"/>
-        </w:rPr>
-        <w:t xml:space="preserve">();</w:t>
-      </w:r>
-      <w:r>
-        <w:rPr>
-          <w:rStyle w:val="NormalTok"/>
-        </w:rPr>
-        <w:t xml:space="preserve">        </w:t>
-      </w:r>
-      <w:r>
-        <w:rPr>
-          <w:rStyle w:val="CommentTok"/>
-        </w:rPr>
-        <w:t xml:space="preserve">// update position (do this BEFORE drawing)</w:t>
-      </w:r>
-      <w:r>
-        <w:br/>
-      </w:r>
-      <w:r>
-        <w:rPr>
-          <w:rStyle w:val="NormalTok"/>
-        </w:rPr>
-        <w:t xml:space="preserve">  player</w:t>
-      </w:r>
-      <w:r>
-        <w:rPr>
-          <w:rStyle w:val="OperatorTok"/>
-        </w:rPr>
-        <w:t xml:space="preserve">.</w:t>
-      </w:r>
-      <w:r>
-        <w:rPr>
-          <w:rStyle w:val="FunctionTok"/>
-        </w:rPr>
-        <w:t xml:space="preserve">drawSprite</w:t>
-      </w:r>
-      <w:r>
-        <w:rPr>
-          <w:rStyle w:val="OperatorTok"/>
-        </w:rPr>
-        <w:t xml:space="preserve">();</w:t>
-      </w:r>
-      <w:r>
-        <w:rPr>
-          <w:rStyle w:val="NormalTok"/>
-        </w:rPr>
-        <w:t xml:space="preserve">  </w:t>
-      </w:r>
-      <w:r>
-        <w:rPr>
-          <w:rStyle w:val="CommentTok"/>
-        </w:rPr>
-        <w:t xml:space="preserve">// draw at new position</w:t>
-      </w:r>
-      <w:r>
-        <w:br/>
-      </w:r>
-      <w:r>
-        <w:rPr>
-          <w:rStyle w:val="OperatorTok"/>
-        </w:rPr>
-        <w:t xml:space="preserve">}</w:t>
+        <w:t xml:space="preserve">(8, 0)</w:t>
+      </w:r>
+      <w:r>
+        <w:t xml:space="preserve"> </w:t>
+      </w:r>
+      <w:r>
+        <w:t xml:space="preserve">and run.  Then</w:t>
+      </w:r>
+      <w:r>
+        <w:t xml:space="preserve"> </w:t>
+      </w:r>
+      <w:r>
+        <w:rPr>
+          <w:rStyle w:val="VerbatimChar"/>
+        </w:rPr>
+        <w:t xml:space="preserve">(0.5, 0)</w:t>
+      </w:r>
+      <w:r>
+        <w:t xml:space="preserve"> </w:t>
+      </w:r>
+      <w:r>
+        <w:t xml:space="preserve">and run. </w:t>
+      </w:r>
+      <w:r>
+        <w:t xml:space="preserve"> </w:t>
+      </w:r>
+      <w:r>
+        <w:t xml:space="preserve">Fast, and slow.</w:t>
       </w:r>
     </w:p>
     <w:p>
@@ -1480,7 +2431,43 @@
         <w:pStyle w:val="KeepWithNext"/>
       </w:pPr>
       <w:r>
-        <w:t xml:space="preserve">Run it, and watch.</w:t>
+        <w:t xml:space="preserve">Now predict before you run.  Which way does</w:t>
+      </w:r>
+      <w:r>
+        <w:t xml:space="preserve"> </w:t>
+      </w:r>
+      <w:r>
+        <w:rPr>
+          <w:rStyle w:val="VerbatimChar"/>
+        </w:rPr>
+        <w:t xml:space="preserve">setVelocity(3, 3)</w:t>
+      </w:r>
+      <w:r>
+        <w:t xml:space="preserve"> </w:t>
+      </w:r>
+      <w:r>
+        <w:t xml:space="preserve">go?  Which way</w:t>
+      </w:r>
+      <w:r>
+        <w:t xml:space="preserve"> </w:t>
+      </w:r>
+      <w:r>
+        <w:t xml:space="preserve">does</w:t>
+      </w:r>
+      <w:r>
+        <w:t xml:space="preserve"> </w:t>
+      </w:r>
+      <w:r>
+        <w:rPr>
+          <w:rStyle w:val="VerbatimChar"/>
+        </w:rPr>
+        <w:t xml:space="preserve">setVelocity(3, -3)</w:t>
+      </w:r>
+      <w:r>
+        <w:t xml:space="preserve"> </w:t>
+      </w:r>
+      <w:r>
+        <w:t xml:space="preserve">go?</w:t>
       </w:r>
     </w:p>
     <w:tbl>
@@ -1538,7 +2525,43 @@
               <w:t xml:space="preserve">Check.</w:t>
             </w:r>
             <w:r>
-              <w:t xml:space="preserve">  Your character drifts up and to the right.</w:t>
+              <w:t xml:space="preserve"> </w:t>
+            </w:r>
+            <w:r>
+              <w:t xml:space="preserve"> </w:t>
+            </w:r>
+            <w:r>
+              <w:rPr>
+                <w:rStyle w:val="VerbatimChar"/>
+              </w:rPr>
+              <w:t xml:space="preserve">(3, 3)</w:t>
+            </w:r>
+            <w:r>
+              <w:t xml:space="preserve"> </w:t>
+            </w:r>
+            <w:r>
+              <w:t xml:space="preserve">heads down and to the right. </w:t>
+            </w:r>
+            <w:r>
+              <w:t xml:space="preserve"> </w:t>
+            </w:r>
+            <w:r>
+              <w:rPr>
+                <w:rStyle w:val="VerbatimChar"/>
+              </w:rPr>
+              <w:t xml:space="preserve">(3, -3)</w:t>
+            </w:r>
+            <w:r>
+              <w:t xml:space="preserve"> </w:t>
+            </w:r>
+            <w:r>
+              <w:t xml:space="preserve">heads up and to the</w:t>
+            </w:r>
+            <w:r>
+              <w:t xml:space="preserve"> </w:t>
+            </w:r>
+            <w:r>
+              <w:t xml:space="preserve">right.</w:t>
             </w:r>
           </w:p>
         </w:tc>
@@ -1558,18 +2581,18 @@
           <wp:inline>
             <wp:extent cx="3108960" cy="2331720"/>
             <wp:effectExtent b="0" l="0" r="0" t="0"/>
-            <wp:docPr descr="" title="" id="14" name="Picture"/>
+            <wp:docPr descr="" title="" id="28" name="Picture"/>
             <a:graphic>
               <a:graphicData uri="http://schemas.openxmlformats.org/drawingml/2006/picture">
                 <pic:pic>
                   <pic:nvPicPr>
-                    <pic:cNvPr descr="lessons/chapters\screenshots/ch03_Moving.png" id="15" name="Picture"/>
+                    <pic:cNvPr descr="lessons/chapters/screenshots/ch03_Down.png" id="29" name="Picture"/>
                     <pic:cNvPicPr>
                       <a:picLocks noChangeArrowheads="1" noChangeAspect="1"/>
                     </pic:cNvPicPr>
                   </pic:nvPicPr>
                   <pic:blipFill>
-                    <a:blip r:embed="rId13"/>
+                    <a:blip r:embed="rId27"/>
                     <a:stretch>
                       <a:fillRect/>
                     </a:stretch>
@@ -1603,7 +2626,862 @@
         <w:pStyle w:val="ScreenshotCaption"/>
       </w:pPr>
       <w:r>
-        <w:t xml:space="preserve">One second in:  60 frames, 180 pixels right and 120 up.</w:t>
+        <w:rPr>
+          <w:rStyle w:val="VerbatimChar"/>
+        </w:rPr>
+        <w:t xml:space="preserve">setVelocity(3, 3)</w:t>
+      </w:r>
+      <w:r>
+        <w:t xml:space="preserve">:  positive y, so down.</w:t>
+      </w:r>
+    </w:p>
+    <w:p>
+      <w:pPr>
+        <w:pStyle w:val="Screenshot"/>
+      </w:pPr>
+      <w:r>
+        <w:drawing>
+          <wp:inline>
+            <wp:extent cx="3108960" cy="2331720"/>
+            <wp:effectExtent b="0" l="0" r="0" t="0"/>
+            <wp:docPr descr="" title="" id="31" name="Picture"/>
+            <a:graphic>
+              <a:graphicData uri="http://schemas.openxmlformats.org/drawingml/2006/picture">
+                <pic:pic>
+                  <pic:nvPicPr>
+                    <pic:cNvPr descr="lessons/chapters/screenshots/ch03_Up.png" id="32" name="Picture"/>
+                    <pic:cNvPicPr>
+                      <a:picLocks noChangeArrowheads="1" noChangeAspect="1"/>
+                    </pic:cNvPicPr>
+                  </pic:nvPicPr>
+                  <pic:blipFill>
+                    <a:blip r:embed="rId30"/>
+                    <a:stretch>
+                      <a:fillRect/>
+                    </a:stretch>
+                  </pic:blipFill>
+                  <pic:spPr bwMode="auto">
+                    <a:xfrm>
+                      <a:off x="0" y="0"/>
+                      <a:ext cx="3108960" cy="2331720"/>
+                    </a:xfrm>
+                    <a:prstGeom prst="rect">
+                      <a:avLst/>
+                    </a:prstGeom>
+                    <a:noFill/>
+                    <a:ln w="9525">
+                      <a:solidFill>
+                        <a:srgbClr val="C9D8E8"/>
+                      </a:solidFill>
+                      <a:headEnd/>
+                      <a:tailEnd/>
+                    </a:ln>
+                  </pic:spPr>
+                </pic:pic>
+              </a:graphicData>
+            </a:graphic>
+          </wp:inline>
+        </w:drawing>
+      </w:r>
+    </w:p>
+    <w:p>
+      <w:pPr>
+        <w:pStyle w:val="ScreenshotCaption"/>
+      </w:pPr>
+      <w:r>
+        <w:rPr>
+          <w:rStyle w:val="VerbatimChar"/>
+        </w:rPr>
+        <w:t xml:space="preserve">setVelocity(3, -3)</w:t>
+      </w:r>
+      <w:r>
+        <w:t xml:space="preserve">:  negative y, so up.</w:t>
+      </w:r>
+    </w:p>
+    <w:p>
+      <w:pPr>
+        <w:pStyle w:val="BodyText"/>
+      </w:pPr>
+      <w:r>
+        <w:t xml:space="preserve">When</w:t>
+      </w:r>
+      <w:r>
+        <w:t xml:space="preserve"> </w:t>
+      </w:r>
+      <w:r>
+        <w:rPr>
+          <w:rStyle w:val="VerbatimChar"/>
+        </w:rPr>
+        <w:t xml:space="preserve">vx</w:t>
+      </w:r>
+      <w:r>
+        <w:t xml:space="preserve"> </w:t>
+      </w:r>
+      <w:r>
+        <w:t xml:space="preserve">and</w:t>
+      </w:r>
+      <w:r>
+        <w:t xml:space="preserve"> </w:t>
+      </w:r>
+      <w:r>
+        <w:rPr>
+          <w:rStyle w:val="VerbatimChar"/>
+        </w:rPr>
+        <w:t xml:space="preserve">vy</w:t>
+      </w:r>
+      <w:r>
+        <w:t xml:space="preserve"> </w:t>
+      </w:r>
+      <w:r>
+        <w:t xml:space="preserve">are the same size, the path is an exact diagonal.</w:t>
+      </w:r>
+    </w:p>
+    <w:p>
+      <w:pPr>
+        <w:pStyle w:val="BodyText"/>
+      </w:pPr>
+      <w:r>
+        <w:rPr>
+          <w:b/>
+          <w:bCs/>
+        </w:rPr>
+        <w:t xml:space="preserve">Build it.</w:t>
+      </w:r>
+      <w:r>
+        <w:t xml:space="preserve">  Take the</w:t>
+      </w:r>
+      <w:r>
+        <w:t xml:space="preserve"> </w:t>
+      </w:r>
+      <w:r>
+        <w:rPr>
+          <w:rStyle w:val="VerbatimChar"/>
+        </w:rPr>
+        <w:t xml:space="preserve">//</w:t>
+      </w:r>
+      <w:r>
+        <w:t xml:space="preserve"> </w:t>
+      </w:r>
+      <w:r>
+        <w:t xml:space="preserve">off</w:t>
+      </w:r>
+      <w:r>
+        <w:t xml:space="preserve"> </w:t>
+      </w:r>
+      <w:r>
+        <w:rPr>
+          <w:rStyle w:val="VerbatimChar"/>
+        </w:rPr>
+        <w:t xml:space="preserve">background(240)</w:t>
+      </w:r>
+      <w:r>
+        <w:t xml:space="preserve">, and run.  The stripes are</w:t>
+      </w:r>
+      <w:r>
+        <w:t xml:space="preserve"> </w:t>
+      </w:r>
+      <w:r>
+        <w:t xml:space="preserve">gone, and your character is one face again.</w:t>
+      </w:r>
+    </w:p>
+    <w:p>
+      <w:pPr>
+        <w:pStyle w:val="Heading2"/>
+      </w:pPr>
+      <w:bookmarkStart w:id="33" w:name="_5c0c79e22c10d3898d1ce800d6ccdd9ba2ea036"/>
+      <w:r>
+        <w:t xml:space="preserve">Step 6 - A different direction every run</w:t>
+      </w:r>
+      <w:bookmarkEnd w:id="33"/>
+    </w:p>
+    <w:p>
+      <w:pPr>
+        <w:pStyle w:val="KeepWithNext"/>
+      </w:pPr>
+      <w:r>
+        <w:rPr>
+          <w:b/>
+          <w:bCs/>
+        </w:rPr>
+        <w:t xml:space="preserve">Build it.</w:t>
+      </w:r>
+      <w:r>
+        <w:t xml:space="preserve">  Replace both numbers in</w:t>
+      </w:r>
+      <w:r>
+        <w:t xml:space="preserve"> </w:t>
+      </w:r>
+      <w:r>
+        <w:rPr>
+          <w:rStyle w:val="VerbatimChar"/>
+        </w:rPr>
+        <w:t xml:space="preserve">setVelocity()</w:t>
+      </w:r>
+      <w:r>
+        <w:t xml:space="preserve"> </w:t>
+      </w:r>
+      <w:r>
+        <w:t xml:space="preserve">with</w:t>
+      </w:r>
+      <w:r>
+        <w:t xml:space="preserve"> </w:t>
+      </w:r>
+      <w:r>
+        <w:rPr>
+          <w:rStyle w:val="VerbatimChar"/>
+        </w:rPr>
+        <w:t xml:space="preserve">random(-5, 5)</w:t>
+      </w:r>
+      <w:r>
+        <w:t xml:space="preserve">:</w:t>
+      </w:r>
+    </w:p>
+    <w:p>
+      <w:pPr>
+        <w:pStyle w:val="SourceCode"/>
+      </w:pPr>
+      <w:r>
+        <w:rPr>
+          <w:rStyle w:val="NormalTok"/>
+        </w:rPr>
+        <w:t xml:space="preserve">player</w:t>
+      </w:r>
+      <w:r>
+        <w:rPr>
+          <w:rStyle w:val="OperatorTok"/>
+        </w:rPr>
+        <w:t xml:space="preserve">.</w:t>
+      </w:r>
+      <w:r>
+        <w:rPr>
+          <w:rStyle w:val="FunctionTok"/>
+        </w:rPr>
+        <w:t xml:space="preserve">setVelocity</w:t>
+      </w:r>
+      <w:r>
+        <w:rPr>
+          <w:rStyle w:val="OperatorTok"/>
+        </w:rPr>
+        <w:t xml:space="preserve">(</w:t>
+      </w:r>
+      <w:r>
+        <w:rPr>
+          <w:rStyle w:val="FunctionTok"/>
+        </w:rPr>
+        <w:t xml:space="preserve">random</w:t>
+      </w:r>
+      <w:r>
+        <w:rPr>
+          <w:rStyle w:val="OperatorTok"/>
+        </w:rPr>
+        <w:t xml:space="preserve">(-</w:t>
+      </w:r>
+      <w:r>
+        <w:rPr>
+          <w:rStyle w:val="DecValTok"/>
+        </w:rPr>
+        <w:t xml:space="preserve">5</w:t>
+      </w:r>
+      <w:r>
+        <w:rPr>
+          <w:rStyle w:val="OperatorTok"/>
+        </w:rPr>
+        <w:t xml:space="preserve">,</w:t>
+      </w:r>
+      <w:r>
+        <w:rPr>
+          <w:rStyle w:val="NormalTok"/>
+        </w:rPr>
+        <w:t xml:space="preserve"> </w:t>
+      </w:r>
+      <w:r>
+        <w:rPr>
+          <w:rStyle w:val="DecValTok"/>
+        </w:rPr>
+        <w:t xml:space="preserve">5</w:t>
+      </w:r>
+      <w:r>
+        <w:rPr>
+          <w:rStyle w:val="OperatorTok"/>
+        </w:rPr>
+        <w:t xml:space="preserve">),</w:t>
+      </w:r>
+      <w:r>
+        <w:rPr>
+          <w:rStyle w:val="NormalTok"/>
+        </w:rPr>
+        <w:t xml:space="preserve"> </w:t>
+      </w:r>
+      <w:r>
+        <w:rPr>
+          <w:rStyle w:val="FunctionTok"/>
+        </w:rPr>
+        <w:t xml:space="preserve">random</w:t>
+      </w:r>
+      <w:r>
+        <w:rPr>
+          <w:rStyle w:val="OperatorTok"/>
+        </w:rPr>
+        <w:t xml:space="preserve">(-</w:t>
+      </w:r>
+      <w:r>
+        <w:rPr>
+          <w:rStyle w:val="DecValTok"/>
+        </w:rPr>
+        <w:t xml:space="preserve">5</w:t>
+      </w:r>
+      <w:r>
+        <w:rPr>
+          <w:rStyle w:val="OperatorTok"/>
+        </w:rPr>
+        <w:t xml:space="preserve">,</w:t>
+      </w:r>
+      <w:r>
+        <w:rPr>
+          <w:rStyle w:val="NormalTok"/>
+        </w:rPr>
+        <w:t xml:space="preserve"> </w:t>
+      </w:r>
+      <w:r>
+        <w:rPr>
+          <w:rStyle w:val="DecValTok"/>
+        </w:rPr>
+        <w:t xml:space="preserve">5</w:t>
+      </w:r>
+      <w:r>
+        <w:rPr>
+          <w:rStyle w:val="OperatorTok"/>
+        </w:rPr>
+        <w:t xml:space="preserve">));</w:t>
+      </w:r>
+    </w:p>
+    <w:p>
+      <w:pPr>
+        <w:pStyle w:val="KeepWithNext"/>
+      </w:pPr>
+      <w:r>
+        <w:t xml:space="preserve">Press</w:t>
+      </w:r>
+      <w:r>
+        <w:t xml:space="preserve"> </w:t>
+      </w:r>
+      <w:r>
+        <w:rPr>
+          <w:b/>
+          <w:bCs/>
+        </w:rPr>
+        <w:t xml:space="preserve">▶ Run</w:t>
+      </w:r>
+      <w:r>
+        <w:t xml:space="preserve"> </w:t>
+      </w:r>
+      <w:r>
+        <w:t xml:space="preserve">five times in a row.</w:t>
+      </w:r>
+    </w:p>
+    <w:tbl>
+      <w:tblPr>
+        <w:tblW w:w="9360" w:type="dxa"/>
+        <w:tblInd w:w="92" w:type="dxa"/>
+        <w:tblLayout w:type="fixed"/>
+        <w:tblBorders>
+          <w:top w:val="nil"/>
+          <w:left w:val="nil"/>
+          <w:bottom w:val="nil"/>
+          <w:right w:val="nil"/>
+          <w:insideH w:val="nil"/>
+          <w:insideV w:val="nil"/>
+        </w:tblBorders>
+        <w:tblCellMar>
+          <w:top w:w="0" w:type="dxa"/>
+          <w:left w:w="200" w:type="dxa"/>
+          <w:bottom w:w="0" w:type="dxa"/>
+          <w:right w:w="200" w:type="dxa"/>
+        </w:tblCellMar>
+        <w:tblLook w:val="0000" w:firstRow="0" w:lastRow="0" w:firstColumn="0" w:lastColumn="0" w:noHBand="1" w:noVBand="1"/>
+      </w:tblPr>
+      <w:tblGrid>
+        <w:gridCol w:w="9360"/>
+      </w:tblGrid>
+      <w:tr>
+        <w:trPr>
+          <w:cantSplit/>
+        </w:trPr>
+        <w:tc>
+          <w:tcPr>
+            <w:tcW w:w="9360" w:type="dxa"/>
+            <w:tcBorders>
+              <w:top w:val="single" w:sz="4" w:space="0" w:color="C2E6D1"/>
+              <w:left w:val="single" w:sz="36" w:space="0" w:color="1D7A44"/>
+              <w:bottom w:val="single" w:sz="4" w:space="0" w:color="C2E6D1"/>
+              <w:right w:val="single" w:sz="4" w:space="0" w:color="C2E6D1"/>
+            </w:tcBorders>
+            <w:shd w:val="clear" w:color="auto" w:fill="F1FBF5"/>
+            <w:tcMar>
+              <w:top w:w="60" w:type="dxa"/>
+              <w:bottom w:w="60" w:type="dxa"/>
+            </w:tcMar>
+          </w:tcPr>
+          <w:p>
+            <w:pPr>
+              <w:pStyle w:val="FirstParagraph"/>
+            </w:pPr>
+            <w:r>
+              <w:rPr>
+                <w:b/>
+                <w:bCs/>
+              </w:rPr>
+              <w:t xml:space="preserve">Check.</w:t>
+            </w:r>
+            <w:r>
+              <w:t xml:space="preserve">  Your character takes off in a different direction, at a different</w:t>
+            </w:r>
+            <w:r>
+              <w:t xml:space="preserve"> </w:t>
+            </w:r>
+            <w:r>
+              <w:t xml:space="preserve">speed, every time.</w:t>
+            </w:r>
+          </w:p>
+        </w:tc>
+      </w:tr>
+    </w:tbl>
+    <w:p>
+      <w:pPr>
+        <w:spacing w:before="0" w:after="0" w:line="120" w:lineRule="exact"/>
+      </w:pPr>
+    </w:p>
+    <w:tbl>
+      <w:tblPr>
+        <w:tblW w:w="9360" w:type="dxa"/>
+        <w:tblInd w:w="92" w:type="dxa"/>
+        <w:tblLayout w:type="fixed"/>
+        <w:tblBorders>
+          <w:top w:val="nil"/>
+          <w:left w:val="nil"/>
+          <w:bottom w:val="nil"/>
+          <w:right w:val="nil"/>
+          <w:insideH w:val="nil"/>
+          <w:insideV w:val="nil"/>
+        </w:tblBorders>
+        <w:tblCellMar>
+          <w:top w:w="0" w:type="dxa"/>
+          <w:left w:w="200" w:type="dxa"/>
+          <w:bottom w:w="0" w:type="dxa"/>
+          <w:right w:w="200" w:type="dxa"/>
+        </w:tblCellMar>
+        <w:tblLook w:val="0000" w:firstRow="0" w:lastRow="0" w:firstColumn="0" w:lastColumn="0" w:noHBand="1" w:noVBand="1"/>
+      </w:tblPr>
+      <w:tblGrid>
+        <w:gridCol w:w="9360"/>
+      </w:tblGrid>
+      <w:tr>
+        <w:trPr>
+          <w:cantSplit/>
+        </w:trPr>
+        <w:tc>
+          <w:tcPr>
+            <w:tcW w:w="9360" w:type="dxa"/>
+            <w:tcBorders>
+              <w:top w:val="single" w:sz="4" w:space="0" w:color="CFE0F3"/>
+              <w:left w:val="single" w:sz="36" w:space="0" w:color="2B6CB0"/>
+              <w:bottom w:val="single" w:sz="4" w:space="0" w:color="CFE0F3"/>
+              <w:right w:val="single" w:sz="4" w:space="0" w:color="CFE0F3"/>
+            </w:tcBorders>
+            <w:shd w:val="clear" w:color="auto" w:fill="F2F7FD"/>
+            <w:tcMar>
+              <w:top w:w="60" w:type="dxa"/>
+              <w:bottom w:w="60" w:type="dxa"/>
+            </w:tcMar>
+          </w:tcPr>
+          <w:p>
+            <w:pPr>
+              <w:pStyle w:val="BodyText"/>
+            </w:pPr>
+            <w:r>
+              <w:rPr>
+                <w:b/>
+                <w:bCs/>
+              </w:rPr>
+              <w:t xml:space="preserve">Aside: </w:t>
+            </w:r>
+            <w:r>
+              <w:rPr>
+                <w:b/>
+                <w:bCs/>
+              </w:rPr>
+              <w:t xml:space="preserve"> </w:t>
+            </w:r>
+            <w:r>
+              <w:rPr>
+                <w:rStyle w:val="VerbatimChar"/>
+                <w:b/>
+                <w:bCs/>
+              </w:rPr>
+              <w:t xml:space="preserve">random(a, b)</w:t>
+            </w:r>
+          </w:p>
+          <w:p>
+            <w:pPr>
+              <w:pStyle w:val="BodyText"/>
+            </w:pPr>
+            <w:r>
+              <w:rPr>
+                <w:rStyle w:val="VerbatimChar"/>
+              </w:rPr>
+              <w:t xml:space="preserve">random(-5, 5)</w:t>
+            </w:r>
+            <w:r>
+              <w:t xml:space="preserve"> </w:t>
+            </w:r>
+            <w:r>
+              <w:t xml:space="preserve">picks a surprise number between</w:t>
+            </w:r>
+            <w:r>
+              <w:t xml:space="preserve"> </w:t>
+            </w:r>
+            <w:r>
+              <w:rPr>
+                <w:rStyle w:val="VerbatimChar"/>
+              </w:rPr>
+              <w:t xml:space="preserve">-5</w:t>
+            </w:r>
+            <w:r>
+              <w:t xml:space="preserve"> </w:t>
+            </w:r>
+            <w:r>
+              <w:t xml:space="preserve">and</w:t>
+            </w:r>
+            <w:r>
+              <w:t xml:space="preserve"> </w:t>
+            </w:r>
+            <w:r>
+              <w:rPr>
+                <w:rStyle w:val="VerbatimChar"/>
+              </w:rPr>
+              <w:t xml:space="preserve">5</w:t>
+            </w:r>
+            <w:r>
+              <w:t xml:space="preserve">, fresh every time</w:t>
+            </w:r>
+            <w:r>
+              <w:t xml:space="preserve"> </w:t>
+            </w:r>
+            <w:r>
+              <w:t xml:space="preserve">it runs.  It's usually not a whole number:  it might be</w:t>
+            </w:r>
+            <w:r>
+              <w:t xml:space="preserve"> </w:t>
+            </w:r>
+            <w:r>
+              <w:rPr>
+                <w:rStyle w:val="VerbatimChar"/>
+              </w:rPr>
+              <w:t xml:space="preserve">2.7</w:t>
+            </w:r>
+            <w:r>
+              <w:t xml:space="preserve">, or</w:t>
+            </w:r>
+            <w:r>
+              <w:t xml:space="preserve"> </w:t>
+            </w:r>
+            <w:r>
+              <w:rPr>
+                <w:rStyle w:val="VerbatimChar"/>
+              </w:rPr>
+              <w:t xml:space="preserve">-0.4</w:t>
+            </w:r>
+            <w:r>
+              <w:t xml:space="preserve">. </w:t>
+            </w:r>
+            <w:r>
+              <w:t xml:space="preserve"> </w:t>
+            </w:r>
+            <w:r>
+              <w:t xml:space="preserve">That's fine, because velocities are floats, like positions.  Put</w:t>
+            </w:r>
+            <w:r>
+              <w:t xml:space="preserve"> </w:t>
+            </w:r>
+            <w:r>
+              <w:rPr>
+                <w:rStyle w:val="VerbatimChar"/>
+              </w:rPr>
+              <w:t xml:space="preserve">random()</w:t>
+            </w:r>
+            <w:r>
+              <w:t xml:space="preserve"> </w:t>
+            </w:r>
+            <w:r>
+              <w:t xml:space="preserve">anywhere a number goes, and you get a different number every run.</w:t>
+            </w:r>
+          </w:p>
+        </w:tc>
+      </w:tr>
+    </w:tbl>
+    <w:p>
+      <w:pPr>
+        <w:spacing w:before="0" w:after="0" w:line="120" w:lineRule="exact"/>
+      </w:pPr>
+    </w:p>
+    <w:p>
+      <w:pPr>
+        <w:pageBreakBefore/>
+        <w:spacing w:before="0" w:after="0" w:line="20" w:lineRule="exact"/>
+      </w:pPr>
+    </w:p>
+    <w:p>
+      <w:pPr>
+        <w:pStyle w:val="Heading2"/>
+      </w:pPr>
+      <w:bookmarkStart w:id="34" w:name="_6d5dd9bc184b43b034cab85f94dd8d6a5c24f10"/>
+      <w:r>
+        <w:t xml:space="preserve">3.3  Move first, then draw</w:t>
+      </w:r>
+      <w:bookmarkEnd w:id="34"/>
+    </w:p>
+    <w:p>
+      <w:pPr>
+        <w:pStyle w:val="KeepWithNext"/>
+      </w:pPr>
+      <w:r>
+        <w:t xml:space="preserve">Here's a question to think about.  What happens if you call</w:t>
+      </w:r>
+      <w:r>
+        <w:t xml:space="preserve"> </w:t>
+      </w:r>
+      <w:r>
+        <w:rPr>
+          <w:rStyle w:val="VerbatimChar"/>
+        </w:rPr>
+        <w:t xml:space="preserve">drawSprite()</w:t>
+      </w:r>
+      <w:r>
+        <w:t xml:space="preserve"> </w:t>
+      </w:r>
+      <w:r>
+        <w:rPr>
+          <w:b/>
+          <w:bCs/>
+        </w:rPr>
+        <w:t xml:space="preserve">before</w:t>
+      </w:r>
+      <w:r>
+        <w:t xml:space="preserve"> </w:t>
+      </w:r>
+      <w:r>
+        <w:rPr>
+          <w:rStyle w:val="VerbatimChar"/>
+        </w:rPr>
+        <w:t xml:space="preserve">move()</w:t>
+      </w:r>
+      <w:r>
+        <w:t xml:space="preserve">?</w:t>
+      </w:r>
+    </w:p>
+    <w:p>
+      <w:pPr>
+        <w:pStyle w:val="SourceCode"/>
+      </w:pPr>
+      <w:r>
+        <w:rPr>
+          <w:rStyle w:val="DataTypeTok"/>
+        </w:rPr>
+        <w:t xml:space="preserve">void</w:t>
+      </w:r>
+      <w:r>
+        <w:rPr>
+          <w:rStyle w:val="NormalTok"/>
+        </w:rPr>
+        <w:t xml:space="preserve"> </w:t>
+      </w:r>
+      <w:r>
+        <w:rPr>
+          <w:rStyle w:val="FunctionTok"/>
+        </w:rPr>
+        <w:t xml:space="preserve">draw</w:t>
+      </w:r>
+      <w:r>
+        <w:rPr>
+          <w:rStyle w:val="OperatorTok"/>
+        </w:rPr>
+        <w:t xml:space="preserve">()</w:t>
+      </w:r>
+      <w:r>
+        <w:rPr>
+          <w:rStyle w:val="NormalTok"/>
+        </w:rPr>
+        <w:t xml:space="preserve"> </w:t>
+      </w:r>
+      <w:r>
+        <w:rPr>
+          <w:rStyle w:val="OperatorTok"/>
+        </w:rPr>
+        <w:t xml:space="preserve">{</w:t>
+      </w:r>
+      <w:r>
+        <w:br/>
+      </w:r>
+      <w:r>
+        <w:rPr>
+          <w:rStyle w:val="NormalTok"/>
+        </w:rPr>
+        <w:t xml:space="preserve">  </w:t>
+      </w:r>
+      <w:r>
+        <w:rPr>
+          <w:rStyle w:val="FunctionTok"/>
+        </w:rPr>
+        <w:t xml:space="preserve">background</w:t>
+      </w:r>
+      <w:r>
+        <w:rPr>
+          <w:rStyle w:val="OperatorTok"/>
+        </w:rPr>
+        <w:t xml:space="preserve">(</w:t>
+      </w:r>
+      <w:r>
+        <w:rPr>
+          <w:rStyle w:val="DecValTok"/>
+        </w:rPr>
+        <w:t xml:space="preserve">240</w:t>
+      </w:r>
+      <w:r>
+        <w:rPr>
+          <w:rStyle w:val="OperatorTok"/>
+        </w:rPr>
+        <w:t xml:space="preserve">);</w:t>
+      </w:r>
+      <w:r>
+        <w:br/>
+      </w:r>
+      <w:r>
+        <w:rPr>
+          <w:rStyle w:val="NormalTok"/>
+        </w:rPr>
+        <w:t xml:space="preserve">  player</w:t>
+      </w:r>
+      <w:r>
+        <w:rPr>
+          <w:rStyle w:val="OperatorTok"/>
+        </w:rPr>
+        <w:t xml:space="preserve">.</w:t>
+      </w:r>
+      <w:r>
+        <w:rPr>
+          <w:rStyle w:val="FunctionTok"/>
+        </w:rPr>
+        <w:t xml:space="preserve">drawSprite</w:t>
+      </w:r>
+      <w:r>
+        <w:rPr>
+          <w:rStyle w:val="OperatorTok"/>
+        </w:rPr>
+        <w:t xml:space="preserve">();</w:t>
+      </w:r>
+      <w:r>
+        <w:br/>
+      </w:r>
+      <w:r>
+        <w:rPr>
+          <w:rStyle w:val="NormalTok"/>
+        </w:rPr>
+        <w:t xml:space="preserve">  player</w:t>
+      </w:r>
+      <w:r>
+        <w:rPr>
+          <w:rStyle w:val="OperatorTok"/>
+        </w:rPr>
+        <w:t xml:space="preserve">.</w:t>
+      </w:r>
+      <w:r>
+        <w:rPr>
+          <w:rStyle w:val="FunctionTok"/>
+        </w:rPr>
+        <w:t xml:space="preserve">move</w:t>
+      </w:r>
+      <w:r>
+        <w:rPr>
+          <w:rStyle w:val="OperatorTok"/>
+        </w:rPr>
+        <w:t xml:space="preserve">();</w:t>
+      </w:r>
+      <w:r>
+        <w:br/>
+      </w:r>
+      <w:r>
+        <w:rPr>
+          <w:rStyle w:val="OperatorTok"/>
+        </w:rPr>
+        <w:t xml:space="preserve">}</w:t>
+      </w:r>
+    </w:p>
+    <w:p>
+      <w:pPr>
+        <w:pStyle w:val="FirstParagraph"/>
+      </w:pPr>
+      <w:r>
+        <w:t xml:space="preserve">Make a guess before you read on.</w:t>
+      </w:r>
+    </w:p>
+    <w:p>
+      <w:pPr>
+        <w:pStyle w:val="BodyText"/>
+      </w:pPr>
+      <w:r>
+        <w:t xml:space="preserve">Each frame, that version draws your character, and only then moves it.  So it's</w:t>
+      </w:r>
+      <w:r>
+        <w:t xml:space="preserve"> </w:t>
+      </w:r>
+      <w:r>
+        <w:t xml:space="preserve">always drawing your character where it</w:t>
+      </w:r>
+      <w:r>
+        <w:t xml:space="preserve"> </w:t>
+      </w:r>
+      <w:r>
+        <w:rPr>
+          <w:i/>
+          <w:iCs/>
+        </w:rPr>
+        <w:t xml:space="preserve">used to be</w:t>
+      </w:r>
+      <w:r>
+        <w:t xml:space="preserve">:  one frame behind, forever.</w:t>
+      </w:r>
+    </w:p>
+    <w:p>
+      <w:pPr>
+        <w:pStyle w:val="KeepWithNext"/>
+      </w:pPr>
+      <w:r>
+        <w:t xml:space="preserve">Try it, and you'll see it looks the same.  It is the same, one frame late.  At</w:t>
+      </w:r>
+      <w:r>
+        <w:t xml:space="preserve"> </w:t>
+      </w:r>
+      <w:r>
+        <w:t xml:space="preserve">sixty frames a second, one frame is too short to see.  It's still a habit worth</w:t>
+      </w:r>
+      <w:r>
+        <w:t xml:space="preserve"> </w:t>
+      </w:r>
+      <w:r>
+        <w:t xml:space="preserve">getting right now: </w:t>
+      </w:r>
+      <w:r>
+        <w:t xml:space="preserve"> </w:t>
+      </w:r>
+      <w:r>
+        <w:rPr>
+          <w:b/>
+          <w:bCs/>
+        </w:rPr>
+        <w:t xml:space="preserve">move, then draw</w:t>
+      </w:r>
+      <w:r>
+        <w:t xml:space="preserve">.</w:t>
       </w:r>
     </w:p>
     <w:tbl>
@@ -1661,7 +3539,13 @@
               <w:t xml:space="preserve">Watch out.</w:t>
             </w:r>
             <w:r>
-              <w:t xml:space="preserve">  A character with a velocity and no</w:t>
+              <w:t xml:space="preserve">  If part of your character gets left behind when it starts</w:t>
+            </w:r>
+            <w:r>
+              <w:t xml:space="preserve"> </w:t>
+            </w:r>
+            <w:r>
+              <w:t xml:space="preserve">moving, look at Chapter 2's Step 6.  A shape drawn at plain numbers, like</w:t>
             </w:r>
             <w:r>
               <w:t xml:space="preserve"> </w:t>
@@ -1670,25 +3554,16 @@
               <w:rPr>
                 <w:rStyle w:val="VerbatimChar"/>
               </w:rPr>
-              <w:t xml:space="preserve">move()</w:t>
+              <w:t xml:space="preserve">ellipse(388, 292, 16, 16)</w:t>
+            </w:r>
+            <w:r>
+              <w:t xml:space="preserve">, sits still while the rest of the face moves. </w:t>
             </w:r>
             <w:r>
               <w:t xml:space="preserve"> </w:t>
             </w:r>
             <w:r>
-              <w:t xml:space="preserve">sits perfectly still.  This</w:t>
-            </w:r>
-            <w:r>
-              <w:t xml:space="preserve"> </w:t>
-            </w:r>
-            <w:r>
-              <w:t xml:space="preserve">is the most common mistake in the chapter.  When your character is frozen,</w:t>
-            </w:r>
-            <w:r>
-              <w:t xml:space="preserve"> </w:t>
-            </w:r>
-            <w:r>
-              <w:t xml:space="preserve">look for</w:t>
+              <w:t xml:space="preserve">Measure it from</w:t>
             </w:r>
             <w:r>
               <w:t xml:space="preserve"> </w:t>
@@ -1697,13 +3572,13 @@
               <w:rPr>
                 <w:rStyle w:val="VerbatimChar"/>
               </w:rPr>
-              <w:t xml:space="preserve">move()</w:t>
+              <w:t xml:space="preserve">pos.x</w:t>
             </w:r>
             <w:r>
               <w:t xml:space="preserve"> </w:t>
             </w:r>
             <w:r>
-              <w:t xml:space="preserve">in</w:t>
+              <w:t xml:space="preserve">and</w:t>
             </w:r>
             <w:r>
               <w:t xml:space="preserve"> </w:t>
@@ -1712,13 +3587,10 @@
               <w:rPr>
                 <w:rStyle w:val="VerbatimChar"/>
               </w:rPr>
-              <w:t xml:space="preserve">draw()</w:t>
-            </w:r>
-            <w:r>
-              <w:t xml:space="preserve"> </w:t>
-            </w:r>
-            <w:r>
-              <w:t xml:space="preserve">first.</w:t>
+              <w:t xml:space="preserve">pos.y</w:t>
+            </w:r>
+            <w:r>
+              <w:t xml:space="preserve">, and it comes along.</w:t>
             </w:r>
           </w:p>
         </w:tc>
@@ -1729,292 +3601,6 @@
         <w:spacing w:before="0" w:after="0" w:line="120" w:lineRule="exact"/>
       </w:pPr>
     </w:p>
-    <w:bookmarkEnd w:id="16"/>
-    <w:bookmarkStart w:id="20" w:name="step-3---see-every-frame"/>
-    <w:p>
-      <w:pPr>
-        <w:pStyle w:val="Heading2"/>
-      </w:pPr>
-      <w:r>
-        <w:t xml:space="preserve">Step 3 - See every frame</w:t>
-      </w:r>
-    </w:p>
-    <w:p>
-      <w:pPr>
-        <w:pStyle w:val="FirstParagraph"/>
-      </w:pPr>
-      <w:r>
-        <w:rPr>
-          <w:rStyle w:val="VerbatimChar"/>
-        </w:rPr>
-        <w:t xml:space="preserve">background(240)</w:t>
-      </w:r>
-      <w:r>
-        <w:t xml:space="preserve"> </w:t>
-      </w:r>
-      <w:r>
-        <w:t xml:space="preserve">paints over the whole window at the start of every frame. </w:t>
-      </w:r>
-      <w:r>
-        <w:t xml:space="preserve"> </w:t>
-      </w:r>
-      <w:r>
-        <w:t xml:space="preserve">Here's what your character looks like without it.</w:t>
-      </w:r>
-    </w:p>
-    <w:p>
-      <w:pPr>
-        <w:pStyle w:val="KeepWithNext"/>
-      </w:pPr>
-      <w:r>
-        <w:rPr>
-          <w:b/>
-          <w:bCs/>
-        </w:rPr>
-        <w:t xml:space="preserve">Build it.</w:t>
-      </w:r>
-      <w:r>
-        <w:t xml:space="preserve">  Put</w:t>
-      </w:r>
-      <w:r>
-        <w:t xml:space="preserve"> </w:t>
-      </w:r>
-      <w:r>
-        <w:rPr>
-          <w:rStyle w:val="VerbatimChar"/>
-        </w:rPr>
-        <w:t xml:space="preserve">//</w:t>
-      </w:r>
-      <w:r>
-        <w:t xml:space="preserve"> </w:t>
-      </w:r>
-      <w:r>
-        <w:t xml:space="preserve">at the front of the</w:t>
-      </w:r>
-      <w:r>
-        <w:t xml:space="preserve"> </w:t>
-      </w:r>
-      <w:r>
-        <w:rPr>
-          <w:rStyle w:val="VerbatimChar"/>
-        </w:rPr>
-        <w:t xml:space="preserve">background</w:t>
-      </w:r>
-      <w:r>
-        <w:t xml:space="preserve"> </w:t>
-      </w:r>
-      <w:r>
-        <w:t xml:space="preserve">line, so it reads:</w:t>
-      </w:r>
-    </w:p>
-    <w:p>
-      <w:pPr>
-        <w:pStyle w:val="SourceCode"/>
-      </w:pPr>
-      <w:r>
-        <w:rPr>
-          <w:rStyle w:val="NormalTok"/>
-        </w:rPr>
-        <w:t xml:space="preserve">  </w:t>
-      </w:r>
-      <w:r>
-        <w:rPr>
-          <w:rStyle w:val="CommentTok"/>
-        </w:rPr>
-        <w:t xml:space="preserve">//background(240);</w:t>
-      </w:r>
-    </w:p>
-    <w:tbl>
-      <w:tblPr>
-        <w:tblW w:w="9360" w:type="dxa"/>
-        <w:tblInd w:w="92" w:type="dxa"/>
-        <w:tblLayout w:type="fixed"/>
-        <w:tblBorders>
-          <w:top w:val="nil"/>
-          <w:left w:val="nil"/>
-          <w:bottom w:val="nil"/>
-          <w:right w:val="nil"/>
-          <w:insideH w:val="nil"/>
-          <w:insideV w:val="nil"/>
-        </w:tblBorders>
-        <w:tblCellMar>
-          <w:top w:w="0" w:type="dxa"/>
-          <w:left w:w="200" w:type="dxa"/>
-          <w:bottom w:w="0" w:type="dxa"/>
-          <w:right w:w="200" w:type="dxa"/>
-        </w:tblCellMar>
-        <w:tblLook w:val="0000" w:firstRow="0" w:lastRow="0" w:firstColumn="0" w:lastColumn="0" w:noHBand="1" w:noVBand="1"/>
-      </w:tblPr>
-      <w:tblGrid>
-        <w:gridCol w:w="9360"/>
-      </w:tblGrid>
-      <w:tr>
-        <w:trPr>
-          <w:cantSplit/>
-        </w:trPr>
-        <w:tc>
-          <w:tcPr>
-            <w:tcW w:w="9360" w:type="dxa"/>
-            <w:tcBorders>
-              <w:top w:val="single" w:sz="4" w:space="0" w:color="CFE0F3"/>
-              <w:left w:val="single" w:sz="36" w:space="0" w:color="2B6CB0"/>
-              <w:bottom w:val="single" w:sz="4" w:space="0" w:color="CFE0F3"/>
-              <w:right w:val="single" w:sz="4" w:space="0" w:color="CFE0F3"/>
-            </w:tcBorders>
-            <w:shd w:val="clear" w:color="auto" w:fill="F2F7FD"/>
-            <w:tcMar>
-              <w:top w:w="60" w:type="dxa"/>
-              <w:bottom w:w="60" w:type="dxa"/>
-            </w:tcMar>
-          </w:tcPr>
-          <w:p>
-            <w:pPr>
-              <w:pStyle w:val="FirstParagraph"/>
-            </w:pPr>
-            <w:r>
-              <w:rPr>
-                <w:b/>
-                <w:bCs/>
-              </w:rPr>
-              <w:t xml:space="preserve">Aside:  commenting out</w:t>
-            </w:r>
-          </w:p>
-          <w:p>
-            <w:pPr>
-              <w:pStyle w:val="BodyText"/>
-            </w:pPr>
-            <w:r>
-              <w:rPr>
-                <w:rStyle w:val="VerbatimChar"/>
-              </w:rPr>
-              <w:t xml:space="preserve">//</w:t>
-            </w:r>
-            <w:r>
-              <w:t xml:space="preserve"> </w:t>
-            </w:r>
-            <w:r>
-              <w:t xml:space="preserve">turns a whole line into a comment, so Processing skips it.  That's called</w:t>
-            </w:r>
-            <w:r>
-              <w:t xml:space="preserve"> </w:t>
-            </w:r>
-            <w:r>
-              <w:rPr>
-                <w:b/>
-                <w:bCs/>
-              </w:rPr>
-              <w:t xml:space="preserve">commenting out</w:t>
-            </w:r>
-            <w:r>
-              <w:t xml:space="preserve"> </w:t>
-            </w:r>
-            <w:r>
-              <w:t xml:space="preserve">a line.  It's the quickest way to switch something off and</w:t>
-            </w:r>
-            <w:r>
-              <w:t xml:space="preserve"> </w:t>
-            </w:r>
-            <w:r>
-              <w:t xml:space="preserve">keep it handy:  take the</w:t>
-            </w:r>
-            <w:r>
-              <w:t xml:space="preserve"> </w:t>
-            </w:r>
-            <w:r>
-              <w:rPr>
-                <w:rStyle w:val="VerbatimChar"/>
-              </w:rPr>
-              <w:t xml:space="preserve">//</w:t>
-            </w:r>
-            <w:r>
-              <w:t xml:space="preserve"> </w:t>
-            </w:r>
-            <w:r>
-              <w:t xml:space="preserve">away, and the line is back.</w:t>
-            </w:r>
-          </w:p>
-        </w:tc>
-      </w:tr>
-    </w:tbl>
-    <w:p>
-      <w:pPr>
-        <w:spacing w:before="0" w:after="0" w:line="120" w:lineRule="exact"/>
-      </w:pPr>
-    </w:p>
-    <w:p>
-      <w:pPr>
-        <w:pStyle w:val="KeepWithNext"/>
-      </w:pPr>
-      <w:r>
-        <w:t xml:space="preserve">Run it.</w:t>
-      </w:r>
-    </w:p>
-    <w:tbl>
-      <w:tblPr>
-        <w:tblW w:w="9360" w:type="dxa"/>
-        <w:tblInd w:w="92" w:type="dxa"/>
-        <w:tblLayout w:type="fixed"/>
-        <w:tblBorders>
-          <w:top w:val="nil"/>
-          <w:left w:val="nil"/>
-          <w:bottom w:val="nil"/>
-          <w:right w:val="nil"/>
-          <w:insideH w:val="nil"/>
-          <w:insideV w:val="nil"/>
-        </w:tblBorders>
-        <w:tblCellMar>
-          <w:top w:w="0" w:type="dxa"/>
-          <w:left w:w="200" w:type="dxa"/>
-          <w:bottom w:w="0" w:type="dxa"/>
-          <w:right w:w="200" w:type="dxa"/>
-        </w:tblCellMar>
-        <w:tblLook w:val="0000" w:firstRow="0" w:lastRow="0" w:firstColumn="0" w:lastColumn="0" w:noHBand="1" w:noVBand="1"/>
-      </w:tblPr>
-      <w:tblGrid>
-        <w:gridCol w:w="9360"/>
-      </w:tblGrid>
-      <w:tr>
-        <w:trPr>
-          <w:cantSplit/>
-        </w:trPr>
-        <w:tc>
-          <w:tcPr>
-            <w:tcW w:w="9360" w:type="dxa"/>
-            <w:tcBorders>
-              <w:top w:val="single" w:sz="4" w:space="0" w:color="C2E6D1"/>
-              <w:left w:val="single" w:sz="36" w:space="0" w:color="1D7A44"/>
-              <w:bottom w:val="single" w:sz="4" w:space="0" w:color="C2E6D1"/>
-              <w:right w:val="single" w:sz="4" w:space="0" w:color="C2E6D1"/>
-            </w:tcBorders>
-            <w:shd w:val="clear" w:color="auto" w:fill="F1FBF5"/>
-            <w:tcMar>
-              <w:top w:w="60" w:type="dxa"/>
-              <w:bottom w:w="60" w:type="dxa"/>
-            </w:tcMar>
-          </w:tcPr>
-          <w:p>
-            <w:pPr>
-              <w:pStyle w:val="BodyText"/>
-            </w:pPr>
-            <w:r>
-              <w:rPr>
-                <w:b/>
-                <w:bCs/>
-              </w:rPr>
-              <w:t xml:space="preserve">Check.</w:t>
-            </w:r>
-            <w:r>
-              <w:t xml:space="preserve">  A long blue stripe, with your character's face at the front end.</w:t>
-            </w:r>
-          </w:p>
-        </w:tc>
-      </w:tr>
-    </w:tbl>
-    <w:p>
-      <w:pPr>
-        <w:spacing w:before="0" w:after="0" w:line="120" w:lineRule="exact"/>
-      </w:pPr>
-    </w:p>
     <w:p>
       <w:pPr>
         <w:pStyle w:val="Screenshot"/>
@@ -2024,18 +3610,18 @@
           <wp:inline>
             <wp:extent cx="3108960" cy="2331720"/>
             <wp:effectExtent b="0" l="0" r="0" t="0"/>
-            <wp:docPr descr="" title="" id="18" name="Picture"/>
+            <wp:docPr descr="" title="" id="36" name="Picture"/>
             <a:graphic>
               <a:graphicData uri="http://schemas.openxmlformats.org/drawingml/2006/picture">
                 <pic:pic>
                   <pic:nvPicPr>
-                    <pic:cNvPr descr="lessons/chapters\screenshots/ch03_Trail.png" id="19" name="Picture"/>
+                    <pic:cNvPr descr="lessons/chapters/screenshots/ch03_FixedEye.png" id="37" name="Picture"/>
                     <pic:cNvPicPr>
                       <a:picLocks noChangeArrowheads="1" noChangeAspect="1"/>
                     </pic:cNvPicPr>
                   </pic:nvPicPr>
                   <pic:blipFill>
-                    <a:blip r:embed="rId17"/>
+                    <a:blip r:embed="rId35"/>
                     <a:stretch>
                       <a:fillRect/>
                     </a:stretch>
@@ -2069,323 +3655,70 @@
         <w:pStyle w:val="ScreenshotCaption"/>
       </w:pPr>
       <w:r>
-        <w:t xml:space="preserve">Every frame, still on the screen.</w:t>
-      </w:r>
-    </w:p>
-    <w:p>
-      <w:pPr>
-        <w:pStyle w:val="BodyText"/>
-      </w:pPr>
-      <w:r>
-        <w:t xml:space="preserve">That stripe is every frame of the flipbook from Chapter 1, at once.  Each frame</w:t>
-      </w:r>
-      <w:r>
-        <w:t xml:space="preserve"> </w:t>
-      </w:r>
-      <w:r>
-        <w:t xml:space="preserve">drew your character one step further along, and with nothing painting over the</w:t>
-      </w:r>
-      <w:r>
-        <w:t xml:space="preserve"> </w:t>
-      </w:r>
-      <w:r>
-        <w:t xml:space="preserve">old ones, they're all still there.  The grey is the color Processing starts a</w:t>
-      </w:r>
-      <w:r>
-        <w:t xml:space="preserve"> </w:t>
-      </w:r>
-      <w:r>
-        <w:t xml:space="preserve">window with.</w:t>
-      </w:r>
-    </w:p>
-    <w:p>
-      <w:pPr>
-        <w:pStyle w:val="BodyText"/>
-      </w:pPr>
-      <w:r>
-        <w:t xml:space="preserve">Leave the</w:t>
-      </w:r>
-      <w:r>
-        <w:t xml:space="preserve"> </w:t>
-      </w:r>
-      <w:r>
-        <w:rPr>
-          <w:rStyle w:val="VerbatimChar"/>
-        </w:rPr>
-        <w:t xml:space="preserve">//</w:t>
-      </w:r>
-      <w:r>
-        <w:t xml:space="preserve"> </w:t>
-      </w:r>
-      <w:r>
-        <w:t xml:space="preserve">there for one more step.</w:t>
-      </w:r>
-    </w:p>
-    <w:bookmarkEnd w:id="20"/>
-    <w:bookmarkStart w:id="24" w:name="step-4---off-the-edge"/>
+        <w:t xml:space="preserve">An eye at plain numbers, left behind in the middle of the</w:t>
+      </w:r>
+      <w:r>
+        <w:t xml:space="preserve"> </w:t>
+      </w:r>
+      <w:r>
+        <w:t xml:space="preserve">window.</w:t>
+      </w:r>
+    </w:p>
+    <w:p>
+      <w:pPr>
+        <w:pStyle w:val="Heading1"/>
+      </w:pPr>
+      <w:bookmarkStart w:id="38" w:name="_f9a9ebeb80a99513d77624c23bc7ab5c5bc6ddd"/>
+      <w:r>
+        <w:t xml:space="preserve">Part Three - Make it yours</w:t>
+      </w:r>
+      <w:bookmarkEnd w:id="38"/>
+    </w:p>
     <w:p>
       <w:pPr>
         <w:pStyle w:val="Heading2"/>
       </w:pPr>
-      <w:r>
-        <w:t xml:space="preserve">Step 4 - Off the edge</w:t>
-      </w:r>
-    </w:p>
-    <w:p>
-      <w:pPr>
-        <w:pStyle w:val="KeepWithNext"/>
-      </w:pPr>
-      <w:r>
-        <w:t xml:space="preserve">Let it run, and keep watching when your character reaches the edge of the</w:t>
-      </w:r>
-      <w:r>
-        <w:t xml:space="preserve"> </w:t>
-      </w:r>
-      <w:r>
-        <w:t xml:space="preserve">window.</w:t>
-      </w:r>
-    </w:p>
-    <w:tbl>
-      <w:tblPr>
-        <w:tblW w:w="9360" w:type="dxa"/>
-        <w:tblInd w:w="92" w:type="dxa"/>
-        <w:tblLayout w:type="fixed"/>
-        <w:tblBorders>
-          <w:top w:val="nil"/>
-          <w:left w:val="nil"/>
-          <w:bottom w:val="nil"/>
-          <w:right w:val="nil"/>
-          <w:insideH w:val="nil"/>
-          <w:insideV w:val="nil"/>
-        </w:tblBorders>
-        <w:tblCellMar>
-          <w:top w:w="0" w:type="dxa"/>
-          <w:left w:w="200" w:type="dxa"/>
-          <w:bottom w:w="0" w:type="dxa"/>
-          <w:right w:w="200" w:type="dxa"/>
-        </w:tblCellMar>
-        <w:tblLook w:val="0000" w:firstRow="0" w:lastRow="0" w:firstColumn="0" w:lastColumn="0" w:noHBand="1" w:noVBand="1"/>
-      </w:tblPr>
-      <w:tblGrid>
-        <w:gridCol w:w="9360"/>
-      </w:tblGrid>
-      <w:tr>
-        <w:trPr>
-          <w:cantSplit/>
-        </w:trPr>
-        <w:tc>
-          <w:tcPr>
-            <w:tcW w:w="9360" w:type="dxa"/>
-            <w:tcBorders>
-              <w:top w:val="single" w:sz="4" w:space="0" w:color="C2E6D1"/>
-              <w:left w:val="single" w:sz="36" w:space="0" w:color="1D7A44"/>
-              <w:bottom w:val="single" w:sz="4" w:space="0" w:color="C2E6D1"/>
-              <w:right w:val="single" w:sz="4" w:space="0" w:color="C2E6D1"/>
-            </w:tcBorders>
-            <w:shd w:val="clear" w:color="auto" w:fill="F1FBF5"/>
-            <w:tcMar>
-              <w:top w:w="60" w:type="dxa"/>
-              <w:bottom w:w="60" w:type="dxa"/>
-            </w:tcMar>
-          </w:tcPr>
-          <w:p>
-            <w:pPr>
-              <w:pStyle w:val="BodyText"/>
-            </w:pPr>
-            <w:r>
-              <w:rPr>
-                <w:b/>
-                <w:bCs/>
-              </w:rPr>
-              <w:t xml:space="preserve">Check.</w:t>
-            </w:r>
-            <w:r>
-              <w:t xml:space="preserve">  It slides off one edge and comes back in on the opposite side.</w:t>
-            </w:r>
-          </w:p>
-        </w:tc>
-      </w:tr>
-    </w:tbl>
-    <w:p>
-      <w:pPr>
-        <w:spacing w:before="0" w:after="0" w:line="120" w:lineRule="exact"/>
-      </w:pPr>
-    </w:p>
-    <w:p>
-      <w:pPr>
-        <w:pStyle w:val="Screenshot"/>
-      </w:pPr>
-      <w:r>
-        <w:drawing>
-          <wp:inline>
-            <wp:extent cx="3108960" cy="2331720"/>
-            <wp:effectExtent b="0" l="0" r="0" t="0"/>
-            <wp:docPr descr="" title="" id="22" name="Picture"/>
-            <a:graphic>
-              <a:graphicData uri="http://schemas.openxmlformats.org/drawingml/2006/picture">
-                <pic:pic>
-                  <pic:nvPicPr>
-                    <pic:cNvPr descr="lessons/chapters\screenshots/ch03_Wrap.png" id="23" name="Picture"/>
-                    <pic:cNvPicPr>
-                      <a:picLocks noChangeArrowheads="1" noChangeAspect="1"/>
-                    </pic:cNvPicPr>
-                  </pic:nvPicPr>
-                  <pic:blipFill>
-                    <a:blip r:embed="rId21"/>
-                    <a:stretch>
-                      <a:fillRect/>
-                    </a:stretch>
-                  </pic:blipFill>
-                  <pic:spPr bwMode="auto">
-                    <a:xfrm>
-                      <a:off x="0" y="0"/>
-                      <a:ext cx="3108960" cy="2331720"/>
-                    </a:xfrm>
-                    <a:prstGeom prst="rect">
-                      <a:avLst/>
-                    </a:prstGeom>
-                    <a:noFill/>
-                    <a:ln w="9525">
-                      <a:solidFill>
-                        <a:srgbClr val="C9D8E8"/>
-                      </a:solidFill>
-                      <a:headEnd/>
-                      <a:tailEnd/>
-                    </a:ln>
-                  </pic:spPr>
-                </pic:pic>
-              </a:graphicData>
-            </a:graphic>
-          </wp:inline>
-        </w:drawing>
-      </w:r>
-    </w:p>
-    <w:p>
-      <w:pPr>
-        <w:pStyle w:val="ScreenshotCaption"/>
-      </w:pPr>
-      <w:r>
-        <w:t xml:space="preserve">Off the right edge, back in on the left.  The stripe starts</w:t>
-      </w:r>
-      <w:r>
-        <w:t xml:space="preserve"> </w:t>
-      </w:r>
-      <w:r>
-        <w:t xml:space="preserve">over on the other side.</w:t>
-      </w:r>
-    </w:p>
-    <w:p>
-      <w:pPr>
-        <w:pStyle w:val="BodyText"/>
-      </w:pPr>
-      <w:r>
-        <w:t xml:space="preserve">That's called</w:t>
-      </w:r>
-      <w:r>
-        <w:t xml:space="preserve"> </w:t>
-      </w:r>
+      <w:bookmarkStart w:id="39" w:name="_5b421b84363acf2110c4bfc05aa90f80c94c233"/>
+      <w:r>
+        <w:t xml:space="preserve">3.4  A speed that fits</w:t>
+      </w:r>
+      <w:bookmarkEnd w:id="39"/>
+    </w:p>
+    <w:p>
+      <w:pPr>
+        <w:pStyle w:val="FirstParagraph"/>
+      </w:pPr>
       <w:r>
         <w:rPr>
           <w:b/>
           <w:bCs/>
         </w:rPr>
-        <w:t xml:space="preserve">wrapping</w:t>
-      </w:r>
-      <w:r>
-        <w:t xml:space="preserve">.  Off the right, back in on the left.  Off the top,</w:t>
-      </w:r>
-      <w:r>
-        <w:t xml:space="preserve"> </w:t>
-      </w:r>
-      <w:r>
-        <w:t xml:space="preserve">back in at the bottom.  You didn't write that.  The library does it for you,</w:t>
-      </w:r>
-      <w:r>
-        <w:t xml:space="preserve"> </w:t>
-      </w:r>
-      <w:r>
-        <w:t xml:space="preserve">inside</w:t>
-      </w:r>
-      <w:r>
-        <w:t xml:space="preserve"> </w:t>
-      </w:r>
-      <w:r>
-        <w:rPr>
-          <w:rStyle w:val="VerbatimChar"/>
-        </w:rPr>
-        <w:t xml:space="preserve">move()</w:t>
-      </w:r>
-      <w:r>
-        <w:t xml:space="preserve">.</w:t>
-      </w:r>
-    </w:p>
-    <w:bookmarkEnd w:id="24"/>
-    <w:bookmarkStart w:id="31" w:name="step-5---faster-slower-and-which-way"/>
-    <w:p>
-      <w:pPr>
-        <w:pStyle w:val="Heading2"/>
-      </w:pPr>
-      <w:r>
-        <w:t xml:space="preserve">Step 5 - Faster, slower, and which way</w:t>
-      </w:r>
-    </w:p>
-    <w:p>
-      <w:pPr>
-        <w:pStyle w:val="FirstParagraph"/>
-      </w:pPr>
-      <w:r>
-        <w:t xml:space="preserve">Keep the</w:t>
-      </w:r>
-      <w:r>
-        <w:t xml:space="preserve"> </w:t>
-      </w:r>
-      <w:r>
-        <w:rPr>
-          <w:rStyle w:val="VerbatimChar"/>
-        </w:rPr>
-        <w:t xml:space="preserve">//</w:t>
-      </w:r>
-      <w:r>
-        <w:t xml:space="preserve"> </w:t>
-      </w:r>
-      <w:r>
-        <w:t xml:space="preserve">in front of</w:t>
-      </w:r>
-      <w:r>
-        <w:t xml:space="preserve"> </w:t>
-      </w:r>
-      <w:r>
-        <w:rPr>
-          <w:rStyle w:val="VerbatimChar"/>
-        </w:rPr>
-        <w:t xml:space="preserve">background</w:t>
-      </w:r>
-      <w:r>
-        <w:t xml:space="preserve"> </w:t>
-      </w:r>
-      <w:r>
-        <w:t xml:space="preserve">for this step, so each try draws its</w:t>
-      </w:r>
-      <w:r>
-        <w:t xml:space="preserve"> </w:t>
-      </w:r>
-      <w:r>
-        <w:t xml:space="preserve">own path.</w:t>
-      </w:r>
-    </w:p>
-    <w:p>
-      <w:pPr>
-        <w:pStyle w:val="BodyText"/>
-      </w:pPr>
+        <w:t xml:space="preserve">Your turn.</w:t>
+      </w:r>
+      <w:r>
+        <w:t xml:space="preserve">  Tune your character's velocity until it feels right for</w:t>
+      </w:r>
+      <w:r>
+        <w:t xml:space="preserve"> </w:t>
+      </w:r>
       <w:r>
         <w:rPr>
           <w:b/>
           <w:bCs/>
         </w:rPr>
-        <w:t xml:space="preserve">Build it.</w:t>
-      </w:r>
-      <w:r>
-        <w:t xml:space="preserve">  Change the velocity to</w:t>
+        <w:t xml:space="preserve">your</w:t>
+      </w:r>
+      <w:r>
+        <w:t xml:space="preserve"> </w:t>
+      </w:r>
+      <w:r>
+        <w:t xml:space="preserve">character.  A heavy monster lumbers.  A bug darts.  A ghost might drift slowly</w:t>
+      </w:r>
+      <w:r>
+        <w:t xml:space="preserve"> </w:t>
+      </w:r>
+      <w:r>
+        <w:t xml:space="preserve">up.  Pick numbers, or keep</w:t>
       </w:r>
       <w:r>
         <w:t xml:space="preserve"> </w:t>
@@ -2394,344 +3727,16 @@
         <w:rPr>
           <w:rStyle w:val="VerbatimChar"/>
         </w:rPr>
-        <w:t xml:space="preserve">(8, 0)</w:t>
-      </w:r>
-      <w:r>
-        <w:t xml:space="preserve"> </w:t>
-      </w:r>
-      <w:r>
-        <w:t xml:space="preserve">and run.  Then</w:t>
-      </w:r>
-      <w:r>
-        <w:t xml:space="preserve"> </w:t>
-      </w:r>
-      <w:r>
-        <w:rPr>
-          <w:rStyle w:val="VerbatimChar"/>
-        </w:rPr>
-        <w:t xml:space="preserve">(0.5, 0)</w:t>
-      </w:r>
-      <w:r>
-        <w:t xml:space="preserve"> </w:t>
-      </w:r>
-      <w:r>
-        <w:t xml:space="preserve">and run. </w:t>
-      </w:r>
-      <w:r>
-        <w:t xml:space="preserve"> </w:t>
-      </w:r>
-      <w:r>
-        <w:t xml:space="preserve">Fast, and slow.</w:t>
-      </w:r>
-    </w:p>
-    <w:p>
-      <w:pPr>
-        <w:pStyle w:val="KeepWithNext"/>
-      </w:pPr>
-      <w:r>
-        <w:t xml:space="preserve">Now predict before you run.  Which way does</w:t>
-      </w:r>
-      <w:r>
-        <w:t xml:space="preserve"> </w:t>
-      </w:r>
-      <w:r>
-        <w:rPr>
-          <w:rStyle w:val="VerbatimChar"/>
-        </w:rPr>
-        <w:t xml:space="preserve">setVelocity(3, 3)</w:t>
-      </w:r>
-      <w:r>
-        <w:t xml:space="preserve"> </w:t>
-      </w:r>
-      <w:r>
-        <w:t xml:space="preserve">go?  Which way</w:t>
-      </w:r>
-      <w:r>
-        <w:t xml:space="preserve"> </w:t>
-      </w:r>
-      <w:r>
-        <w:t xml:space="preserve">does</w:t>
-      </w:r>
-      <w:r>
-        <w:t xml:space="preserve"> </w:t>
-      </w:r>
-      <w:r>
-        <w:rPr>
-          <w:rStyle w:val="VerbatimChar"/>
-        </w:rPr>
-        <w:t xml:space="preserve">setVelocity(3, -3)</w:t>
-      </w:r>
-      <w:r>
-        <w:t xml:space="preserve"> </w:t>
-      </w:r>
-      <w:r>
-        <w:t xml:space="preserve">go?</w:t>
-      </w:r>
-    </w:p>
-    <w:tbl>
-      <w:tblPr>
-        <w:tblW w:w="9360" w:type="dxa"/>
-        <w:tblInd w:w="92" w:type="dxa"/>
-        <w:tblLayout w:type="fixed"/>
-        <w:tblBorders>
-          <w:top w:val="nil"/>
-          <w:left w:val="nil"/>
-          <w:bottom w:val="nil"/>
-          <w:right w:val="nil"/>
-          <w:insideH w:val="nil"/>
-          <w:insideV w:val="nil"/>
-        </w:tblBorders>
-        <w:tblCellMar>
-          <w:top w:w="0" w:type="dxa"/>
-          <w:left w:w="200" w:type="dxa"/>
-          <w:bottom w:w="0" w:type="dxa"/>
-          <w:right w:w="200" w:type="dxa"/>
-        </w:tblCellMar>
-        <w:tblLook w:val="0000" w:firstRow="0" w:lastRow="0" w:firstColumn="0" w:lastColumn="0" w:noHBand="1" w:noVBand="1"/>
-      </w:tblPr>
-      <w:tblGrid>
-        <w:gridCol w:w="9360"/>
-      </w:tblGrid>
-      <w:tr>
-        <w:trPr>
-          <w:cantSplit/>
-        </w:trPr>
-        <w:tc>
-          <w:tcPr>
-            <w:tcW w:w="9360" w:type="dxa"/>
-            <w:tcBorders>
-              <w:top w:val="single" w:sz="4" w:space="0" w:color="C2E6D1"/>
-              <w:left w:val="single" w:sz="36" w:space="0" w:color="1D7A44"/>
-              <w:bottom w:val="single" w:sz="4" w:space="0" w:color="C2E6D1"/>
-              <w:right w:val="single" w:sz="4" w:space="0" w:color="C2E6D1"/>
-            </w:tcBorders>
-            <w:shd w:val="clear" w:color="auto" w:fill="F1FBF5"/>
-            <w:tcMar>
-              <w:top w:w="60" w:type="dxa"/>
-              <w:bottom w:w="60" w:type="dxa"/>
-            </w:tcMar>
-          </w:tcPr>
-          <w:p>
-            <w:pPr>
-              <w:pStyle w:val="BodyText"/>
-            </w:pPr>
-            <w:r>
-              <w:rPr>
-                <w:b/>
-                <w:bCs/>
-              </w:rPr>
-              <w:t xml:space="preserve">Check.</w:t>
-            </w:r>
-            <w:r>
-              <w:t xml:space="preserve"> </w:t>
-            </w:r>
-            <w:r>
-              <w:t xml:space="preserve"> </w:t>
-            </w:r>
-            <w:r>
-              <w:rPr>
-                <w:rStyle w:val="VerbatimChar"/>
-              </w:rPr>
-              <w:t xml:space="preserve">(3, 3)</w:t>
-            </w:r>
-            <w:r>
-              <w:t xml:space="preserve"> </w:t>
-            </w:r>
-            <w:r>
-              <w:t xml:space="preserve">heads down and to the right. </w:t>
-            </w:r>
-            <w:r>
-              <w:t xml:space="preserve"> </w:t>
-            </w:r>
-            <w:r>
-              <w:rPr>
-                <w:rStyle w:val="VerbatimChar"/>
-              </w:rPr>
-              <w:t xml:space="preserve">(3, -3)</w:t>
-            </w:r>
-            <w:r>
-              <w:t xml:space="preserve"> </w:t>
-            </w:r>
-            <w:r>
-              <w:t xml:space="preserve">heads up and to the</w:t>
-            </w:r>
-            <w:r>
-              <w:t xml:space="preserve"> </w:t>
-            </w:r>
-            <w:r>
-              <w:t xml:space="preserve">right.</w:t>
-            </w:r>
-          </w:p>
-        </w:tc>
-      </w:tr>
-    </w:tbl>
-    <w:p>
-      <w:pPr>
-        <w:spacing w:before="0" w:after="0" w:line="120" w:lineRule="exact"/>
-      </w:pPr>
-    </w:p>
-    <w:p>
-      <w:pPr>
-        <w:pStyle w:val="Screenshot"/>
-      </w:pPr>
-      <w:r>
-        <w:drawing>
-          <wp:inline>
-            <wp:extent cx="3108960" cy="2331720"/>
-            <wp:effectExtent b="0" l="0" r="0" t="0"/>
-            <wp:docPr descr="" title="" id="26" name="Picture"/>
-            <a:graphic>
-              <a:graphicData uri="http://schemas.openxmlformats.org/drawingml/2006/picture">
-                <pic:pic>
-                  <pic:nvPicPr>
-                    <pic:cNvPr descr="lessons/chapters\screenshots/ch03_Down.png" id="27" name="Picture"/>
-                    <pic:cNvPicPr>
-                      <a:picLocks noChangeArrowheads="1" noChangeAspect="1"/>
-                    </pic:cNvPicPr>
-                  </pic:nvPicPr>
-                  <pic:blipFill>
-                    <a:blip r:embed="rId25"/>
-                    <a:stretch>
-                      <a:fillRect/>
-                    </a:stretch>
-                  </pic:blipFill>
-                  <pic:spPr bwMode="auto">
-                    <a:xfrm>
-                      <a:off x="0" y="0"/>
-                      <a:ext cx="3108960" cy="2331720"/>
-                    </a:xfrm>
-                    <a:prstGeom prst="rect">
-                      <a:avLst/>
-                    </a:prstGeom>
-                    <a:noFill/>
-                    <a:ln w="9525">
-                      <a:solidFill>
-                        <a:srgbClr val="C9D8E8"/>
-                      </a:solidFill>
-                      <a:headEnd/>
-                      <a:tailEnd/>
-                    </a:ln>
-                  </pic:spPr>
-                </pic:pic>
-              </a:graphicData>
-            </a:graphic>
-          </wp:inline>
-        </w:drawing>
-      </w:r>
-    </w:p>
-    <w:p>
-      <w:pPr>
-        <w:pStyle w:val="ScreenshotCaption"/>
-      </w:pPr>
-      <w:r>
-        <w:rPr>
-          <w:rStyle w:val="VerbatimChar"/>
-        </w:rPr>
-        <w:t xml:space="preserve">setVelocity(3, 3)</w:t>
-      </w:r>
-      <w:r>
-        <w:t xml:space="preserve">:  positive y, so down.</w:t>
-      </w:r>
-    </w:p>
-    <w:p>
-      <w:pPr>
-        <w:pStyle w:val="Screenshot"/>
-      </w:pPr>
-      <w:r>
-        <w:drawing>
-          <wp:inline>
-            <wp:extent cx="3108960" cy="2331720"/>
-            <wp:effectExtent b="0" l="0" r="0" t="0"/>
-            <wp:docPr descr="" title="" id="29" name="Picture"/>
-            <a:graphic>
-              <a:graphicData uri="http://schemas.openxmlformats.org/drawingml/2006/picture">
-                <pic:pic>
-                  <pic:nvPicPr>
-                    <pic:cNvPr descr="lessons/chapters\screenshots/ch03_Up.png" id="30" name="Picture"/>
-                    <pic:cNvPicPr>
-                      <a:picLocks noChangeArrowheads="1" noChangeAspect="1"/>
-                    </pic:cNvPicPr>
-                  </pic:nvPicPr>
-                  <pic:blipFill>
-                    <a:blip r:embed="rId28"/>
-                    <a:stretch>
-                      <a:fillRect/>
-                    </a:stretch>
-                  </pic:blipFill>
-                  <pic:spPr bwMode="auto">
-                    <a:xfrm>
-                      <a:off x="0" y="0"/>
-                      <a:ext cx="3108960" cy="2331720"/>
-                    </a:xfrm>
-                    <a:prstGeom prst="rect">
-                      <a:avLst/>
-                    </a:prstGeom>
-                    <a:noFill/>
-                    <a:ln w="9525">
-                      <a:solidFill>
-                        <a:srgbClr val="C9D8E8"/>
-                      </a:solidFill>
-                      <a:headEnd/>
-                      <a:tailEnd/>
-                    </a:ln>
-                  </pic:spPr>
-                </pic:pic>
-              </a:graphicData>
-            </a:graphic>
-          </wp:inline>
-        </w:drawing>
-      </w:r>
-    </w:p>
-    <w:p>
-      <w:pPr>
-        <w:pStyle w:val="ScreenshotCaption"/>
-      </w:pPr>
-      <w:r>
-        <w:rPr>
-          <w:rStyle w:val="VerbatimChar"/>
-        </w:rPr>
-        <w:t xml:space="preserve">setVelocity(3, -3)</w:t>
-      </w:r>
-      <w:r>
-        <w:t xml:space="preserve">:  negative y, so up.</w:t>
-      </w:r>
-    </w:p>
-    <w:p>
-      <w:pPr>
-        <w:pStyle w:val="BodyText"/>
-      </w:pPr>
-      <w:r>
-        <w:t xml:space="preserve">When</w:t>
-      </w:r>
-      <w:r>
-        <w:t xml:space="preserve"> </w:t>
-      </w:r>
-      <w:r>
-        <w:rPr>
-          <w:rStyle w:val="VerbatimChar"/>
-        </w:rPr>
-        <w:t xml:space="preserve">vx</w:t>
-      </w:r>
-      <w:r>
-        <w:t xml:space="preserve"> </w:t>
-      </w:r>
-      <w:r>
-        <w:t xml:space="preserve">and</w:t>
-      </w:r>
-      <w:r>
-        <w:t xml:space="preserve"> </w:t>
-      </w:r>
-      <w:r>
-        <w:rPr>
-          <w:rStyle w:val="VerbatimChar"/>
-        </w:rPr>
-        <w:t xml:space="preserve">vy</w:t>
-      </w:r>
-      <w:r>
-        <w:t xml:space="preserve"> </w:t>
-      </w:r>
-      <w:r>
-        <w:t xml:space="preserve">are the same size, the path is an exact diagonal.</w:t>
+        <w:t xml:space="preserve">random()</w:t>
+      </w:r>
+      <w:r>
+        <w:t xml:space="preserve">, and run it until it looks like your</w:t>
+      </w:r>
+      <w:r>
+        <w:t xml:space="preserve"> </w:t>
+      </w:r>
+      <w:r>
+        <w:t xml:space="preserve">character moving.</w:t>
       </w:r>
     </w:p>
     <w:p>
@@ -2743,484 +3748,23 @@
           <w:b/>
           <w:bCs/>
         </w:rPr>
-        <w:t xml:space="preserve">Build it.</w:t>
-      </w:r>
-      <w:r>
-        <w:t xml:space="preserve">  Take the</w:t>
-      </w:r>
-      <w:r>
-        <w:t xml:space="preserve"> </w:t>
-      </w:r>
-      <w:r>
-        <w:rPr>
-          <w:rStyle w:val="VerbatimChar"/>
-        </w:rPr>
-        <w:t xml:space="preserve">//</w:t>
-      </w:r>
-      <w:r>
-        <w:t xml:space="preserve"> </w:t>
-      </w:r>
-      <w:r>
-        <w:t xml:space="preserve">off</w:t>
-      </w:r>
-      <w:r>
-        <w:t xml:space="preserve"> </w:t>
-      </w:r>
-      <w:r>
-        <w:rPr>
-          <w:rStyle w:val="VerbatimChar"/>
-        </w:rPr>
-        <w:t xml:space="preserve">background(240)</w:t>
-      </w:r>
-      <w:r>
-        <w:t xml:space="preserve">, and run.  The stripes are</w:t>
-      </w:r>
-      <w:r>
-        <w:t xml:space="preserve"> </w:t>
-      </w:r>
-      <w:r>
-        <w:t xml:space="preserve">gone, and your character is one face again.</w:t>
-      </w:r>
-    </w:p>
-    <w:bookmarkEnd w:id="31"/>
-    <w:bookmarkStart w:id="32" w:name="step-6---a-different-direction-every-run"/>
-    <w:p>
-      <w:pPr>
-        <w:pStyle w:val="Heading2"/>
-      </w:pPr>
-      <w:r>
-        <w:t xml:space="preserve">Step 6 - A different direction every run</w:t>
-      </w:r>
-    </w:p>
-    <w:p>
-      <w:pPr>
-        <w:pStyle w:val="KeepWithNext"/>
-      </w:pPr>
-      <w:r>
-        <w:rPr>
-          <w:b/>
-          <w:bCs/>
-        </w:rPr>
-        <w:t xml:space="preserve">Build it.</w:t>
-      </w:r>
-      <w:r>
-        <w:t xml:space="preserve">  Replace both numbers in</w:t>
-      </w:r>
-      <w:r>
-        <w:t xml:space="preserve"> </w:t>
-      </w:r>
-      <w:r>
-        <w:rPr>
-          <w:rStyle w:val="VerbatimChar"/>
-        </w:rPr>
-        <w:t xml:space="preserve">setVelocity()</w:t>
-      </w:r>
-      <w:r>
-        <w:t xml:space="preserve"> </w:t>
-      </w:r>
-      <w:r>
-        <w:t xml:space="preserve">with</w:t>
-      </w:r>
-      <w:r>
-        <w:t xml:space="preserve"> </w:t>
-      </w:r>
-      <w:r>
-        <w:rPr>
-          <w:rStyle w:val="VerbatimChar"/>
-        </w:rPr>
-        <w:t xml:space="preserve">random(-5, 5)</w:t>
-      </w:r>
-      <w:r>
-        <w:t xml:space="preserve">:</w:t>
-      </w:r>
-    </w:p>
-    <w:p>
-      <w:pPr>
-        <w:pStyle w:val="SourceCode"/>
-      </w:pPr>
-      <w:r>
-        <w:rPr>
-          <w:rStyle w:val="NormalTok"/>
-        </w:rPr>
-        <w:t xml:space="preserve">player</w:t>
-      </w:r>
-      <w:r>
-        <w:rPr>
-          <w:rStyle w:val="OperatorTok"/>
-        </w:rPr>
-        <w:t xml:space="preserve">.</w:t>
-      </w:r>
-      <w:r>
-        <w:rPr>
-          <w:rStyle w:val="FunctionTok"/>
-        </w:rPr>
-        <w:t xml:space="preserve">setVelocity</w:t>
-      </w:r>
-      <w:r>
-        <w:rPr>
-          <w:rStyle w:val="OperatorTok"/>
-        </w:rPr>
-        <w:t xml:space="preserve">(</w:t>
-      </w:r>
-      <w:r>
-        <w:rPr>
-          <w:rStyle w:val="FunctionTok"/>
-        </w:rPr>
-        <w:t xml:space="preserve">random</w:t>
-      </w:r>
-      <w:r>
-        <w:rPr>
-          <w:rStyle w:val="OperatorTok"/>
-        </w:rPr>
-        <w:t xml:space="preserve">(-</w:t>
-      </w:r>
-      <w:r>
-        <w:rPr>
-          <w:rStyle w:val="DecValTok"/>
-        </w:rPr>
-        <w:t xml:space="preserve">5</w:t>
-      </w:r>
-      <w:r>
-        <w:rPr>
-          <w:rStyle w:val="OperatorTok"/>
-        </w:rPr>
-        <w:t xml:space="preserve">,</w:t>
-      </w:r>
-      <w:r>
-        <w:rPr>
-          <w:rStyle w:val="NormalTok"/>
-        </w:rPr>
-        <w:t xml:space="preserve"> </w:t>
-      </w:r>
-      <w:r>
-        <w:rPr>
-          <w:rStyle w:val="DecValTok"/>
-        </w:rPr>
-        <w:t xml:space="preserve">5</w:t>
-      </w:r>
-      <w:r>
-        <w:rPr>
-          <w:rStyle w:val="OperatorTok"/>
-        </w:rPr>
-        <w:t xml:space="preserve">),</w:t>
-      </w:r>
-      <w:r>
-        <w:rPr>
-          <w:rStyle w:val="NormalTok"/>
-        </w:rPr>
-        <w:t xml:space="preserve"> </w:t>
-      </w:r>
-      <w:r>
-        <w:rPr>
-          <w:rStyle w:val="FunctionTok"/>
-        </w:rPr>
-        <w:t xml:space="preserve">random</w:t>
-      </w:r>
-      <w:r>
-        <w:rPr>
-          <w:rStyle w:val="OperatorTok"/>
-        </w:rPr>
-        <w:t xml:space="preserve">(-</w:t>
-      </w:r>
-      <w:r>
-        <w:rPr>
-          <w:rStyle w:val="DecValTok"/>
-        </w:rPr>
-        <w:t xml:space="preserve">5</w:t>
-      </w:r>
-      <w:r>
-        <w:rPr>
-          <w:rStyle w:val="OperatorTok"/>
-        </w:rPr>
-        <w:t xml:space="preserve">,</w:t>
-      </w:r>
-      <w:r>
-        <w:rPr>
-          <w:rStyle w:val="NormalTok"/>
-        </w:rPr>
-        <w:t xml:space="preserve"> </w:t>
-      </w:r>
-      <w:r>
-        <w:rPr>
-          <w:rStyle w:val="DecValTok"/>
-        </w:rPr>
-        <w:t xml:space="preserve">5</w:t>
-      </w:r>
-      <w:r>
-        <w:rPr>
-          <w:rStyle w:val="OperatorTok"/>
-        </w:rPr>
-        <w:t xml:space="preserve">));</w:t>
-      </w:r>
-    </w:p>
-    <w:p>
-      <w:pPr>
-        <w:pStyle w:val="KeepWithNext"/>
-      </w:pPr>
-      <w:r>
-        <w:t xml:space="preserve">Press</w:t>
-      </w:r>
-      <w:r>
-        <w:t xml:space="preserve"> </w:t>
-      </w:r>
-      <w:r>
-        <w:rPr>
-          <w:b/>
-          <w:bCs/>
-        </w:rPr>
-        <w:t xml:space="preserve">▶ Run</w:t>
-      </w:r>
-      <w:r>
-        <w:t xml:space="preserve"> </w:t>
-      </w:r>
-      <w:r>
-        <w:t xml:space="preserve">five times in a row.</w:t>
-      </w:r>
-    </w:p>
-    <w:tbl>
-      <w:tblPr>
-        <w:tblW w:w="9360" w:type="dxa"/>
-        <w:tblInd w:w="92" w:type="dxa"/>
-        <w:tblLayout w:type="fixed"/>
-        <w:tblBorders>
-          <w:top w:val="nil"/>
-          <w:left w:val="nil"/>
-          <w:bottom w:val="nil"/>
-          <w:right w:val="nil"/>
-          <w:insideH w:val="nil"/>
-          <w:insideV w:val="nil"/>
-        </w:tblBorders>
-        <w:tblCellMar>
-          <w:top w:w="0" w:type="dxa"/>
-          <w:left w:w="200" w:type="dxa"/>
-          <w:bottom w:w="0" w:type="dxa"/>
-          <w:right w:w="200" w:type="dxa"/>
-        </w:tblCellMar>
-        <w:tblLook w:val="0000" w:firstRow="0" w:lastRow="0" w:firstColumn="0" w:lastColumn="0" w:noHBand="1" w:noVBand="1"/>
-      </w:tblPr>
-      <w:tblGrid>
-        <w:gridCol w:w="9360"/>
-      </w:tblGrid>
-      <w:tr>
-        <w:trPr>
-          <w:cantSplit/>
-        </w:trPr>
-        <w:tc>
-          <w:tcPr>
-            <w:tcW w:w="9360" w:type="dxa"/>
-            <w:tcBorders>
-              <w:top w:val="single" w:sz="4" w:space="0" w:color="C2E6D1"/>
-              <w:left w:val="single" w:sz="36" w:space="0" w:color="1D7A44"/>
-              <w:bottom w:val="single" w:sz="4" w:space="0" w:color="C2E6D1"/>
-              <w:right w:val="single" w:sz="4" w:space="0" w:color="C2E6D1"/>
-            </w:tcBorders>
-            <w:shd w:val="clear" w:color="auto" w:fill="F1FBF5"/>
-            <w:tcMar>
-              <w:top w:w="60" w:type="dxa"/>
-              <w:bottom w:w="60" w:type="dxa"/>
-            </w:tcMar>
-          </w:tcPr>
-          <w:p>
-            <w:pPr>
-              <w:pStyle w:val="BodyText"/>
-            </w:pPr>
-            <w:r>
-              <w:rPr>
-                <w:b/>
-                <w:bCs/>
-              </w:rPr>
-              <w:t xml:space="preserve">Check.</w:t>
-            </w:r>
-            <w:r>
-              <w:t xml:space="preserve">  Your character takes off in a different direction, at a different</w:t>
-            </w:r>
-            <w:r>
-              <w:t xml:space="preserve"> </w:t>
-            </w:r>
-            <w:r>
-              <w:t xml:space="preserve">speed, every time.</w:t>
-            </w:r>
-          </w:p>
-        </w:tc>
-      </w:tr>
-    </w:tbl>
-    <w:p>
-      <w:pPr>
-        <w:spacing w:before="0" w:after="0" w:line="120" w:lineRule="exact"/>
-      </w:pPr>
-    </w:p>
-    <w:tbl>
-      <w:tblPr>
-        <w:tblW w:w="9360" w:type="dxa"/>
-        <w:tblInd w:w="92" w:type="dxa"/>
-        <w:tblLayout w:type="fixed"/>
-        <w:tblBorders>
-          <w:top w:val="nil"/>
-          <w:left w:val="nil"/>
-          <w:bottom w:val="nil"/>
-          <w:right w:val="nil"/>
-          <w:insideH w:val="nil"/>
-          <w:insideV w:val="nil"/>
-        </w:tblBorders>
-        <w:tblCellMar>
-          <w:top w:w="0" w:type="dxa"/>
-          <w:left w:w="200" w:type="dxa"/>
-          <w:bottom w:w="0" w:type="dxa"/>
-          <w:right w:w="200" w:type="dxa"/>
-        </w:tblCellMar>
-        <w:tblLook w:val="0000" w:firstRow="0" w:lastRow="0" w:firstColumn="0" w:lastColumn="0" w:noHBand="1" w:noVBand="1"/>
-      </w:tblPr>
-      <w:tblGrid>
-        <w:gridCol w:w="9360"/>
-      </w:tblGrid>
-      <w:tr>
-        <w:trPr>
-          <w:cantSplit/>
-        </w:trPr>
-        <w:tc>
-          <w:tcPr>
-            <w:tcW w:w="9360" w:type="dxa"/>
-            <w:tcBorders>
-              <w:top w:val="single" w:sz="4" w:space="0" w:color="CFE0F3"/>
-              <w:left w:val="single" w:sz="36" w:space="0" w:color="2B6CB0"/>
-              <w:bottom w:val="single" w:sz="4" w:space="0" w:color="CFE0F3"/>
-              <w:right w:val="single" w:sz="4" w:space="0" w:color="CFE0F3"/>
-            </w:tcBorders>
-            <w:shd w:val="clear" w:color="auto" w:fill="F2F7FD"/>
-            <w:tcMar>
-              <w:top w:w="60" w:type="dxa"/>
-              <w:bottom w:w="60" w:type="dxa"/>
-            </w:tcMar>
-          </w:tcPr>
-          <w:p>
-            <w:pPr>
-              <w:pStyle w:val="BodyText"/>
-            </w:pPr>
-            <w:r>
-              <w:rPr>
-                <w:b/>
-                <w:bCs/>
-              </w:rPr>
-              <w:t xml:space="preserve">Aside: </w:t>
-            </w:r>
-            <w:r>
-              <w:rPr>
-                <w:b/>
-                <w:bCs/>
-              </w:rPr>
-              <w:t xml:space="preserve"> </w:t>
-            </w:r>
-            <w:r>
-              <w:rPr>
-                <w:rStyle w:val="VerbatimChar"/>
-                <w:b/>
-                <w:bCs/>
-              </w:rPr>
-              <w:t xml:space="preserve">random(a, b)</w:t>
-            </w:r>
-          </w:p>
-          <w:p>
-            <w:pPr>
-              <w:pStyle w:val="BodyText"/>
-            </w:pPr>
-            <w:r>
-              <w:rPr>
-                <w:rStyle w:val="VerbatimChar"/>
-              </w:rPr>
-              <w:t xml:space="preserve">random(-5, 5)</w:t>
-            </w:r>
-            <w:r>
-              <w:t xml:space="preserve"> </w:t>
-            </w:r>
-            <w:r>
-              <w:t xml:space="preserve">picks a surprise number between</w:t>
-            </w:r>
-            <w:r>
-              <w:t xml:space="preserve"> </w:t>
-            </w:r>
-            <w:r>
-              <w:rPr>
-                <w:rStyle w:val="VerbatimChar"/>
-              </w:rPr>
-              <w:t xml:space="preserve">-5</w:t>
-            </w:r>
-            <w:r>
-              <w:t xml:space="preserve"> </w:t>
-            </w:r>
-            <w:r>
-              <w:t xml:space="preserve">and</w:t>
-            </w:r>
-            <w:r>
-              <w:t xml:space="preserve"> </w:t>
-            </w:r>
-            <w:r>
-              <w:rPr>
-                <w:rStyle w:val="VerbatimChar"/>
-              </w:rPr>
-              <w:t xml:space="preserve">5</w:t>
-            </w:r>
-            <w:r>
-              <w:t xml:space="preserve">, fresh every time</w:t>
-            </w:r>
-            <w:r>
-              <w:t xml:space="preserve"> </w:t>
-            </w:r>
-            <w:r>
-              <w:t xml:space="preserve">it runs.  It's usually not a whole number:  it might be</w:t>
-            </w:r>
-            <w:r>
-              <w:t xml:space="preserve"> </w:t>
-            </w:r>
-            <w:r>
-              <w:rPr>
-                <w:rStyle w:val="VerbatimChar"/>
-              </w:rPr>
-              <w:t xml:space="preserve">2.7</w:t>
-            </w:r>
-            <w:r>
-              <w:t xml:space="preserve">, or</w:t>
-            </w:r>
-            <w:r>
-              <w:t xml:space="preserve"> </w:t>
-            </w:r>
-            <w:r>
-              <w:rPr>
-                <w:rStyle w:val="VerbatimChar"/>
-              </w:rPr>
-              <w:t xml:space="preserve">-0.4</w:t>
-            </w:r>
-            <w:r>
-              <w:t xml:space="preserve">. </w:t>
-            </w:r>
-            <w:r>
-              <w:t xml:space="preserve"> </w:t>
-            </w:r>
-            <w:r>
-              <w:t xml:space="preserve">That's fine, because velocities are floats, like positions.  Put</w:t>
-            </w:r>
-            <w:r>
-              <w:t xml:space="preserve"> </w:t>
-            </w:r>
-            <w:r>
-              <w:rPr>
-                <w:rStyle w:val="VerbatimChar"/>
-              </w:rPr>
-              <w:t xml:space="preserve">random()</w:t>
-            </w:r>
-            <w:r>
-              <w:t xml:space="preserve"> </w:t>
-            </w:r>
-            <w:r>
-              <w:t xml:space="preserve">anywhere a number goes, and you get a different number every run.</w:t>
-            </w:r>
-          </w:p>
-        </w:tc>
-      </w:tr>
-    </w:tbl>
-    <w:p>
-      <w:pPr>
-        <w:spacing w:before="0" w:after="0" w:line="120" w:lineRule="exact"/>
-      </w:pPr>
+        <w:t xml:space="preserve">Your turn.</w:t>
+      </w:r>
+      <w:r>
+        <w:t xml:space="preserve">  Change the background color to set a mood.  A character drifting</w:t>
+      </w:r>
+      <w:r>
+        <w:t xml:space="preserve"> </w:t>
+      </w:r>
+      <w:r>
+        <w:t xml:space="preserve">across dark blue looks completely different from the same character on white. </w:t>
+      </w:r>
+      <w:r>
+        <w:t xml:space="preserve"> </w:t>
+      </w:r>
+      <w:r>
+        <w:t xml:space="preserve">Three numbers from the Color Selector work here, just as in Chapter 1.</w:t>
+      </w:r>
     </w:p>
     <w:p>
       <w:pPr>
@@ -3228,557 +3772,15 @@
         <w:spacing w:before="0" w:after="0" w:line="20" w:lineRule="exact"/>
       </w:pPr>
     </w:p>
-    <w:bookmarkEnd w:id="32"/>
-    <w:bookmarkStart w:id="36" w:name="move-first-then-draw"/>
     <w:p>
       <w:pPr>
         <w:pStyle w:val="Heading2"/>
       </w:pPr>
-      <w:r>
-        <w:t xml:space="preserve">3.3  Move first, then draw</w:t>
-      </w:r>
-    </w:p>
-    <w:p>
-      <w:pPr>
-        <w:pStyle w:val="KeepWithNext"/>
-      </w:pPr>
-      <w:r>
-        <w:t xml:space="preserve">Here's a question to think about.  What happens if you call</w:t>
-      </w:r>
-      <w:r>
-        <w:t xml:space="preserve"> </w:t>
-      </w:r>
-      <w:r>
-        <w:rPr>
-          <w:rStyle w:val="VerbatimChar"/>
-        </w:rPr>
-        <w:t xml:space="preserve">drawSprite()</w:t>
-      </w:r>
-      <w:r>
-        <w:t xml:space="preserve"> </w:t>
-      </w:r>
-      <w:r>
-        <w:rPr>
-          <w:b/>
-          <w:bCs/>
-        </w:rPr>
-        <w:t xml:space="preserve">before</w:t>
-      </w:r>
-      <w:r>
-        <w:t xml:space="preserve"> </w:t>
-      </w:r>
-      <w:r>
-        <w:rPr>
-          <w:rStyle w:val="VerbatimChar"/>
-        </w:rPr>
-        <w:t xml:space="preserve">move()</w:t>
-      </w:r>
-      <w:r>
-        <w:t xml:space="preserve">?</w:t>
-      </w:r>
-    </w:p>
-    <w:p>
-      <w:pPr>
-        <w:pStyle w:val="SourceCode"/>
-      </w:pPr>
-      <w:r>
-        <w:rPr>
-          <w:rStyle w:val="DataTypeTok"/>
-        </w:rPr>
-        <w:t xml:space="preserve">void</w:t>
-      </w:r>
-      <w:r>
-        <w:rPr>
-          <w:rStyle w:val="NormalTok"/>
-        </w:rPr>
-        <w:t xml:space="preserve"> </w:t>
-      </w:r>
-      <w:r>
-        <w:rPr>
-          <w:rStyle w:val="FunctionTok"/>
-        </w:rPr>
-        <w:t xml:space="preserve">draw</w:t>
-      </w:r>
-      <w:r>
-        <w:rPr>
-          <w:rStyle w:val="OperatorTok"/>
-        </w:rPr>
-        <w:t xml:space="preserve">()</w:t>
-      </w:r>
-      <w:r>
-        <w:rPr>
-          <w:rStyle w:val="NormalTok"/>
-        </w:rPr>
-        <w:t xml:space="preserve"> </w:t>
-      </w:r>
-      <w:r>
-        <w:rPr>
-          <w:rStyle w:val="OperatorTok"/>
-        </w:rPr>
-        <w:t xml:space="preserve">{</w:t>
-      </w:r>
-      <w:r>
-        <w:br/>
-      </w:r>
-      <w:r>
-        <w:rPr>
-          <w:rStyle w:val="NormalTok"/>
-        </w:rPr>
-        <w:t xml:space="preserve">  </w:t>
-      </w:r>
-      <w:r>
-        <w:rPr>
-          <w:rStyle w:val="FunctionTok"/>
-        </w:rPr>
-        <w:t xml:space="preserve">background</w:t>
-      </w:r>
-      <w:r>
-        <w:rPr>
-          <w:rStyle w:val="OperatorTok"/>
-        </w:rPr>
-        <w:t xml:space="preserve">(</w:t>
-      </w:r>
-      <w:r>
-        <w:rPr>
-          <w:rStyle w:val="DecValTok"/>
-        </w:rPr>
-        <w:t xml:space="preserve">240</w:t>
-      </w:r>
-      <w:r>
-        <w:rPr>
-          <w:rStyle w:val="OperatorTok"/>
-        </w:rPr>
-        <w:t xml:space="preserve">);</w:t>
-      </w:r>
-      <w:r>
-        <w:br/>
-      </w:r>
-      <w:r>
-        <w:rPr>
-          <w:rStyle w:val="NormalTok"/>
-        </w:rPr>
-        <w:t xml:space="preserve">  player</w:t>
-      </w:r>
-      <w:r>
-        <w:rPr>
-          <w:rStyle w:val="OperatorTok"/>
-        </w:rPr>
-        <w:t xml:space="preserve">.</w:t>
-      </w:r>
-      <w:r>
-        <w:rPr>
-          <w:rStyle w:val="FunctionTok"/>
-        </w:rPr>
-        <w:t xml:space="preserve">drawSprite</w:t>
-      </w:r>
-      <w:r>
-        <w:rPr>
-          <w:rStyle w:val="OperatorTok"/>
-        </w:rPr>
-        <w:t xml:space="preserve">();</w:t>
-      </w:r>
-      <w:r>
-        <w:br/>
-      </w:r>
-      <w:r>
-        <w:rPr>
-          <w:rStyle w:val="NormalTok"/>
-        </w:rPr>
-        <w:t xml:space="preserve">  player</w:t>
-      </w:r>
-      <w:r>
-        <w:rPr>
-          <w:rStyle w:val="OperatorTok"/>
-        </w:rPr>
-        <w:t xml:space="preserve">.</w:t>
-      </w:r>
-      <w:r>
-        <w:rPr>
-          <w:rStyle w:val="FunctionTok"/>
-        </w:rPr>
-        <w:t xml:space="preserve">move</w:t>
-      </w:r>
-      <w:r>
-        <w:rPr>
-          <w:rStyle w:val="OperatorTok"/>
-        </w:rPr>
-        <w:t xml:space="preserve">();</w:t>
-      </w:r>
-      <w:r>
-        <w:br/>
-      </w:r>
-      <w:r>
-        <w:rPr>
-          <w:rStyle w:val="OperatorTok"/>
-        </w:rPr>
-        <w:t xml:space="preserve">}</w:t>
-      </w:r>
-    </w:p>
-    <w:p>
-      <w:pPr>
-        <w:pStyle w:val="FirstParagraph"/>
-      </w:pPr>
-      <w:r>
-        <w:t xml:space="preserve">Make a guess before you read on.</w:t>
-      </w:r>
-    </w:p>
-    <w:p>
-      <w:pPr>
-        <w:pStyle w:val="BodyText"/>
-      </w:pPr>
-      <w:r>
-        <w:t xml:space="preserve">Each frame, that version draws your character, and only then moves it.  So it's</w:t>
-      </w:r>
-      <w:r>
-        <w:t xml:space="preserve"> </w:t>
-      </w:r>
-      <w:r>
-        <w:t xml:space="preserve">always drawing your character where it</w:t>
-      </w:r>
-      <w:r>
-        <w:t xml:space="preserve"> </w:t>
-      </w:r>
-      <w:r>
-        <w:rPr>
-          <w:i/>
-          <w:iCs/>
-        </w:rPr>
-        <w:t xml:space="preserve">used to be</w:t>
-      </w:r>
-      <w:r>
-        <w:t xml:space="preserve">:  one frame behind, forever.</w:t>
-      </w:r>
-    </w:p>
-    <w:p>
-      <w:pPr>
-        <w:pStyle w:val="KeepWithNext"/>
-      </w:pPr>
-      <w:r>
-        <w:t xml:space="preserve">Try it, and you'll see it looks the same.  It is the same, one frame late.  At</w:t>
-      </w:r>
-      <w:r>
-        <w:t xml:space="preserve"> </w:t>
-      </w:r>
-      <w:r>
-        <w:t xml:space="preserve">sixty frames a second, one frame is too short to see.  It's still a habit worth</w:t>
-      </w:r>
-      <w:r>
-        <w:t xml:space="preserve"> </w:t>
-      </w:r>
-      <w:r>
-        <w:t xml:space="preserve">getting right now: </w:t>
-      </w:r>
-      <w:r>
-        <w:t xml:space="preserve"> </w:t>
-      </w:r>
-      <w:r>
-        <w:rPr>
-          <w:b/>
-          <w:bCs/>
-        </w:rPr>
-        <w:t xml:space="preserve">move, then draw</w:t>
-      </w:r>
-      <w:r>
-        <w:t xml:space="preserve">.</w:t>
-      </w:r>
-    </w:p>
-    <w:tbl>
-      <w:tblPr>
-        <w:tblW w:w="9360" w:type="dxa"/>
-        <w:tblInd w:w="92" w:type="dxa"/>
-        <w:tblLayout w:type="fixed"/>
-        <w:tblBorders>
-          <w:top w:val="nil"/>
-          <w:left w:val="nil"/>
-          <w:bottom w:val="nil"/>
-          <w:right w:val="nil"/>
-          <w:insideH w:val="nil"/>
-          <w:insideV w:val="nil"/>
-        </w:tblBorders>
-        <w:tblCellMar>
-          <w:top w:w="0" w:type="dxa"/>
-          <w:left w:w="200" w:type="dxa"/>
-          <w:bottom w:w="0" w:type="dxa"/>
-          <w:right w:w="200" w:type="dxa"/>
-        </w:tblCellMar>
-        <w:tblLook w:val="0000" w:firstRow="0" w:lastRow="0" w:firstColumn="0" w:lastColumn="0" w:noHBand="1" w:noVBand="1"/>
-      </w:tblPr>
-      <w:tblGrid>
-        <w:gridCol w:w="9360"/>
-      </w:tblGrid>
-      <w:tr>
-        <w:trPr>
-          <w:cantSplit/>
-        </w:trPr>
-        <w:tc>
-          <w:tcPr>
-            <w:tcW w:w="9360" w:type="dxa"/>
-            <w:tcBorders>
-              <w:top w:val="single" w:sz="4" w:space="0" w:color="F0C9C4"/>
-              <w:left w:val="single" w:sz="36" w:space="0" w:color="B4382C"/>
-              <w:bottom w:val="single" w:sz="4" w:space="0" w:color="F0C9C4"/>
-              <w:right w:val="single" w:sz="4" w:space="0" w:color="F0C9C4"/>
-            </w:tcBorders>
-            <w:shd w:val="clear" w:color="auto" w:fill="FDF2F1"/>
-            <w:tcMar>
-              <w:top w:w="60" w:type="dxa"/>
-              <w:bottom w:w="60" w:type="dxa"/>
-            </w:tcMar>
-          </w:tcPr>
-          <w:p>
-            <w:pPr>
-              <w:pStyle w:val="BodyText"/>
-            </w:pPr>
-            <w:r>
-              <w:rPr>
-                <w:b/>
-                <w:bCs/>
-              </w:rPr>
-              <w:t xml:space="preserve">Watch out.</w:t>
-            </w:r>
-            <w:r>
-              <w:t xml:space="preserve">  If part of your character gets left behind when it starts</w:t>
-            </w:r>
-            <w:r>
-              <w:t xml:space="preserve"> </w:t>
-            </w:r>
-            <w:r>
-              <w:t xml:space="preserve">moving, look at Chapter 2's Step 6.  A shape drawn at plain numbers, like</w:t>
-            </w:r>
-            <w:r>
-              <w:t xml:space="preserve"> </w:t>
-            </w:r>
-            <w:r>
-              <w:rPr>
-                <w:rStyle w:val="VerbatimChar"/>
-              </w:rPr>
-              <w:t xml:space="preserve">ellipse(388, 292, 16, 16)</w:t>
-            </w:r>
-            <w:r>
-              <w:t xml:space="preserve">, sits still while the rest of the face moves. </w:t>
-            </w:r>
-            <w:r>
-              <w:t xml:space="preserve"> </w:t>
-            </w:r>
-            <w:r>
-              <w:t xml:space="preserve">Measure it from</w:t>
-            </w:r>
-            <w:r>
-              <w:t xml:space="preserve"> </w:t>
-            </w:r>
-            <w:r>
-              <w:rPr>
-                <w:rStyle w:val="VerbatimChar"/>
-              </w:rPr>
-              <w:t xml:space="preserve">pos.x</w:t>
-            </w:r>
-            <w:r>
-              <w:t xml:space="preserve"> </w:t>
-            </w:r>
-            <w:r>
-              <w:t xml:space="preserve">and</w:t>
-            </w:r>
-            <w:r>
-              <w:t xml:space="preserve"> </w:t>
-            </w:r>
-            <w:r>
-              <w:rPr>
-                <w:rStyle w:val="VerbatimChar"/>
-              </w:rPr>
-              <w:t xml:space="preserve">pos.y</w:t>
-            </w:r>
-            <w:r>
-              <w:t xml:space="preserve">, and it comes along.</w:t>
-            </w:r>
-          </w:p>
-        </w:tc>
-      </w:tr>
-    </w:tbl>
-    <w:p>
-      <w:pPr>
-        <w:spacing w:before="0" w:after="0" w:line="120" w:lineRule="exact"/>
-      </w:pPr>
-    </w:p>
-    <w:p>
-      <w:pPr>
-        <w:pStyle w:val="Screenshot"/>
-      </w:pPr>
-      <w:r>
-        <w:drawing>
-          <wp:inline>
-            <wp:extent cx="3108960" cy="2331720"/>
-            <wp:effectExtent b="0" l="0" r="0" t="0"/>
-            <wp:docPr descr="" title="" id="34" name="Picture"/>
-            <a:graphic>
-              <a:graphicData uri="http://schemas.openxmlformats.org/drawingml/2006/picture">
-                <pic:pic>
-                  <pic:nvPicPr>
-                    <pic:cNvPr descr="lessons/chapters\screenshots/ch03_FixedEye.png" id="35" name="Picture"/>
-                    <pic:cNvPicPr>
-                      <a:picLocks noChangeArrowheads="1" noChangeAspect="1"/>
-                    </pic:cNvPicPr>
-                  </pic:nvPicPr>
-                  <pic:blipFill>
-                    <a:blip r:embed="rId33"/>
-                    <a:stretch>
-                      <a:fillRect/>
-                    </a:stretch>
-                  </pic:blipFill>
-                  <pic:spPr bwMode="auto">
-                    <a:xfrm>
-                      <a:off x="0" y="0"/>
-                      <a:ext cx="3108960" cy="2331720"/>
-                    </a:xfrm>
-                    <a:prstGeom prst="rect">
-                      <a:avLst/>
-                    </a:prstGeom>
-                    <a:noFill/>
-                    <a:ln w="9525">
-                      <a:solidFill>
-                        <a:srgbClr val="C9D8E8"/>
-                      </a:solidFill>
-                      <a:headEnd/>
-                      <a:tailEnd/>
-                    </a:ln>
-                  </pic:spPr>
-                </pic:pic>
-              </a:graphicData>
-            </a:graphic>
-          </wp:inline>
-        </w:drawing>
-      </w:r>
-    </w:p>
-    <w:p>
-      <w:pPr>
-        <w:pStyle w:val="ScreenshotCaption"/>
-      </w:pPr>
-      <w:r>
-        <w:t xml:space="preserve">An eye at plain numbers, left behind in the middle of the</w:t>
-      </w:r>
-      <w:r>
-        <w:t xml:space="preserve"> </w:t>
-      </w:r>
-      <w:r>
-        <w:t xml:space="preserve">window.</w:t>
-      </w:r>
-    </w:p>
-    <w:bookmarkEnd w:id="36"/>
-    <w:bookmarkEnd w:id="37"/>
-    <w:bookmarkStart w:id="48" w:name="part-three---make-it-yours"/>
-    <w:p>
-      <w:pPr>
-        <w:pStyle w:val="Heading1"/>
-      </w:pPr>
-      <w:r>
-        <w:t xml:space="preserve">Part Three - Make it yours</w:t>
-      </w:r>
-    </w:p>
-    <w:bookmarkStart w:id="38" w:name="a-speed-that-fits"/>
-    <w:p>
-      <w:pPr>
-        <w:pStyle w:val="Heading2"/>
-      </w:pPr>
-      <w:r>
-        <w:t xml:space="preserve">3.4  A speed that fits</w:t>
-      </w:r>
-    </w:p>
-    <w:p>
-      <w:pPr>
-        <w:pStyle w:val="FirstParagraph"/>
-      </w:pPr>
-      <w:r>
-        <w:rPr>
-          <w:b/>
-          <w:bCs/>
-        </w:rPr>
-        <w:t xml:space="preserve">Your turn.</w:t>
-      </w:r>
-      <w:r>
-        <w:t xml:space="preserve">  Tune your character's velocity until it feels right for</w:t>
-      </w:r>
-      <w:r>
-        <w:t xml:space="preserve"> </w:t>
-      </w:r>
-      <w:r>
-        <w:rPr>
-          <w:b/>
-          <w:bCs/>
-        </w:rPr>
-        <w:t xml:space="preserve">your</w:t>
-      </w:r>
-      <w:r>
-        <w:t xml:space="preserve"> </w:t>
-      </w:r>
-      <w:r>
-        <w:t xml:space="preserve">character.  A heavy monster lumbers.  A bug darts.  A ghost might drift slowly</w:t>
-      </w:r>
-      <w:r>
-        <w:t xml:space="preserve"> </w:t>
-      </w:r>
-      <w:r>
-        <w:t xml:space="preserve">up.  Pick numbers, or keep</w:t>
-      </w:r>
-      <w:r>
-        <w:t xml:space="preserve"> </w:t>
-      </w:r>
-      <w:r>
-        <w:rPr>
-          <w:rStyle w:val="VerbatimChar"/>
-        </w:rPr>
-        <w:t xml:space="preserve">random()</w:t>
-      </w:r>
-      <w:r>
-        <w:t xml:space="preserve">, and run it until it looks like your</w:t>
-      </w:r>
-      <w:r>
-        <w:t xml:space="preserve"> </w:t>
-      </w:r>
-      <w:r>
-        <w:t xml:space="preserve">character moving.</w:t>
-      </w:r>
-    </w:p>
-    <w:p>
-      <w:pPr>
-        <w:pStyle w:val="BodyText"/>
-      </w:pPr>
-      <w:r>
-        <w:rPr>
-          <w:b/>
-          <w:bCs/>
-        </w:rPr>
-        <w:t xml:space="preserve">Your turn.</w:t>
-      </w:r>
-      <w:r>
-        <w:t xml:space="preserve">  Change the background color to set a mood.  A character drifting</w:t>
-      </w:r>
-      <w:r>
-        <w:t xml:space="preserve"> </w:t>
-      </w:r>
-      <w:r>
-        <w:t xml:space="preserve">across dark blue looks completely different from the same character on white. </w:t>
-      </w:r>
-      <w:r>
-        <w:t xml:space="preserve"> </w:t>
-      </w:r>
-      <w:r>
-        <w:t xml:space="preserve">Three numbers from the Color Selector work here, just as in Chapter 1.</w:t>
-      </w:r>
-    </w:p>
-    <w:p>
-      <w:pPr>
-        <w:pageBreakBefore/>
-        <w:spacing w:before="0" w:after="0" w:line="20" w:lineRule="exact"/>
-      </w:pPr>
-    </w:p>
-    <w:bookmarkEnd w:id="38"/>
-    <w:bookmarkStart w:id="42" w:name="something-else-alive"/>
-    <w:p>
-      <w:pPr>
-        <w:pStyle w:val="Heading2"/>
-      </w:pPr>
+      <w:bookmarkStart w:id="40" w:name="_e31b911d3778e5b10176a1db05d0348e5496884"/>
       <w:r>
         <w:t xml:space="preserve">3.5  Something else alive</w:t>
       </w:r>
+      <w:bookmarkEnd w:id="40"/>
     </w:p>
     <w:p>
       <w:pPr>
@@ -4018,18 +4020,18 @@
           <wp:inline>
             <wp:extent cx="3108960" cy="2331720"/>
             <wp:effectExtent b="0" l="0" r="0" t="0"/>
-            <wp:docPr descr="" title="" id="40" name="Picture"/>
+            <wp:docPr descr="" title="" id="42" name="Picture"/>
             <a:graphic>
               <a:graphicData uri="http://schemas.openxmlformats.org/drawingml/2006/picture">
                 <pic:pic>
                   <pic:nvPicPr>
-                    <pic:cNvPr descr="lessons/chapters\screenshots/ch03_Friend.png" id="41" name="Picture"/>
+                    <pic:cNvPr descr="lessons/chapters/screenshots/ch03_Friend.png" id="43" name="Picture"/>
                     <pic:cNvPicPr>
                       <a:picLocks noChangeArrowheads="1" noChangeAspect="1"/>
                     </pic:cNvPicPr>
                   </pic:nvPicPr>
                   <pic:blipFill>
-                    <a:blip r:embed="rId39"/>
+                    <a:blip r:embed="rId41"/>
                     <a:stretch>
                       <a:fillRect/>
                     </a:stretch>
@@ -4146,15 +4148,15 @@
         </w:pict>
       </w:r>
     </w:p>
-    <w:bookmarkEnd w:id="42"/>
-    <w:bookmarkStart w:id="46" w:name="chapter-summary"/>
     <w:p>
       <w:pPr>
         <w:pStyle w:val="Heading2"/>
       </w:pPr>
+      <w:bookmarkStart w:id="44" w:name="_756eed4fa0751524c5b578eece8efd34a11981f"/>
       <w:r>
         <w:t xml:space="preserve">Chapter summary</w:t>
       </w:r>
+      <w:bookmarkEnd w:id="44"/>
     </w:p>
     <w:p>
       <w:pPr>
@@ -4535,14 +4537,15 @@
         </w:tc>
       </w:tr>
     </w:tbl>
-    <w:bookmarkStart w:id="43" w:name="new-syntax-in-this-chapter"/>
     <w:p>
       <w:pPr>
         <w:pStyle w:val="Heading3"/>
       </w:pPr>
+      <w:bookmarkStart w:id="45" w:name="_5dc73f788cf3617f359e6c7776c2b190c21c786"/>
       <w:r>
         <w:t xml:space="preserve">New syntax in this chapter</w:t>
       </w:r>
+      <w:bookmarkEnd w:id="45"/>
     </w:p>
     <w:tbl>
       <w:tblPr>
@@ -4717,15 +4720,15 @@
         </w:tc>
       </w:tr>
     </w:tbl>
-    <w:bookmarkEnd w:id="43"/>
-    <w:bookmarkStart w:id="44" w:name="vocabulary"/>
     <w:p>
       <w:pPr>
         <w:pStyle w:val="Heading3"/>
       </w:pPr>
+      <w:bookmarkStart w:id="46" w:name="_vocabulary"/>
       <w:r>
         <w:t xml:space="preserve">Vocabulary</w:t>
       </w:r>
+      <w:bookmarkEnd w:id="46"/>
     </w:p>
     <w:p>
       <w:pPr>
@@ -4942,15 +4945,15 @@
         <w:t xml:space="preserve">opposite edge.  (Step 4)</w:t>
       </w:r>
     </w:p>
-    <w:bookmarkEnd w:id="44"/>
-    <w:bookmarkStart w:id="45" w:name="check-your-understanding"/>
     <w:p>
       <w:pPr>
         <w:pStyle w:val="Heading3"/>
       </w:pPr>
+      <w:bookmarkStart w:id="47" w:name="_e8b5ca3bdd124de88893e49f226868b8cccfada"/>
       <w:r>
         <w:t xml:space="preserve">Check your understanding</w:t>
       </w:r>
+      <w:bookmarkEnd w:id="47"/>
     </w:p>
     <w:p>
       <w:pPr>
@@ -5138,16 +5141,15 @@
         <w:t xml:space="preserve">it?</w:t>
       </w:r>
     </w:p>
-    <w:bookmarkEnd w:id="45"/>
-    <w:bookmarkEnd w:id="46"/>
-    <w:bookmarkStart w:id="47" w:name="whats-next"/>
     <w:p>
       <w:pPr>
         <w:pStyle w:val="Heading2"/>
       </w:pPr>
+      <w:bookmarkStart w:id="48" w:name="_7719b7a9b876f6bdc279f3d57c526f4ef167ae4"/>
       <w:r>
         <w:t xml:space="preserve">What's next</w:t>
       </w:r>
+      <w:bookmarkEnd w:id="48"/>
     </w:p>
     <w:p>
       <w:pPr>
@@ -5177,11 +5179,9 @@
         <w:t xml:space="preserve">where the arrow keys send it, and your game gets its player.</w:t>
       </w:r>
     </w:p>
-    <w:bookmarkEnd w:id="47"/>
-    <w:bookmarkEnd w:id="48"/>
     <w:sectPr>
-      <w:pgSz w:h="15840" w:w="12240"/>
-      <w:pgMar w:bottom="1440" w:footer="720" w:gutter="0" w:header="720" w:left="1440" w:right="1440" w:top="1440"/>
+      <w:pgSz w:w="12240" w:h="15840"/>
+      <w:pgMar w:top="1440" w:right="1440" w:bottom="1440" w:left="1440" w:header="720" w:footer="720" w:gutter="0"/>
       <w:footnotePr>
         <w:numRestart w:val="eachSect"/>
       </w:footnotePr>
@@ -5553,10 +5553,10 @@
   <w:docDefaults>
     <w:rPrDefault>
       <w:rPr>
-        <w:rFonts w:ascii="Calibri" w:cs="Calibri" w:eastAsia="Calibri" w:hAnsi="Calibri"/>
+        <w:rFonts w:ascii="Calibri" w:hAnsi="Calibri" w:eastAsia="Calibri" w:cs="Calibri"/>
         <w:sz w:val="22"/>
         <w:szCs w:val="22"/>
-        <w:lang w:bidi="ar-SA" w:eastAsia="zh-CN" w:val="en-US"/>
+        <w:lang w:val="en-US" w:eastAsia="zh-CN" w:bidi="ar-SA"/>
       </w:rPr>
     </w:rPrDefault>
     <w:pPrDefault>
@@ -5565,61 +5565,61 @@
       </w:pPr>
     </w:pPrDefault>
   </w:docDefaults>
-  <w:latentStyles w:count="276" w:defLockedState="0" w:defQFormat="0" w:defSemiHidden="0" w:defUIPriority="0" w:defUnhideWhenUsed="0"/>
-  <w:style w:default="1" w:styleId="Normal" w:type="paragraph">
+  <w:latentStyles w:defLockedState="0" w:defUIPriority="0" w:defSemiHidden="0" w:defUnhideWhenUsed="0" w:defQFormat="0" w:count="276"/>
+  <w:style w:type="paragraph" w:default="1" w:styleId="Normal">
     <w:name w:val="Normal"/>
     <w:qFormat/>
   </w:style>
-  <w:style w:styleId="BodyText" w:type="paragraph">
+  <w:style w:type="paragraph" w:styleId="BodyText">
     <w:name w:val="Body Text"/>
     <w:basedOn w:val="Normal"/>
     <w:link w:val="BodyTextChar"/>
     <w:qFormat/>
     <w:pPr>
-      <w:spacing w:after="180" w:before="180"/>
+      <w:spacing w:before="180" w:after="180"/>
     </w:pPr>
   </w:style>
-  <w:style w:customStyle="1" w:styleId="FirstParagraph" w:type="paragraph">
+  <w:style w:type="paragraph" w:customStyle="1" w:styleId="FirstParagraph">
     <w:name w:val="First Paragraph"/>
     <w:basedOn w:val="BodyText"/>
     <w:next w:val="BodyText"/>
     <w:qFormat/>
   </w:style>
-  <w:style w:customStyle="1" w:styleId="Compact" w:type="paragraph">
+  <w:style w:type="paragraph" w:customStyle="1" w:styleId="Compact">
     <w:name w:val="Compact"/>
     <w:basedOn w:val="BodyText"/>
     <w:qFormat/>
     <w:pPr>
-      <w:spacing w:after="36" w:before="36"/>
+      <w:spacing w:before="36" w:after="36"/>
     </w:pPr>
   </w:style>
-  <w:style w:customStyle="1" w:styleId="TitleChar" w:type="character">
+  <w:style w:type="character" w:customStyle="1" w:styleId="TitleChar">
     <w:name w:val="Title Char"/>
     <w:basedOn w:val="DefaultParagraphFont"/>
     <w:link w:val="Title"/>
     <w:uiPriority w:val="10"/>
     <w:rsid w:val="00A10FD9"/>
     <w:rPr>
-      <w:rFonts w:ascii="Calibri" w:cs="Calibri" w:eastAsia="Calibri" w:hAnsi="Calibri"/>
+      <w:rFonts w:ascii="Calibri" w:hAnsi="Calibri" w:eastAsia="Calibri" w:cs="Calibri"/>
       <w:sz w:val="56"/>
       <w:szCs w:val="56"/>
     </w:rPr>
   </w:style>
-  <w:style w:customStyle="1" w:styleId="SubtitleChar" w:type="character">
+  <w:style w:type="character" w:customStyle="1" w:styleId="SubtitleChar">
     <w:name w:val="Subtitle Char"/>
     <w:basedOn w:val="DefaultParagraphFont"/>
     <w:link w:val="Subtitle"/>
     <w:uiPriority w:val="11"/>
     <w:rsid w:val="00A10FD9"/>
     <w:rPr>
-      <w:rFonts w:ascii="Calibri" w:cs="Calibri" w:eastAsia="Calibri" w:hAnsi="Calibri"/>
-      <w:color w:themeColor="text1" w:themeTint="A6" w:val="595959"/>
+      <w:rFonts w:ascii="Calibri" w:hAnsi="Calibri" w:eastAsia="Calibri" w:cs="Calibri"/>
+      <w:color w:val="595959" w:themeColor="text1" w:themeTint="A6"/>
       <w:spacing w:val="15"/>
       <w:sz w:val="28"/>
       <w:szCs w:val="28"/>
     </w:rPr>
   </w:style>
-  <w:style w:customStyle="1" w:styleId="Author" w:type="paragraph">
+  <w:style w:type="paragraph" w:customStyle="1" w:styleId="Author">
     <w:name w:val="Author"/>
     <w:basedOn w:val="Title"/>
     <w:next w:val="BodyText"/>
@@ -5633,7 +5633,7 @@
       <w:szCs w:val="24"/>
     </w:rPr>
   </w:style>
-  <w:style w:customStyle="1" w:styleId="AbstractTitle" w:type="paragraph">
+  <w:style w:type="paragraph" w:customStyle="1" w:styleId="AbstractTitle">
     <w:name w:val="Abstract Title"/>
     <w:basedOn w:val="Normal"/>
     <w:next w:val="Abstract"/>
@@ -5641,7 +5641,7 @@
     <w:pPr>
       <w:keepNext/>
       <w:keepLines/>
-      <w:spacing w:after="0" w:before="300"/>
+      <w:spacing w:before="300" w:after="0"/>
       <w:jc w:val="center"/>
     </w:pPr>
     <w:rPr>
@@ -5650,7 +5650,7 @@
       <w:szCs w:val="20"/>
     </w:rPr>
   </w:style>
-  <w:style w:customStyle="1" w:styleId="Abstract" w:type="paragraph">
+  <w:style w:type="paragraph" w:customStyle="1" w:styleId="Abstract">
     <w:name w:val="Abstract"/>
     <w:basedOn w:val="Normal"/>
     <w:next w:val="BodyText"/>
@@ -5658,14 +5658,14 @@
     <w:pPr>
       <w:keepNext/>
       <w:keepLines/>
-      <w:spacing w:after="300" w:before="100"/>
+      <w:spacing w:before="100" w:after="300"/>
     </w:pPr>
     <w:rPr>
       <w:sz w:val="20"/>
       <w:szCs w:val="20"/>
     </w:rPr>
   </w:style>
-  <w:style w:styleId="Bibliography" w:type="paragraph">
+  <w:style w:type="paragraph" w:styleId="Bibliography">
     <w:name w:val="Bibliography"/>
     <w:basedOn w:val="Normal"/>
     <w:next w:val="Bibliography"/>
@@ -5673,7 +5673,7 @@
     <w:pPr/>
     <w:rPr/>
   </w:style>
-  <w:style w:styleId="Heading1" w:type="paragraph">
+  <w:style w:type="paragraph" w:styleId="Heading1">
     <w:name w:val="heading 1"/>
     <w:basedOn w:val="Normal"/>
     <w:next w:val="BodyText"/>
@@ -5685,17 +5685,17 @@
       <w:pageBreakBefore/>
       <w:keepNext/>
       <w:keepLines/>
-      <w:spacing w:after="80" w:before="360"/>
+      <w:spacing w:before="360" w:after="80"/>
       <w:outlineLvl w:val="0"/>
     </w:pPr>
     <w:rPr>
-      <w:rFonts w:ascii="Calibri" w:cs="Calibri" w:eastAsia="Calibri" w:hAnsi="Calibri"/>
+      <w:rFonts w:ascii="Calibri" w:hAnsi="Calibri" w:eastAsia="Calibri" w:cs="Calibri"/>
       <w:color w:val="1F4E79"/>
       <w:sz w:val="40"/>
       <w:szCs w:val="40"/>
     </w:rPr>
   </w:style>
-  <w:style w:styleId="Heading2" w:type="paragraph">
+  <w:style w:type="paragraph" w:styleId="Heading2">
     <w:name w:val="heading 2"/>
     <w:basedOn w:val="Normal"/>
     <w:next w:val="BodyText"/>
@@ -5708,17 +5708,17 @@
     <w:pPr>
       <w:keepNext/>
       <w:keepLines/>
-      <w:spacing w:after="80" w:before="160"/>
+      <w:spacing w:before="160" w:after="80"/>
       <w:outlineLvl w:val="1"/>
     </w:pPr>
     <w:rPr>
-      <w:rFonts w:ascii="Calibri" w:cs="Calibri" w:eastAsia="Calibri" w:hAnsi="Calibri"/>
+      <w:rFonts w:ascii="Calibri" w:hAnsi="Calibri" w:eastAsia="Calibri" w:cs="Calibri"/>
       <w:color w:val="1F4E79"/>
       <w:sz w:val="32"/>
       <w:szCs w:val="32"/>
     </w:rPr>
   </w:style>
-  <w:style w:styleId="Heading3" w:type="paragraph">
+  <w:style w:type="paragraph" w:styleId="Heading3">
     <w:name w:val="heading 3"/>
     <w:basedOn w:val="Normal"/>
     <w:next w:val="BodyText"/>
@@ -5731,17 +5731,17 @@
     <w:pPr>
       <w:keepNext/>
       <w:keepLines/>
-      <w:spacing w:after="80" w:before="160"/>
+      <w:spacing w:before="160" w:after="80"/>
       <w:outlineLvl w:val="2"/>
     </w:pPr>
     <w:rPr>
-      <w:rFonts w:ascii="Calibri" w:cs="Calibri" w:eastAsia="Calibri" w:hAnsi="Calibri"/>
+      <w:rFonts w:ascii="Calibri" w:hAnsi="Calibri" w:eastAsia="Calibri" w:cs="Calibri"/>
       <w:color w:val="1F4E79"/>
       <w:sz w:val="28"/>
       <w:szCs w:val="28"/>
     </w:rPr>
   </w:style>
-  <w:style w:styleId="Heading4" w:type="paragraph">
+  <w:style w:type="paragraph" w:styleId="Heading4">
     <w:name w:val="heading 4"/>
     <w:basedOn w:val="Normal"/>
     <w:next w:val="BodyText"/>
@@ -5754,17 +5754,17 @@
     <w:pPr>
       <w:keepNext/>
       <w:keepLines/>
-      <w:spacing w:after="40" w:before="80"/>
+      <w:spacing w:before="80" w:after="40"/>
       <w:outlineLvl w:val="3"/>
     </w:pPr>
     <w:rPr>
-      <w:rFonts w:ascii="Calibri" w:cs="Calibri" w:eastAsia="Calibri" w:hAnsi="Calibri"/>
+      <w:rFonts w:ascii="Calibri" w:hAnsi="Calibri" w:eastAsia="Calibri" w:cs="Calibri"/>
       <w:i/>
       <w:iCs/>
       <w:color w:val="1F4E79"/>
     </w:rPr>
   </w:style>
-  <w:style w:styleId="Heading5" w:type="paragraph">
+  <w:style w:type="paragraph" w:styleId="Heading5">
     <w:name w:val="heading 5"/>
     <w:basedOn w:val="Normal"/>
     <w:next w:val="BodyText"/>
@@ -5777,15 +5777,15 @@
     <w:pPr>
       <w:keepNext/>
       <w:keepLines/>
-      <w:spacing w:after="40" w:before="80"/>
+      <w:spacing w:before="80" w:after="40"/>
       <w:outlineLvl w:val="4"/>
     </w:pPr>
     <w:rPr>
-      <w:rFonts w:ascii="Calibri" w:cs="Calibri" w:eastAsia="Calibri" w:hAnsi="Calibri"/>
+      <w:rFonts w:ascii="Calibri" w:hAnsi="Calibri" w:eastAsia="Calibri" w:cs="Calibri"/>
       <w:color w:val="1F4E79"/>
     </w:rPr>
   </w:style>
-  <w:style w:styleId="Heading6" w:type="paragraph">
+  <w:style w:type="paragraph" w:styleId="Heading6">
     <w:name w:val="heading 6"/>
     <w:basedOn w:val="Normal"/>
     <w:next w:val="BodyText"/>
@@ -5798,17 +5798,17 @@
     <w:pPr>
       <w:keepNext/>
       <w:keepLines/>
-      <w:spacing w:after="0" w:before="40"/>
+      <w:spacing w:before="40" w:after="0"/>
       <w:outlineLvl w:val="5"/>
     </w:pPr>
     <w:rPr>
-      <w:rFonts w:ascii="Calibri" w:cs="Calibri" w:eastAsia="Calibri" w:hAnsi="Calibri"/>
+      <w:rFonts w:ascii="Calibri" w:hAnsi="Calibri" w:eastAsia="Calibri" w:cs="Calibri"/>
       <w:i/>
       <w:iCs/>
-      <w:color w:themeColor="text1" w:themeTint="A6" w:val="595959"/>
+      <w:color w:val="595959" w:themeColor="text1" w:themeTint="A6"/>
     </w:rPr>
   </w:style>
-  <w:style w:styleId="Heading7" w:type="paragraph">
+  <w:style w:type="paragraph" w:styleId="Heading7">
     <w:name w:val="heading 7"/>
     <w:basedOn w:val="Normal"/>
     <w:next w:val="BodyText"/>
@@ -5821,15 +5821,15 @@
     <w:pPr>
       <w:keepNext/>
       <w:keepLines/>
-      <w:spacing w:after="0" w:before="40"/>
+      <w:spacing w:before="40" w:after="0"/>
       <w:outlineLvl w:val="6"/>
     </w:pPr>
     <w:rPr>
-      <w:rFonts w:ascii="Calibri" w:cs="Calibri" w:eastAsia="Calibri" w:hAnsi="Calibri"/>
-      <w:color w:themeColor="text1" w:themeTint="A6" w:val="595959"/>
+      <w:rFonts w:ascii="Calibri" w:hAnsi="Calibri" w:eastAsia="Calibri" w:cs="Calibri"/>
+      <w:color w:val="595959" w:themeColor="text1" w:themeTint="A6"/>
     </w:rPr>
   </w:style>
-  <w:style w:styleId="Heading8" w:type="paragraph">
+  <w:style w:type="paragraph" w:styleId="Heading8">
     <w:name w:val="heading 8"/>
     <w:basedOn w:val="Normal"/>
     <w:next w:val="BodyText"/>
@@ -5846,13 +5846,13 @@
       <w:outlineLvl w:val="7"/>
     </w:pPr>
     <w:rPr>
-      <w:rFonts w:ascii="Calibri" w:cs="Calibri" w:eastAsia="Calibri" w:hAnsi="Calibri"/>
+      <w:rFonts w:ascii="Calibri" w:hAnsi="Calibri" w:eastAsia="Calibri" w:cs="Calibri"/>
       <w:i/>
       <w:iCs/>
-      <w:color w:themeColor="text1" w:themeTint="D8" w:val="272727"/>
+      <w:color w:val="272727" w:themeColor="text1" w:themeTint="D8"/>
     </w:rPr>
   </w:style>
-  <w:style w:styleId="Heading9" w:type="paragraph">
+  <w:style w:type="paragraph" w:styleId="Heading9">
     <w:name w:val="heading 9"/>
     <w:basedOn w:val="Normal"/>
     <w:next w:val="BodyText"/>
@@ -5869,24 +5869,24 @@
       <w:outlineLvl w:val="8"/>
     </w:pPr>
     <w:rPr>
-      <w:rFonts w:ascii="Calibri" w:cs="Calibri" w:eastAsia="Calibri" w:hAnsi="Calibri"/>
-      <w:color w:themeColor="text1" w:themeTint="D8" w:val="272727"/>
+      <w:rFonts w:ascii="Calibri" w:hAnsi="Calibri" w:eastAsia="Calibri" w:cs="Calibri"/>
+      <w:color w:val="272727" w:themeColor="text1" w:themeTint="D8"/>
     </w:rPr>
   </w:style>
-  <w:style w:customStyle="1" w:styleId="Heading1Char" w:type="character">
+  <w:style w:type="character" w:customStyle="1" w:styleId="Heading1Char">
     <w:name w:val="Heading 1 Char"/>
     <w:basedOn w:val="DefaultParagraphFont"/>
     <w:link w:val="Heading1"/>
     <w:uiPriority w:val="9"/>
     <w:rsid w:val="00A10FD9"/>
     <w:rPr>
-      <w:rFonts w:ascii="Calibri" w:cs="Calibri" w:eastAsia="Calibri" w:hAnsi="Calibri"/>
+      <w:rFonts w:ascii="Calibri" w:hAnsi="Calibri" w:eastAsia="Calibri" w:cs="Calibri"/>
       <w:color w:val="1F4E79"/>
       <w:sz w:val="40"/>
       <w:szCs w:val="40"/>
     </w:rPr>
   </w:style>
-  <w:style w:customStyle="1" w:styleId="Heading2Char" w:type="character">
+  <w:style w:type="character" w:customStyle="1" w:styleId="Heading2Char">
     <w:name w:val="Heading 2 Char"/>
     <w:basedOn w:val="DefaultParagraphFont"/>
     <w:link w:val="Heading2"/>
@@ -5894,13 +5894,13 @@
     <w:semiHidden/>
     <w:rsid w:val="00A10FD9"/>
     <w:rPr>
-      <w:rFonts w:ascii="Calibri" w:cs="Calibri" w:eastAsia="Calibri" w:hAnsi="Calibri"/>
+      <w:rFonts w:ascii="Calibri" w:hAnsi="Calibri" w:eastAsia="Calibri" w:cs="Calibri"/>
       <w:color w:val="1F4E79"/>
       <w:sz w:val="32"/>
       <w:szCs w:val="32"/>
     </w:rPr>
   </w:style>
-  <w:style w:customStyle="1" w:styleId="Heading3Char" w:type="character">
+  <w:style w:type="character" w:customStyle="1" w:styleId="Heading3Char">
     <w:name w:val="Heading 3 Char"/>
     <w:basedOn w:val="DefaultParagraphFont"/>
     <w:link w:val="Heading3"/>
@@ -5908,13 +5908,13 @@
     <w:semiHidden/>
     <w:rsid w:val="00A10FD9"/>
     <w:rPr>
-      <w:rFonts w:ascii="Calibri" w:cs="Calibri" w:eastAsia="Calibri" w:hAnsi="Calibri"/>
+      <w:rFonts w:ascii="Calibri" w:hAnsi="Calibri" w:eastAsia="Calibri" w:cs="Calibri"/>
       <w:color w:val="1F4E79"/>
       <w:sz w:val="28"/>
       <w:szCs w:val="28"/>
     </w:rPr>
   </w:style>
-  <w:style w:customStyle="1" w:styleId="Heading4Char" w:type="character">
+  <w:style w:type="character" w:customStyle="1" w:styleId="Heading4Char">
     <w:name w:val="Heading 4 Char"/>
     <w:basedOn w:val="DefaultParagraphFont"/>
     <w:link w:val="Heading4"/>
@@ -5922,13 +5922,13 @@
     <w:semiHidden/>
     <w:rsid w:val="00A10FD9"/>
     <w:rPr>
-      <w:rFonts w:ascii="Calibri" w:cs="Calibri" w:eastAsia="Calibri" w:hAnsi="Calibri"/>
+      <w:rFonts w:ascii="Calibri" w:hAnsi="Calibri" w:eastAsia="Calibri" w:cs="Calibri"/>
       <w:i/>
       <w:iCs/>
       <w:color w:val="1F4E79"/>
     </w:rPr>
   </w:style>
-  <w:style w:customStyle="1" w:styleId="Heading5Char" w:type="character">
+  <w:style w:type="character" w:customStyle="1" w:styleId="Heading5Char">
     <w:name w:val="Heading 5 Char"/>
     <w:basedOn w:val="DefaultParagraphFont"/>
     <w:link w:val="Heading5"/>
@@ -5936,11 +5936,11 @@
     <w:semiHidden/>
     <w:rsid w:val="00A10FD9"/>
     <w:rPr>
-      <w:rFonts w:ascii="Calibri" w:cs="Calibri" w:eastAsia="Calibri" w:hAnsi="Calibri"/>
+      <w:rFonts w:ascii="Calibri" w:hAnsi="Calibri" w:eastAsia="Calibri" w:cs="Calibri"/>
       <w:color w:val="1F4E79"/>
     </w:rPr>
   </w:style>
-  <w:style w:customStyle="1" w:styleId="Heading6Char" w:type="character">
+  <w:style w:type="character" w:customStyle="1" w:styleId="Heading6Char">
     <w:name w:val="Heading 6 Char"/>
     <w:basedOn w:val="DefaultParagraphFont"/>
     <w:link w:val="Heading6"/>
@@ -5948,13 +5948,13 @@
     <w:semiHidden/>
     <w:rsid w:val="00A10FD9"/>
     <w:rPr>
-      <w:rFonts w:ascii="Calibri" w:cs="Calibri" w:eastAsia="Calibri" w:hAnsi="Calibri"/>
+      <w:rFonts w:ascii="Calibri" w:hAnsi="Calibri" w:eastAsia="Calibri" w:cs="Calibri"/>
       <w:i/>
       <w:iCs/>
-      <w:color w:themeColor="text1" w:themeTint="A6" w:val="595959"/>
+      <w:color w:val="595959" w:themeColor="text1" w:themeTint="A6"/>
     </w:rPr>
   </w:style>
-  <w:style w:customStyle="1" w:styleId="Heading7Char" w:type="character">
+  <w:style w:type="character" w:customStyle="1" w:styleId="Heading7Char">
     <w:name w:val="Heading 7 Char"/>
     <w:basedOn w:val="DefaultParagraphFont"/>
     <w:link w:val="Heading7"/>
@@ -5962,11 +5962,11 @@
     <w:semiHidden/>
     <w:rsid w:val="00A10FD9"/>
     <w:rPr>
-      <w:rFonts w:ascii="Calibri" w:cs="Calibri" w:eastAsia="Calibri" w:hAnsi="Calibri"/>
-      <w:color w:themeColor="text1" w:themeTint="A6" w:val="595959"/>
+      <w:rFonts w:ascii="Calibri" w:hAnsi="Calibri" w:eastAsia="Calibri" w:cs="Calibri"/>
+      <w:color w:val="595959" w:themeColor="text1" w:themeTint="A6"/>
     </w:rPr>
   </w:style>
-  <w:style w:customStyle="1" w:styleId="Heading8Char" w:type="character">
+  <w:style w:type="character" w:customStyle="1" w:styleId="Heading8Char">
     <w:name w:val="Heading 8 Char"/>
     <w:basedOn w:val="DefaultParagraphFont"/>
     <w:link w:val="Heading8"/>
@@ -5974,13 +5974,13 @@
     <w:semiHidden/>
     <w:rsid w:val="00A10FD9"/>
     <w:rPr>
-      <w:rFonts w:ascii="Calibri" w:cs="Calibri" w:eastAsia="Calibri" w:hAnsi="Calibri"/>
+      <w:rFonts w:ascii="Calibri" w:hAnsi="Calibri" w:eastAsia="Calibri" w:cs="Calibri"/>
       <w:i/>
       <w:iCs/>
-      <w:color w:themeColor="text1" w:themeTint="D8" w:val="272727"/>
+      <w:color w:val="272727" w:themeColor="text1" w:themeTint="D8"/>
     </w:rPr>
   </w:style>
-  <w:style w:customStyle="1" w:styleId="Heading9Char" w:type="character">
+  <w:style w:type="character" w:customStyle="1" w:styleId="Heading9Char">
     <w:name w:val="Heading 9 Char"/>
     <w:basedOn w:val="DefaultParagraphFont"/>
     <w:link w:val="Heading9"/>
@@ -5988,11 +5988,11 @@
     <w:semiHidden/>
     <w:rsid w:val="00A10FD9"/>
     <w:rPr>
-      <w:rFonts w:ascii="Calibri" w:cs="Calibri" w:eastAsia="Calibri" w:hAnsi="Calibri"/>
-      <w:color w:themeColor="text1" w:themeTint="D8" w:val="272727"/>
+      <w:rFonts w:ascii="Calibri" w:hAnsi="Calibri" w:eastAsia="Calibri" w:cs="Calibri"/>
+      <w:color w:val="272727" w:themeColor="text1" w:themeTint="D8"/>
     </w:rPr>
   </w:style>
-  <w:style w:styleId="BlockText" w:type="paragraph">
+  <w:style w:type="paragraph" w:styleId="BlockText">
     <w:name w:val="Block Text"/>
     <w:basedOn w:val="BodyText"/>
     <w:next w:val="BodyText"/>
@@ -6000,11 +6000,11 @@
     <w:unhideWhenUsed/>
     <w:qFormat/>
     <w:pPr>
-      <w:spacing w:after="100" w:before="100"/>
+      <w:spacing w:before="100" w:after="100"/>
       <w:ind w:firstLine="0" w:left="480" w:right="480"/>
     </w:pPr>
   </w:style>
-  <w:style w:styleId="FootnoteText" w:type="paragraph">
+  <w:style w:type="paragraph" w:styleId="FootnoteText">
     <w:name w:val="Footnote Text"/>
     <w:basedOn w:val="Normal"/>
     <w:next w:val="FootnoteText"/>
@@ -6012,7 +6012,7 @@
     <w:unhideWhenUsed/>
     <w:qFormat/>
   </w:style>
-  <w:style w:styleId="FootnoteBlockText" w:type="paragraph">
+  <w:style w:type="paragraph" w:styleId="FootnoteBlockText">
     <w:name w:val="Footnote Block Text"/>
     <w:basedOn w:val="FootnoteText"/>
     <w:next w:val="FootnoteText"/>
@@ -6020,16 +6020,16 @@
     <w:unhideWhenUsed/>
     <w:qFormat/>
     <w:pPr>
-      <w:spacing w:after="100" w:before="100"/>
+      <w:spacing w:before="100" w:after="100"/>
       <w:ind w:firstLine="0" w:left="480" w:right="480"/>
     </w:pPr>
   </w:style>
-  <w:style w:default="1" w:styleId="DefaultParagraphFont" w:type="character">
+  <w:style w:type="character" w:default="1" w:styleId="DefaultParagraphFont">
     <w:name w:val="Default Paragraph Font"/>
     <w:semiHidden/>
     <w:unhideWhenUsed/>
   </w:style>
-  <w:style w:customStyle="1" w:styleId="DefinitionTerm" w:type="paragraph">
+  <w:style w:type="paragraph" w:customStyle="1" w:styleId="DefinitionTerm">
     <w:name w:val="Definition Term"/>
     <w:basedOn w:val="Normal"/>
     <w:next w:val="Definition"/>
@@ -6042,67 +6042,67 @@
       <w:b/>
     </w:rPr>
   </w:style>
-  <w:style w:customStyle="1" w:styleId="Definition" w:type="paragraph">
+  <w:style w:type="paragraph" w:customStyle="1" w:styleId="Definition">
     <w:name w:val="Definition"/>
     <w:basedOn w:val="Normal"/>
   </w:style>
-  <w:style w:styleId="Caption" w:type="paragraph">
+  <w:style w:type="paragraph" w:styleId="Caption">
     <w:name w:val="Caption"/>
     <w:basedOn w:val="Normal"/>
     <w:link w:val="BodyTextChar"/>
     <w:pPr>
-      <w:spacing w:after="120" w:before="0"/>
+      <w:spacing w:before="0" w:after="120"/>
     </w:pPr>
     <w:rPr>
       <w:i/>
     </w:rPr>
   </w:style>
-  <w:style w:customStyle="1" w:styleId="TableCaption" w:type="paragraph">
+  <w:style w:type="paragraph" w:customStyle="1" w:styleId="TableCaption">
     <w:name w:val="Table Caption"/>
     <w:basedOn w:val="Caption"/>
     <w:pPr>
       <w:keepNext/>
     </w:pPr>
   </w:style>
-  <w:style w:customStyle="1" w:styleId="ImageCaption" w:type="paragraph">
+  <w:style w:type="paragraph" w:customStyle="1" w:styleId="ImageCaption">
     <w:name w:val="Image Caption"/>
     <w:basedOn w:val="Caption"/>
   </w:style>
-  <w:style w:customStyle="1" w:styleId="Figure" w:type="paragraph">
+  <w:style w:type="paragraph" w:customStyle="1" w:styleId="Figure">
     <w:name w:val="Figure"/>
     <w:basedOn w:val="Normal"/>
   </w:style>
-  <w:style w:customStyle="1" w:styleId="CaptionedFigure" w:type="paragraph">
+  <w:style w:type="paragraph" w:customStyle="1" w:styleId="CaptionedFigure">
     <w:name w:val="Captioned Figure"/>
     <w:basedOn w:val="Figure"/>
     <w:pPr>
       <w:keepNext/>
     </w:pPr>
   </w:style>
-  <w:style w:customStyle="1" w:styleId="BodyTextChar" w:type="character">
+  <w:style w:type="character" w:customStyle="1" w:styleId="BodyTextChar">
     <w:name w:val="Body Text Char"/>
     <w:basedOn w:val="DefaultParagraphFont"/>
     <w:link w:val="BodyText"/>
   </w:style>
-  <w:style w:customStyle="1" w:styleId="SectionNumber" w:type="character">
+  <w:style w:type="character" w:customStyle="1" w:styleId="SectionNumber">
     <w:name w:val="Section Number"/>
     <w:basedOn w:val="BodyTextChar"/>
   </w:style>
-  <w:style w:styleId="FootnoteReference" w:type="character">
+  <w:style w:type="character" w:styleId="FootnoteReference">
     <w:name w:val="Footnote Reference"/>
     <w:basedOn w:val="BodyTextChar"/>
     <w:rPr>
       <w:vertAlign w:val="superscript"/>
     </w:rPr>
   </w:style>
-  <w:style w:styleId="Hyperlink" w:type="character">
+  <w:style w:type="character" w:styleId="Hyperlink">
     <w:name w:val="Hyperlink"/>
     <w:basedOn w:val="BodyTextChar"/>
     <w:rPr>
-      <w:color w:themeColor="accent1" w:val="4F81BD"/>
+      <w:color w:val="4F81BD" w:themeColor="accent1"/>
     </w:rPr>
   </w:style>
-  <w:style w:styleId="TOCHeading" w:type="paragraph">
+  <w:style w:type="paragraph" w:styleId="TOCHeading">
     <w:name w:val="TOC Heading"/>
     <w:basedOn w:val="Heading1"/>
     <w:next w:val="BodyText"/>
@@ -6114,25 +6114,97 @@
       <w:outlineLvl w:val="9"/>
     </w:pPr>
     <w:rPr>
-      <w:rFonts w:ascii="Calibri" w:cs="Calibri" w:eastAsia="Calibri" w:hAnsi="Calibri"/>
+      <w:rFonts w:ascii="Calibri" w:hAnsi="Calibri" w:eastAsia="Calibri" w:cs="Calibri"/>
       <w:b w:val="0"/>
       <w:bCs w:val="0"/>
-      <w:color w:themeColor="accent1" w:themeShade="BF" w:val="365F91"/>
+      <w:color w:val="365F91" w:themeColor="accent1" w:themeShade="BF"/>
     </w:rPr>
   </w:style>
-  <w:style w:customStyle="1" w:styleId="KeepWithNext" w:type="paragraph">
+  <w:style w:type="character" w:customStyle="1" w:styleId="VerbatimChar">
+    <w:name w:val="Verbatim Char"/>
+    <w:basedOn w:val="BodyTextChar"/>
+    <w:rPr>
+      <w:rFonts w:ascii="Consolas" w:hAnsi="Consolas" w:cs="Consolas"/>
+      <w:color w:val="1A4D80"/>
+      <w:sz w:val="19"/>
+      <w:szCs w:val="19"/>
+    </w:rPr>
+  </w:style>
+  <w:style w:type="paragraph" w:styleId="Title">
+    <w:name w:val="Title"/>
+    <w:basedOn w:val="Normal"/>
+    <w:next w:val="BodyText"/>
+    <w:qFormat/>
+    <w:pPr>
+      <w:spacing w:before="0" w:after="60"/>
+    </w:pPr>
+    <w:rPr>
+      <w:b/>
+      <w:color w:val="1F4E79"/>
+      <w:sz w:val="48"/>
+      <w:szCs w:val="48"/>
+    </w:rPr>
+  </w:style>
+  <w:style w:type="paragraph" w:customStyle="1" w:styleId="SourceCode">
+    <w:name w:val="Source Code"/>
+    <w:basedOn w:val="Normal"/>
+    <w:link w:val="VerbatimChar"/>
+    <w:pPr>
+      <w:keepLines/>
+      <w:pBdr>
+        <w:top w:val="single" w:sz="4" w:space="4" w:color="C9D8E8"/>
+        <w:left w:val="single" w:sz="4" w:space="4" w:color="C9D8E8"/>
+        <w:bottom w:val="single" w:sz="4" w:space="4" w:color="C9D8E8"/>
+        <w:right w:val="single" w:sz="4" w:space="4" w:color="C9D8E8"/>
+      </w:pBdr>
+      <w:shd w:val="clear" w:color="auto" w:fill="F8FAFC"/>
+      <w:spacing w:before="0" w:after="0" w:line="240" w:lineRule="auto"/>
+      <w:ind w:left="100" w:right="100"/>
+    </w:pPr>
+  </w:style>
+  <w:style w:type="paragraph" w:customStyle="1" w:styleId="ScreenshotCaption">
+    <w:name w:val="Screenshot Caption"/>
+    <w:basedOn w:val="Normal"/>
+    <w:next w:val="BodyText"/>
+    <w:pPr>
+      <w:jc w:val="center"/>
+      <w:spacing w:before="0" w:after="240"/>
+    </w:pPr>
+    <w:rPr>
+      <w:i/>
+      <w:color w:val="5B6B7A"/>
+      <w:sz w:val="19"/>
+      <w:szCs w:val="19"/>
+    </w:rPr>
+  </w:style>
+  <w:style w:type="paragraph" w:customStyle="1" w:styleId="KeepWithNext">
     <w:name w:val="Keep With Next"/>
     <w:basedOn w:val="BodyText"/>
     <w:pPr>
       <w:keepNext/>
     </w:pPr>
   </w:style>
-  <w:style w:customStyle="1" w:styleId="BookSubtitle" w:type="paragraph">
+  <w:style w:type="paragraph" w:styleId="Subtitle">
+    <w:name w:val="Subtitle"/>
+    <w:basedOn w:val="Normal"/>
+    <w:next w:val="BodyText"/>
+    <w:qFormat/>
+    <w:pPr>
+      <w:spacing w:before="0" w:after="60"/>
+    </w:pPr>
+    <w:rPr>
+      <w:i/>
+      <w:color w:val="2D3B47"/>
+      <w:sz w:val="28"/>
+      <w:szCs w:val="28"/>
+    </w:rPr>
+  </w:style>
+  <w:style w:type="paragraph" w:customStyle="1" w:styleId="BookSubtitle">
     <w:name w:val="Book Subtitle"/>
     <w:basedOn w:val="Normal"/>
     <w:pPr>
       <w:jc w:val="center"/>
-      <w:spacing w:after="480" w:before="0"/>
+      <w:spacing w:before="0" w:after="480"/>
     </w:pPr>
     <w:rPr>
       <w:i/>
@@ -6141,164 +6213,16 @@
       <w:szCs w:val="30"/>
     </w:rPr>
   </w:style>
-  <w:style w:customStyle="1" w:styleId="BookTitle" w:type="paragraph">
-    <w:name w:val="Book Title"/>
-    <w:basedOn w:val="Normal"/>
-    <w:pPr>
-      <w:jc w:val="center"/>
-      <w:spacing w:after="120" w:before="240"/>
-    </w:pPr>
-    <w:rPr>
-      <w:b/>
-      <w:color w:val="1F4E79"/>
-      <w:sz w:val="64"/>
-      <w:szCs w:val="64"/>
-    </w:rPr>
-  </w:style>
-  <w:style w:customStyle="1" w:styleId="HeadingCode" w:type="character">
-    <w:name w:val="Heading Code"/>
-    <w:basedOn w:val="DefaultParagraphFont"/>
-    <w:rPr>
-      <w:rFonts w:ascii="Consolas" w:cs="Consolas" w:hAnsi="Consolas"/>
-    </w:rPr>
-  </w:style>
-  <w:style w:styleId="Title" w:type="paragraph">
-    <w:name w:val="Title"/>
-    <w:basedOn w:val="Normal"/>
-    <w:next w:val="BodyText"/>
-    <w:qFormat/>
-    <w:pPr>
-      <w:spacing w:after="60" w:before="0"/>
-    </w:pPr>
-    <w:rPr>
-      <w:b/>
-      <w:color w:val="1F4E79"/>
-      <w:sz w:val="48"/>
-      <w:szCs w:val="48"/>
-    </w:rPr>
-  </w:style>
-  <w:style w:customStyle="1" w:styleId="BookCover" w:type="paragraph">
-    <w:name w:val="Book Cover"/>
-    <w:basedOn w:val="Normal"/>
-    <w:pPr>
-      <w:jc w:val="center"/>
-      <w:spacing w:after="360" w:before="720"/>
-    </w:pPr>
-  </w:style>
-  <w:style w:styleId="Subtitle" w:type="paragraph">
-    <w:name w:val="Subtitle"/>
-    <w:basedOn w:val="Normal"/>
-    <w:next w:val="BodyText"/>
-    <w:qFormat/>
-    <w:pPr>
-      <w:spacing w:after="60" w:before="0"/>
-    </w:pPr>
-    <w:rPr>
-      <w:i/>
-      <w:color w:val="2D3B47"/>
-      <w:sz w:val="28"/>
-      <w:szCs w:val="28"/>
-    </w:rPr>
-  </w:style>
-  <w:style w:default="1" w:styleId="Table" w:type="table">
-    <w:name w:val="Table"/>
-    <w:basedOn w:val="TableNormal"/>
-    <w:qFormat/>
-    <w:pPr>
-      <w:spacing w:after="40" w:before="40"/>
-    </w:pPr>
-    <w:tblPr>
-      <w:tblInd w:type="dxa" w:w="0"/>
-      <w:tblBorders>
-        <w:top w:color="C9D8E8" w:space="0" w:sz="4" w:val="single"/>
-        <w:left w:color="C9D8E8" w:space="0" w:sz="4" w:val="single"/>
-        <w:bottom w:color="C9D8E8" w:space="0" w:sz="4" w:val="single"/>
-        <w:right w:color="C9D8E8" w:space="0" w:sz="4" w:val="single"/>
-        <w:insideH w:color="C9D8E8" w:space="0" w:sz="4" w:val="single"/>
-        <w:insideV w:color="C9D8E8" w:space="0" w:sz="4" w:val="single"/>
-      </w:tblBorders>
-      <w:tblCellMar>
-        <w:top w:type="dxa" w:w="60"/>
-        <w:left w:type="dxa" w:w="108"/>
-        <w:bottom w:type="dxa" w:w="60"/>
-        <w:right w:type="dxa" w:w="108"/>
-      </w:tblCellMar>
-    </w:tblPr>
-    <w:tblStylePr w:type="firstRow">
-      <w:rPr>
-        <w:b/>
-        <w:color w:val="3D556F"/>
-      </w:rPr>
-      <w:tcPr>
-        <w:shd w:color="auto" w:fill="E5EDF5" w:val="clear"/>
-      </w:tcPr>
-    </w:tblStylePr>
-  </w:style>
-  <w:style w:customStyle="1" w:styleId="ScreenshotCaption" w:type="paragraph">
-    <w:name w:val="Screenshot Caption"/>
-    <w:basedOn w:val="Normal"/>
-    <w:next w:val="BodyText"/>
-    <w:pPr>
-      <w:jc w:val="center"/>
-      <w:spacing w:after="240" w:before="0"/>
-    </w:pPr>
-    <w:rPr>
-      <w:i/>
-      <w:color w:val="5B6B7A"/>
-      <w:sz w:val="19"/>
-      <w:szCs w:val="19"/>
-    </w:rPr>
-  </w:style>
-  <w:style w:customStyle="1" w:styleId="BookByline" w:type="paragraph">
-    <w:name w:val="Book Byline"/>
-    <w:basedOn w:val="Normal"/>
-    <w:pPr>
-      <w:jc w:val="center"/>
-      <w:spacing w:after="60" w:before="0"/>
-    </w:pPr>
-    <w:rPr>
-      <w:color w:val="5B6B7A"/>
-      <w:sz w:val="24"/>
-      <w:szCs w:val="24"/>
-    </w:rPr>
-  </w:style>
-  <w:style w:customStyle="1" w:styleId="Screenshot" w:type="paragraph">
-    <w:name w:val="Screenshot"/>
-    <w:basedOn w:val="Normal"/>
-    <w:next w:val="ScreenshotCaption"/>
-    <w:pPr>
-      <w:keepNext/>
-      <w:jc w:val="center"/>
-      <w:spacing w:after="40" w:before="160"/>
-    </w:pPr>
-  </w:style>
-  <w:style w:customStyle="1" w:styleId="SourceCode" w:type="paragraph">
-    <w:name w:val="Source Code"/>
-    <w:basedOn w:val="Normal"/>
-    <w:link w:val="VerbatimChar"/>
-    <w:pPr>
-      <w:keepLines/>
-      <w:pBdr>
-        <w:top w:color="C9D8E8" w:space="4" w:sz="4" w:val="single"/>
-        <w:left w:color="C9D8E8" w:space="4" w:sz="4" w:val="single"/>
-        <w:bottom w:color="C9D8E8" w:space="4" w:sz="4" w:val="single"/>
-        <w:right w:color="C9D8E8" w:space="4" w:sz="4" w:val="single"/>
-      </w:pBdr>
-      <w:shd w:color="auto" w:fill="F8FAFC" w:val="clear"/>
-      <w:spacing w:after="0" w:before="0" w:line="240" w:lineRule="auto"/>
-      <w:ind w:left="100" w:right="100"/>
-    </w:pPr>
-  </w:style>
-  <w:style w:customStyle="1" w:styleId="Date" w:type="paragraph">
+  <w:style w:type="paragraph" w:customStyle="1" w:styleId="Date">
     <w:name w:val="Date"/>
     <w:basedOn w:val="Normal"/>
     <w:next w:val="BodyText"/>
     <w:qFormat/>
     <w:pPr>
       <w:pBdr>
-        <w:bottom w:color="1F4E79" w:space="6" w:sz="8" w:val="single"/>
+        <w:bottom w:val="single" w:sz="8" w:space="6" w:color="1F4E79"/>
       </w:pBdr>
-      <w:spacing w:after="240" w:before="0"/>
+      <w:spacing w:before="0" w:after="240"/>
     </w:pPr>
     <w:rPr>
       <w:b/>
@@ -6309,14 +6233,90 @@
       <w:szCs w:val="18"/>
     </w:rPr>
   </w:style>
-  <w:style w:customStyle="1" w:styleId="VerbatimChar" w:type="character">
-    <w:name w:val="Verbatim Char"/>
-    <w:basedOn w:val="BodyTextChar"/>
+  <w:style w:type="paragraph" w:customStyle="1" w:styleId="BookTitle">
+    <w:name w:val="Book Title"/>
+    <w:basedOn w:val="Normal"/>
+    <w:pPr>
+      <w:jc w:val="center"/>
+      <w:spacing w:before="240" w:after="120"/>
+    </w:pPr>
     <w:rPr>
-      <w:rFonts w:ascii="Consolas" w:cs="Consolas" w:hAnsi="Consolas"/>
-      <w:color w:val="1A4D80"/>
-      <w:sz w:val="19"/>
-      <w:szCs w:val="19"/>
+      <w:b/>
+      <w:color w:val="1F4E79"/>
+      <w:sz w:val="64"/>
+      <w:szCs w:val="64"/>
+    </w:rPr>
+  </w:style>
+  <w:style w:type="paragraph" w:customStyle="1" w:styleId="BookByline">
+    <w:name w:val="Book Byline"/>
+    <w:basedOn w:val="Normal"/>
+    <w:pPr>
+      <w:jc w:val="center"/>
+      <w:spacing w:before="0" w:after="60"/>
+    </w:pPr>
+    <w:rPr>
+      <w:color w:val="5B6B7A"/>
+      <w:sz w:val="24"/>
+      <w:szCs w:val="24"/>
+    </w:rPr>
+  </w:style>
+  <w:style w:type="table" w:default="1" w:styleId="Table">
+    <w:name w:val="Table"/>
+    <w:basedOn w:val="TableNormal"/>
+    <w:qFormat/>
+    <w:pPr>
+      <w:spacing w:before="40" w:after="40"/>
+    </w:pPr>
+    <w:tblPr>
+      <w:tblInd w:w="0" w:type="dxa"/>
+      <w:tblBorders>
+        <w:top w:val="single" w:sz="4" w:space="0" w:color="C9D8E8"/>
+        <w:left w:val="single" w:sz="4" w:space="0" w:color="C9D8E8"/>
+        <w:bottom w:val="single" w:sz="4" w:space="0" w:color="C9D8E8"/>
+        <w:right w:val="single" w:sz="4" w:space="0" w:color="C9D8E8"/>
+        <w:insideH w:val="single" w:sz="4" w:space="0" w:color="C9D8E8"/>
+        <w:insideV w:val="single" w:sz="4" w:space="0" w:color="C9D8E8"/>
+      </w:tblBorders>
+      <w:tblCellMar>
+        <w:top w:w="60" w:type="dxa"/>
+        <w:left w:w="108" w:type="dxa"/>
+        <w:bottom w:w="60" w:type="dxa"/>
+        <w:right w:w="108" w:type="dxa"/>
+      </w:tblCellMar>
+    </w:tblPr>
+    <w:tblStylePr w:type="firstRow">
+      <w:rPr>
+        <w:b/>
+        <w:color w:val="3D556F"/>
+      </w:rPr>
+      <w:tcPr>
+        <w:shd w:val="clear" w:color="auto" w:fill="E5EDF5"/>
+      </w:tcPr>
+    </w:tblStylePr>
+  </w:style>
+  <w:style w:type="paragraph" w:customStyle="1" w:styleId="BookCover">
+    <w:name w:val="Book Cover"/>
+    <w:basedOn w:val="Normal"/>
+    <w:pPr>
+      <w:jc w:val="center"/>
+      <w:spacing w:before="720" w:after="360"/>
+    </w:pPr>
+  </w:style>
+  <w:style w:type="paragraph" w:customStyle="1" w:styleId="Screenshot">
+    <w:name w:val="Screenshot"/>
+    <w:basedOn w:val="Normal"/>
+    <w:next w:val="ScreenshotCaption"/>
+    <w:pPr>
+      <w:keepNext/>
+      <w:jc w:val="center"/>
+      <w:spacing w:before="160" w:after="40"/>
+    </w:pPr>
+  </w:style>
+  <w:style w:type="character" w:customStyle="1" w:styleId="HeadingCode">
+    <w:name w:val="Heading Code"/>
+    <w:basedOn w:val="DefaultParagraphFont"/>
+    <w:rPr>
+      <w:rFonts w:ascii="Consolas" w:hAnsi="Consolas" w:cs="Consolas"/>
     </w:rPr>
   </w:style>
   <w:style w:type="character" w:customStyle="1" w:styleId="KeywordTok">
